--- a/apd/docx/001.content.docx
+++ b/apd/docx/001.content.docx
@@ -178,13 +178,6 @@
         <w:rPr>
           <w:lang w:val="ar_AE" w:bidi="ar_AE"/>
         </w:rPr>
-      </w:r>
-      <w:r>
-        <w:rPr>
-          <w:i/>
-          <w:lang w:val="ar_AE" w:bidi="ar_AE"/>
-        </w:rPr>
-        <w:t>الإنجيل، البشارة</w:t>
       </w:r>
       <w:r>
         <w:rPr>

--- a/apd/docx/001.content.docx
+++ b/apd/docx/001.content.docx
@@ -163,21 +163,6 @@
           <w:lang w:val="ar_AE" w:bidi="ar_AE"/>
         </w:rPr>
         <w:t>ا</w:t>
-      </w:r>
-      <w:r>
-        <w:rPr>
-          <w:lang w:val="ar_AE" w:bidi="ar_AE"/>
-        </w:rPr>
-      </w:r>
-    </w:p>
-    <w:p>
-      <w:pPr>
-        <w:bidi/>
-      </w:pPr>
-      <w:r>
-        <w:rPr>
-          <w:lang w:val="ar_AE" w:bidi="ar_AE"/>
-        </w:rPr>
       </w:r>
       <w:r>
         <w:rPr>

--- a/apd/docx/001.content.docx
+++ b/apd/docx/001.content.docx
@@ -22,7 +22,7 @@
         <w:rPr>
           <w:lang w:val="ar_AE" w:bidi="ar_AE"/>
         </w:rPr>
-        <w:t>Resource: قاموس الكتاب المقدس (Tyndale)</w:t>
+        <w:t>Resource: Tyndale Open Bible Dictionary</w:t>
       </w:r>
       <w:r>
         <w:rPr>
@@ -122,7 +122,7 @@
         <w:rPr>
           <w:lang w:val="ar_AE" w:bidi="ar_AE"/>
         </w:rPr>
-        <w:t>قاموس الكتاب المقدس (Tyndale)</w:t>
+        <w:t>Tyndale Open Bible Dictionary</w:t>
       </w:r>
     </w:p>
     <w:p>

--- a/apd/docx/001.content.docx
+++ b/apd/docx/001.content.docx
@@ -22,7 +22,7 @@
         <w:rPr>
           <w:lang w:val="ar_AE" w:bidi="ar_AE"/>
         </w:rPr>
-        <w:t>Resource: Tyndale Open Bible Dictionary</w:t>
+        <w:t>Resource: Aquifer Open Bible Dictionary</w:t>
       </w:r>
       <w:r>
         <w:rPr>
@@ -122,7 +122,7 @@
         <w:rPr>
           <w:lang w:val="ar_AE" w:bidi="ar_AE"/>
         </w:rPr>
-        <w:t>Tyndale Open Bible Dictionary</w:t>
+        <w:t>Aquifer Open Bible Dictionary</w:t>
       </w:r>
     </w:p>
     <w:p>

--- a/apd/docx/001.content.docx
+++ b/apd/docx/001.content.docx
@@ -9,6 +9,8 @@
       </w:pPr>
       <w:r>
         <w:rPr>
+          <w:rtl/>
+          <w:cs/>
           <w:lang w:val="ar_AE" w:bidi="ar_AE"/>
         </w:rPr>
       </w:r>
@@ -20,12 +22,16 @@
       </w:pPr>
       <w:r>
         <w:rPr>
+          <w:rtl/>
+          <w:cs/>
           <w:lang w:val="ar_AE" w:bidi="ar_AE"/>
         </w:rPr>
         <w:t>Resource: Aquifer Open Bible Dictionary</w:t>
       </w:r>
       <w:r>
         <w:rPr>
+          <w:rtl/>
+          <w:cs/>
           <w:lang w:val="ar_AE" w:bidi="ar_AE"/>
         </w:rPr>
       </w:r>
@@ -36,12 +42,16 @@
       </w:pPr>
       <w:r>
         <w:rPr>
+          <w:rtl/>
+          <w:cs/>
           <w:lang w:val="ar_AE" w:bidi="ar_AE"/>
         </w:rPr>
       </w:r>
       <w:r>
         <w:rPr>
           <w:b/>
+          <w:rtl/>
+          <w:cs/>
           <w:lang w:val="ar_AE" w:bidi="ar_AE"/>
         </w:rPr>
         <w:t>Aquifer Open Bible Dictionary</w:t>
@@ -53,35 +63,47 @@
       </w:pPr>
       <w:r>
         <w:rPr>
-          <w:lang w:val="ar_AE" w:bidi="ar_AE"/>
-        </w:rPr>
-      </w:r>
-      <w:r>
-        <w:rPr>
+          <w:rtl/>
+          <w:cs/>
+          <w:lang w:val="ar_AE" w:bidi="ar_AE"/>
+        </w:rPr>
+      </w:r>
+      <w:r>
+        <w:rPr>
+          <w:rtl/>
+          <w:cs/>
           <w:lang w:val="ar_AE" w:bidi="ar_AE"/>
         </w:rPr>
         <w:t xml:space="preserve">This work is an adaptation of </w:t>
       </w:r>
       <w:r>
         <w:rPr>
+          <w:rtl/>
+          <w:cs/>
           <w:lang w:val="ar_AE" w:bidi="ar_AE"/>
         </w:rPr>
         <w:t>Tyndale Open Bible Dictionary</w:t>
       </w:r>
       <w:r>
         <w:rPr>
+          <w:rtl/>
+          <w:cs/>
           <w:lang w:val="ar_AE" w:bidi="ar_AE"/>
         </w:rPr>
         <w:t xml:space="preserve"> © 2023 Tyndale House Publishers, licensed under the CC BY-SA 4.0 license. The adaptation, </w:t>
       </w:r>
       <w:r>
         <w:rPr>
+          <w:rtl/>
+          <w:cs/>
           <w:lang w:val="ar_AE" w:bidi="ar_AE"/>
         </w:rPr>
         <w:t>Aquifer Open Bible Dictionary</w:t>
       </w:r>
       <w:r>
         <w:rPr>
+          <w:rtl/>
+          <w:cs/>
           <w:lang w:val="ar_AE" w:bidi="ar_AE"/>
         </w:rPr>
         <w:t>, was created by Mission Mutual and is also licensed under CC BY-SA 4.0.</w:t>
@@ -93,22 +115,30 @@
       </w:pPr>
       <w:r>
         <w:rPr>
-          <w:lang w:val="ar_AE" w:bidi="ar_AE"/>
-        </w:rPr>
-      </w:r>
-      <w:r>
-        <w:rPr>
+          <w:rtl/>
+          <w:cs/>
+          <w:lang w:val="ar_AE" w:bidi="ar_AE"/>
+        </w:rPr>
+      </w:r>
+      <w:r>
+        <w:rPr>
+          <w:rtl/>
+          <w:cs/>
           <w:lang w:val="ar_AE" w:bidi="ar_AE"/>
         </w:rPr>
         <w:t>This resource has been adapted into multiple languages, including English, Tok Pisin, Arabic (عربي), French (Français), Hindi (हिंदी), Indonesian (Bahasa Indonesia), Portuguese (Português), Russian (Русский), Spanish (Español), Swahili (Kiswahili), and Simplified Chinese (简体中文).</w:t>
       </w:r>
       <w:r>
         <w:rPr>
-          <w:lang w:val="ar_AE" w:bidi="ar_AE"/>
-        </w:rPr>
-      </w:r>
-      <w:r>
-        <w:rPr>
+          <w:rtl/>
+          <w:cs/>
+          <w:lang w:val="ar_AE" w:bidi="ar_AE"/>
+        </w:rPr>
+      </w:r>
+      <w:r>
+        <w:rPr>
+          <w:rtl/>
+          <w:cs/>
           <w:lang w:val="ar_AE" w:bidi="ar_AE"/>
         </w:rPr>
       </w:r>
@@ -120,6 +150,8 @@
       </w:pPr>
       <w:r>
         <w:rPr>
+          <w:rtl/>
+          <w:cs/>
           <w:lang w:val="ar_AE" w:bidi="ar_AE"/>
         </w:rPr>
         <w:t>Aquifer Open Bible Dictionary</w:t>
@@ -149,6 +181,8 @@
       </w:pPr>
       <w:r>
         <w:rPr>
+          <w:rtl/>
+          <w:cs/>
           <w:lang w:val="ar_AE" w:bidi="ar_AE"/>
         </w:rPr>
       </w:r>
@@ -160,12 +194,16 @@
       </w:pPr>
       <w:r>
         <w:rPr>
+          <w:rtl/>
+          <w:cs/>
           <w:lang w:val="ar_AE" w:bidi="ar_AE"/>
         </w:rPr>
         <w:t>ا</w:t>
       </w:r>
       <w:r>
         <w:rPr>
+          <w:rtl/>
+          <w:cs/>
           <w:lang w:val="ar_AE" w:bidi="ar_AE"/>
         </w:rPr>
       </w:r>
@@ -176,22 +214,30 @@
       </w:pPr>
       <w:r>
         <w:rPr>
-          <w:lang w:val="ar_AE" w:bidi="ar_AE"/>
-        </w:rPr>
-      </w:r>
-      <w:r>
-        <w:rPr>
+          <w:rtl/>
+          <w:cs/>
+          <w:lang w:val="ar_AE" w:bidi="ar_AE"/>
+        </w:rPr>
+      </w:r>
+      <w:r>
+        <w:rPr>
+          <w:rtl/>
+          <w:cs/>
           <w:lang w:val="ar_AE" w:bidi="ar_AE"/>
         </w:rPr>
         <w:t xml:space="preserve"> </w:t>
       </w:r>
       <w:r>
         <w:rPr>
-          <w:lang w:val="ar_AE" w:bidi="ar_AE"/>
-        </w:rPr>
-      </w:r>
-      <w:r>
-        <w:rPr>
+          <w:rtl/>
+          <w:cs/>
+          <w:lang w:val="ar_AE" w:bidi="ar_AE"/>
+        </w:rPr>
+      </w:r>
+      <w:r>
+        <w:rPr>
+          <w:rtl/>
+          <w:cs/>
           <w:lang w:val="ar_AE" w:bidi="ar_AE"/>
         </w:rPr>
       </w:r>
@@ -217,6 +263,8 @@
       </w:pPr>
       <w:r>
         <w:rPr>
+          <w:rtl/>
+          <w:cs/>
           <w:lang w:val="ar_AE" w:bidi="ar_AE"/>
         </w:rPr>
       </w:r>
@@ -228,12 +276,16 @@
       </w:pPr>
       <w:r>
         <w:rPr>
+          <w:rtl/>
+          <w:cs/>
           <w:lang w:val="ar_AE" w:bidi="ar_AE"/>
         </w:rPr>
         <w:t>الإنجيل، البشارة</w:t>
       </w:r>
       <w:r>
         <w:rPr>
+          <w:rtl/>
+          <w:cs/>
           <w:lang w:val="ar_AE" w:bidi="ar_AE"/>
         </w:rPr>
       </w:r>
@@ -244,11 +296,15 @@
       </w:pPr>
       <w:r>
         <w:rPr>
-          <w:lang w:val="ar_AE" w:bidi="ar_AE"/>
-        </w:rPr>
-      </w:r>
-      <w:r>
-        <w:rPr>
+          <w:rtl/>
+          <w:cs/>
+          <w:lang w:val="ar_AE" w:bidi="ar_AE"/>
+        </w:rPr>
+      </w:r>
+      <w:r>
+        <w:rPr>
+          <w:rtl/>
+          <w:cs/>
           <w:lang w:val="ar_AE" w:bidi="ar_AE"/>
         </w:rPr>
         <w:t>كلمة بتُستخدم لوصف "البشارة السارة"، أو "الخبر المفرِح"، واللي معناها إنو ربنا بيقدِّم الخلاص للناس عن طريق يسوع المسيح.</w:t>
@@ -261,6 +317,8 @@
       </w:pPr>
       <w:r>
         <w:rPr>
+          <w:rtl/>
+          <w:cs/>
           <w:lang w:val="ar_AE" w:bidi="ar_AE"/>
         </w:rPr>
         <w:t>مقدمة عامة</w:t>
@@ -275,11 +333,15 @@
       </w:pPr>
       <w:r>
         <w:rPr>
-          <w:lang w:val="ar_AE" w:bidi="ar_AE"/>
-        </w:rPr>
-      </w:r>
-      <w:r>
-        <w:rPr>
+          <w:rtl/>
+          <w:cs/>
+          <w:lang w:val="ar_AE" w:bidi="ar_AE"/>
+        </w:rPr>
+      </w:r>
+      <w:r>
+        <w:rPr>
+          <w:rtl/>
+          <w:cs/>
           <w:lang w:val="ar_AE" w:bidi="ar_AE"/>
         </w:rPr>
         <w:t>رسالة الإنجيل في سفر إشعياء</w:t>
@@ -294,11 +356,15 @@
       </w:pPr>
       <w:r>
         <w:rPr>
-          <w:lang w:val="ar_AE" w:bidi="ar_AE"/>
-        </w:rPr>
-      </w:r>
-      <w:r>
-        <w:rPr>
+          <w:rtl/>
+          <w:cs/>
+          <w:lang w:val="ar_AE" w:bidi="ar_AE"/>
+        </w:rPr>
+      </w:r>
+      <w:r>
+        <w:rPr>
+          <w:rtl/>
+          <w:cs/>
           <w:lang w:val="ar_AE" w:bidi="ar_AE"/>
         </w:rPr>
         <w:t>رسالة الإنجيل في العهد الجديد</w:t>
@@ -313,11 +379,15 @@
       </w:pPr>
       <w:r>
         <w:rPr>
-          <w:lang w:val="ar_AE" w:bidi="ar_AE"/>
-        </w:rPr>
-      </w:r>
-      <w:r>
-        <w:rPr>
+          <w:rtl/>
+          <w:cs/>
+          <w:lang w:val="ar_AE" w:bidi="ar_AE"/>
+        </w:rPr>
+      </w:r>
+      <w:r>
+        <w:rPr>
+          <w:rtl/>
+          <w:cs/>
           <w:lang w:val="ar_AE" w:bidi="ar_AE"/>
         </w:rPr>
         <w:t>الأخبار السارة عن مجيء المسيح</w:t>
@@ -332,11 +402,15 @@
       </w:pPr>
       <w:r>
         <w:rPr>
-          <w:lang w:val="ar_AE" w:bidi="ar_AE"/>
-        </w:rPr>
-      </w:r>
-      <w:r>
-        <w:rPr>
+          <w:rtl/>
+          <w:cs/>
+          <w:lang w:val="ar_AE" w:bidi="ar_AE"/>
+        </w:rPr>
+      </w:r>
+      <w:r>
+        <w:rPr>
+          <w:rtl/>
+          <w:cs/>
           <w:lang w:val="ar_AE" w:bidi="ar_AE"/>
         </w:rPr>
         <w:t>رسالة الإنجيل حسب تعليم يسوع</w:t>
@@ -351,11 +425,15 @@
       </w:pPr>
       <w:r>
         <w:rPr>
-          <w:lang w:val="ar_AE" w:bidi="ar_AE"/>
-        </w:rPr>
-      </w:r>
-      <w:r>
-        <w:rPr>
+          <w:rtl/>
+          <w:cs/>
+          <w:lang w:val="ar_AE" w:bidi="ar_AE"/>
+        </w:rPr>
+      </w:r>
+      <w:r>
+        <w:rPr>
+          <w:rtl/>
+          <w:cs/>
           <w:lang w:val="ar_AE" w:bidi="ar_AE"/>
         </w:rPr>
         <w:t>رسالة الإنجيل بعد قيامة يسوع</w:t>
@@ -368,6 +446,8 @@
       </w:pPr>
       <w:r>
         <w:rPr>
+          <w:rtl/>
+          <w:cs/>
           <w:lang w:val="ar_AE" w:bidi="ar_AE"/>
         </w:rPr>
         <w:t>رسالة الإنجيل في سفر إشعياء</w:t>
@@ -379,11 +459,15 @@
       </w:pPr>
       <w:r>
         <w:rPr>
-          <w:lang w:val="ar_AE" w:bidi="ar_AE"/>
-        </w:rPr>
-      </w:r>
-      <w:r>
-        <w:rPr>
+          <w:rtl/>
+          <w:cs/>
+          <w:lang w:val="ar_AE" w:bidi="ar_AE"/>
+        </w:rPr>
+      </w:r>
+      <w:r>
+        <w:rPr>
+          <w:rtl/>
+          <w:cs/>
           <w:lang w:val="ar_AE" w:bidi="ar_AE"/>
         </w:rPr>
         <w:t>من بين كل المقاطع المذكورة، مقاطع سفر إشعياء هي الأهم في توضيح خلفية رسالة الإنجيل في العهد الجديد. حسب إنجيل إشعياء، الله وبس هو البُخلِّص. ما في سبب يشرح عملو في الخلاص غير طبيعتو هو ذاتو. خلاص إسرائيل كان ما مستحقاه. هم ما كانوا أحق بمحبة الله هسع أكتر من زمن ما مشوا في السبي. حتى لو دفعوا جزء من التمن العادل لخطاياهم القديمة (</w:t>
@@ -391,6 +475,8 @@
       <w:hyperlink r:id="rId13">
         <w:r>
           <w:rPr>
+            <w:rtl/>
+            <w:cs/>
             <w:lang w:val="ar_AE" w:bidi="ar_AE"/>
           </w:rPr>
           <w:rPr>
@@ -402,6 +488,8 @@
       </w:hyperlink>
       <w:r>
         <w:rPr>
+          <w:rtl/>
+          <w:cs/>
           <w:lang w:val="ar_AE" w:bidi="ar_AE"/>
         </w:rPr>
         <w:t>)، هم لسه شعب مليان خطية (</w:t>
@@ -409,6 +497,8 @@
       <w:hyperlink r:id="rId14">
         <w:r>
           <w:rPr>
+            <w:rtl/>
+            <w:cs/>
             <w:lang w:val="ar_AE" w:bidi="ar_AE"/>
           </w:rPr>
           <w:rPr>
@@ -420,6 +510,8 @@
       </w:hyperlink>
       <w:r>
         <w:rPr>
+          <w:rtl/>
+          <w:cs/>
           <w:lang w:val="ar_AE" w:bidi="ar_AE"/>
         </w:rPr>
         <w:t xml:space="preserve">؛ </w:t>
@@ -427,6 +519,8 @@
       <w:hyperlink r:id="rId15">
         <w:r>
           <w:rPr>
+            <w:rtl/>
+            <w:cs/>
             <w:lang w:val="ar_AE" w:bidi="ar_AE"/>
           </w:rPr>
           <w:rPr>
@@ -438,6 +532,8 @@
       </w:hyperlink>
       <w:r>
         <w:rPr>
+          <w:rtl/>
+          <w:cs/>
           <w:lang w:val="ar_AE" w:bidi="ar_AE"/>
         </w:rPr>
         <w:t xml:space="preserve">؛ </w:t>
@@ -445,6 +541,8 @@
       <w:hyperlink r:id="rId16">
         <w:r>
           <w:rPr>
+            <w:rtl/>
+            <w:cs/>
             <w:lang w:val="ar_AE" w:bidi="ar_AE"/>
           </w:rPr>
           <w:rPr>
@@ -456,6 +554,8 @@
       </w:hyperlink>
       <w:r>
         <w:rPr>
+          <w:rtl/>
+          <w:cs/>
           <w:lang w:val="ar_AE" w:bidi="ar_AE"/>
         </w:rPr>
         <w:t>). هم اتخلّصوا بس بنعمة الله (</w:t>
@@ -463,6 +563,8 @@
       <w:hyperlink r:id="rId17">
         <w:r>
           <w:rPr>
+            <w:rtl/>
+            <w:cs/>
             <w:lang w:val="ar_AE" w:bidi="ar_AE"/>
           </w:rPr>
           <w:rPr>
@@ -474,6 +576,8 @@
       </w:hyperlink>
       <w:r>
         <w:rPr>
+          <w:rtl/>
+          <w:cs/>
           <w:lang w:val="ar_AE" w:bidi="ar_AE"/>
         </w:rPr>
         <w:t>). وبحسب خطة ربنا، الخلاص ما معتمد على برّهم الذاتي، لكن على برّو هو (</w:t>
@@ -481,6 +585,8 @@
       <w:hyperlink r:id="rId18">
         <w:r>
           <w:rPr>
+            <w:rtl/>
+            <w:cs/>
             <w:lang w:val="ar_AE" w:bidi="ar_AE"/>
           </w:rPr>
           <w:rPr>
@@ -492,6 +598,8 @@
       </w:hyperlink>
       <w:r>
         <w:rPr>
+          <w:rtl/>
+          <w:cs/>
           <w:lang w:val="ar_AE" w:bidi="ar_AE"/>
         </w:rPr>
         <w:t xml:space="preserve">؛ </w:t>
@@ -499,6 +607,8 @@
       <w:hyperlink r:id="rId19">
         <w:r>
           <w:rPr>
+            <w:rtl/>
+            <w:cs/>
             <w:lang w:val="ar_AE" w:bidi="ar_AE"/>
           </w:rPr>
           <w:rPr>
@@ -510,6 +620,8 @@
       </w:hyperlink>
       <w:r>
         <w:rPr>
+          <w:rtl/>
+          <w:cs/>
           <w:lang w:val="ar_AE" w:bidi="ar_AE"/>
         </w:rPr>
         <w:t xml:space="preserve">؛ </w:t>
@@ -517,6 +629,8 @@
       <w:hyperlink r:id="rId20">
         <w:r>
           <w:rPr>
+            <w:rtl/>
+            <w:cs/>
             <w:lang w:val="ar_AE" w:bidi="ar_AE"/>
           </w:rPr>
           <w:rPr>
@@ -528,6 +642,8 @@
       </w:hyperlink>
       <w:r>
         <w:rPr>
+          <w:rtl/>
+          <w:cs/>
           <w:lang w:val="ar_AE" w:bidi="ar_AE"/>
         </w:rPr>
         <w:t xml:space="preserve">؛ </w:t>
@@ -535,6 +651,8 @@
       <w:hyperlink r:id="rId21">
         <w:r>
           <w:rPr>
+            <w:rtl/>
+            <w:cs/>
             <w:lang w:val="ar_AE" w:bidi="ar_AE"/>
           </w:rPr>
           <w:rPr>
@@ -546,6 +664,8 @@
       </w:hyperlink>
       <w:r>
         <w:rPr>
+          <w:rtl/>
+          <w:cs/>
           <w:lang w:val="ar_AE" w:bidi="ar_AE"/>
         </w:rPr>
         <w:t>). ولأنو ما في برّ يستحق المكافأة، الرب ذاتو اتدخل عشان يخلق البرّ في إسرائيل (</w:t>
@@ -553,6 +673,8 @@
       <w:hyperlink r:id="rId22">
         <w:r>
           <w:rPr>
+            <w:rtl/>
+            <w:cs/>
             <w:lang w:val="ar_AE" w:bidi="ar_AE"/>
           </w:rPr>
           <w:rPr>
@@ -564,6 +686,8 @@
       </w:hyperlink>
       <w:r>
         <w:rPr>
+          <w:rtl/>
+          <w:cs/>
           <w:lang w:val="ar_AE" w:bidi="ar_AE"/>
         </w:rPr>
         <w:t xml:space="preserve">؛ </w:t>
@@ -571,6 +695,8 @@
       <w:hyperlink r:id="rId23">
         <w:r>
           <w:rPr>
+            <w:rtl/>
+            <w:cs/>
             <w:lang w:val="ar_AE" w:bidi="ar_AE"/>
           </w:rPr>
           <w:rPr>
@@ -582,6 +708,8 @@
       </w:hyperlink>
       <w:r>
         <w:rPr>
+          <w:rtl/>
+          <w:cs/>
           <w:lang w:val="ar_AE" w:bidi="ar_AE"/>
         </w:rPr>
         <w:t>).</w:t>
@@ -593,11 +721,15 @@
       </w:pPr>
       <w:r>
         <w:rPr>
-          <w:lang w:val="ar_AE" w:bidi="ar_AE"/>
-        </w:rPr>
-      </w:r>
-      <w:r>
-        <w:rPr>
+          <w:rtl/>
+          <w:cs/>
+          <w:lang w:val="ar_AE" w:bidi="ar_AE"/>
+        </w:rPr>
+      </w:r>
+      <w:r>
+        <w:rPr>
+          <w:rtl/>
+          <w:cs/>
           <w:lang w:val="ar_AE" w:bidi="ar_AE"/>
         </w:rPr>
         <w:t>لكن زي ما بتوضح النصوص دي، الخلاص ما حصل على حساب العدالة. كان لازم ثمن خطايا إسرائيل يُدفع بالكامل. رحمة الله ما اتناقصت بسبب دا، بالعكس، رحمتو ظهرت بأقوى صورة، لأنو شعبو ما تحمل العقاب، بل العبد المختار هو البَدَلهم (</w:t>
@@ -605,6 +737,8 @@
       <w:hyperlink r:id="rId24">
         <w:r>
           <w:rPr>
+            <w:rtl/>
+            <w:cs/>
             <w:lang w:val="ar_AE" w:bidi="ar_AE"/>
           </w:rPr>
           <w:rPr>
@@ -616,6 +750,8 @@
       </w:hyperlink>
       <w:r>
         <w:rPr>
+          <w:rtl/>
+          <w:cs/>
           <w:lang w:val="ar_AE" w:bidi="ar_AE"/>
         </w:rPr>
         <w:t>). ومن خلال العمل البعملو العبد دا، ناس كتار حيكونوا أبرار قدام الله (</w:t>
@@ -623,6 +759,8 @@
       <w:hyperlink r:id="rId25">
         <w:r>
           <w:rPr>
+            <w:rtl/>
+            <w:cs/>
             <w:lang w:val="ar_AE" w:bidi="ar_AE"/>
           </w:rPr>
           <w:rPr>
@@ -634,6 +772,8 @@
       </w:hyperlink>
       <w:r>
         <w:rPr>
+          <w:rtl/>
+          <w:cs/>
           <w:lang w:val="ar_AE" w:bidi="ar_AE"/>
         </w:rPr>
         <w:t xml:space="preserve">). وفي </w:t>
@@ -641,6 +781,8 @@
       <w:hyperlink r:id="rId26">
         <w:r>
           <w:rPr>
+            <w:rtl/>
+            <w:cs/>
             <w:lang w:val="ar_AE" w:bidi="ar_AE"/>
           </w:rPr>
           <w:rPr>
@@ -652,6 +794,8 @@
       </w:hyperlink>
       <w:r>
         <w:rPr>
+          <w:rtl/>
+          <w:cs/>
           <w:lang w:val="ar_AE" w:bidi="ar_AE"/>
         </w:rPr>
         <w:t xml:space="preserve">، بنشوف إنو المبشِّر بالأخبار السارة حيجي. هو الممسوح (آية </w:t>
@@ -659,6 +803,8 @@
       <w:hyperlink r:id="rId27">
         <w:r>
           <w:rPr>
+            <w:rtl/>
+            <w:cs/>
             <w:lang w:val="ar_AE" w:bidi="ar_AE"/>
           </w:rPr>
           <w:rPr>
@@ -670,6 +816,8 @@
       </w:hyperlink>
       <w:r>
         <w:rPr>
+          <w:rtl/>
+          <w:cs/>
           <w:lang w:val="ar_AE" w:bidi="ar_AE"/>
         </w:rPr>
         <w:t xml:space="preserve">)، اللي حينادي بسنة الرب المقبولة (آية </w:t>
@@ -677,6 +825,8 @@
       <w:hyperlink r:id="rId28">
         <w:r>
           <w:rPr>
+            <w:rtl/>
+            <w:cs/>
             <w:lang w:val="ar_AE" w:bidi="ar_AE"/>
           </w:rPr>
           <w:rPr>
@@ -688,6 +838,8 @@
       </w:hyperlink>
       <w:r>
         <w:rPr>
+          <w:rtl/>
+          <w:cs/>
           <w:lang w:val="ar_AE" w:bidi="ar_AE"/>
         </w:rPr>
         <w:t xml:space="preserve">)، والله حيتمجّد من خلال كرازتو (الآية </w:t>
@@ -695,6 +847,8 @@
       <w:hyperlink r:id="rId23">
         <w:r>
           <w:rPr>
+            <w:rtl/>
+            <w:cs/>
             <w:lang w:val="ar_AE" w:bidi="ar_AE"/>
           </w:rPr>
           <w:rPr>
@@ -706,6 +860,8 @@
       </w:hyperlink>
       <w:r>
         <w:rPr>
+          <w:rtl/>
+          <w:cs/>
           <w:lang w:val="ar_AE" w:bidi="ar_AE"/>
         </w:rPr>
         <w:t>).</w:t>
@@ -718,6 +874,8 @@
       </w:pPr>
       <w:r>
         <w:rPr>
+          <w:rtl/>
+          <w:cs/>
           <w:lang w:val="ar_AE" w:bidi="ar_AE"/>
         </w:rPr>
         <w:t>رسالة الإنجيل في العهد الجديد</w:t>
@@ -729,11 +887,15 @@
       </w:pPr>
       <w:r>
         <w:rPr>
-          <w:lang w:val="ar_AE" w:bidi="ar_AE"/>
-        </w:rPr>
-      </w:r>
-      <w:r>
-        <w:rPr>
+          <w:rtl/>
+          <w:cs/>
+          <w:lang w:val="ar_AE" w:bidi="ar_AE"/>
+        </w:rPr>
+      </w:r>
+      <w:r>
+        <w:rPr>
+          <w:rtl/>
+          <w:cs/>
           <w:lang w:val="ar_AE" w:bidi="ar_AE"/>
         </w:rPr>
         <w:t>في مقطعين بس في العهد الجديد (</w:t>
@@ -741,6 +903,8 @@
       <w:hyperlink r:id="rId29">
         <w:r>
           <w:rPr>
+            <w:rtl/>
+            <w:cs/>
             <w:lang w:val="ar_AE" w:bidi="ar_AE"/>
           </w:rPr>
           <w:rPr>
@@ -752,6 +916,8 @@
       </w:hyperlink>
       <w:r>
         <w:rPr>
+          <w:rtl/>
+          <w:cs/>
           <w:lang w:val="ar_AE" w:bidi="ar_AE"/>
         </w:rPr>
         <w:t xml:space="preserve">؛ </w:t>
@@ -759,6 +925,8 @@
       <w:hyperlink r:id="rId30">
         <w:r>
           <w:rPr>
+            <w:rtl/>
+            <w:cs/>
             <w:lang w:val="ar_AE" w:bidi="ar_AE"/>
           </w:rPr>
           <w:rPr>
@@ -770,6 +938,8 @@
       </w:hyperlink>
       <w:r>
         <w:rPr>
+          <w:rtl/>
+          <w:cs/>
           <w:lang w:val="ar_AE" w:bidi="ar_AE"/>
         </w:rPr>
         <w:t xml:space="preserve">) بنلقى كلام مباشر عن التبشير برسالة الإنجيل قبل زمن المسيح. والنقطة دي مهمّة شديد ولازم نقيف عندها، خاصة لما نعرف: (١) إنو رسالة الإنجيل واضحة في العهد القديم، (٢) وإنو في العهد الجديد، المصطلحات المرتبطة بالإنجيل منتشرة كتير (الكلمة اليونانية جات ٧٦ مرة كاسم، و٥٤ مرة كفعل)، (٣) وإنو العهد الجديد بيقدّم المسيح كتحقيق لنبوات العهد القديم، وبيعتمد عليه بشدة عشان يشرح منو يسوع وشنو عملو. الحاجة دي ما بس لافتة للنظر، لكنها مهمة جدًا. العهد الجديد ما بيستخدم مصطلح "الإنجيل" بس عشان يوصف مضمون الرسالة (زي الحقائق المرتبطة بالخلاص)، لكن كمان بيربطها بأحداث تاريخية حقيقية. وباستثناءات نادرة جدًا، العهد الجديد بيقصر استخدامه لكلمة "الإنجيل" على الإعلانات الجات في زمن التحقيق — يعني الوقت البيّن فيه الخلاص اللي كان موعود بيه في العهد القديم. العهد الجديد ما مركز على الوعود بقدر ما مركز على الأخبار الفعلية المرتبطة بالخلاص اللي حصل. زي ما شفنا في </w:t>
@@ -777,6 +947,8 @@
       <w:hyperlink r:id="rId31">
         <w:r>
           <w:rPr>
+            <w:rtl/>
+            <w:cs/>
             <w:lang w:val="ar_AE" w:bidi="ar_AE"/>
           </w:rPr>
           <w:rPr>
@@ -788,6 +960,8 @@
       </w:hyperlink>
       <w:r>
         <w:rPr>
+          <w:rtl/>
+          <w:cs/>
           <w:lang w:val="ar_AE" w:bidi="ar_AE"/>
         </w:rPr>
         <w:t xml:space="preserve">، الإنجيل ما "بدا" في العهد القديم، لكن بدا مع يوحنا المعمدان، وده الشخص العملو كان تحقيق للنبوة. وفي </w:t>
@@ -795,6 +969,8 @@
       <w:hyperlink r:id="rId32">
         <w:r>
           <w:rPr>
+            <w:rtl/>
+            <w:cs/>
             <w:lang w:val="ar_AE" w:bidi="ar_AE"/>
           </w:rPr>
           <w:rPr>
@@ -806,6 +982,8 @@
       </w:hyperlink>
       <w:r>
         <w:rPr>
+          <w:rtl/>
+          <w:cs/>
           <w:lang w:val="ar_AE" w:bidi="ar_AE"/>
         </w:rPr>
         <w:t xml:space="preserve">، رسالة الإنجيل اتصوّرت على إنها بركة كانت موعود بيها في العهد القديم، لكنها ما اتحققت فعليًا إلا لما جه يسوع (شوف كمان </w:t>
@@ -813,6 +991,8 @@
       <w:hyperlink r:id="rId33">
         <w:r>
           <w:rPr>
+            <w:rtl/>
+            <w:cs/>
             <w:lang w:val="ar_AE" w:bidi="ar_AE"/>
           </w:rPr>
           <w:rPr>
@@ -824,6 +1004,8 @@
       </w:hyperlink>
       <w:r>
         <w:rPr>
+          <w:rtl/>
+          <w:cs/>
           <w:lang w:val="ar_AE" w:bidi="ar_AE"/>
         </w:rPr>
         <w:t>).</w:t>
@@ -836,6 +1018,8 @@
       </w:pPr>
       <w:r>
         <w:rPr>
+          <w:rtl/>
+          <w:cs/>
           <w:lang w:val="ar_AE" w:bidi="ar_AE"/>
         </w:rPr>
         <w:t>الأخبار السارة عن قدوم المسيح</w:t>
@@ -847,11 +1031,15 @@
       </w:pPr>
       <w:r>
         <w:rPr>
-          <w:lang w:val="ar_AE" w:bidi="ar_AE"/>
-        </w:rPr>
-      </w:r>
-      <w:r>
-        <w:rPr>
+          <w:rtl/>
+          <w:cs/>
+          <w:lang w:val="ar_AE" w:bidi="ar_AE"/>
+        </w:rPr>
+      </w:r>
+      <w:r>
+        <w:rPr>
+          <w:rtl/>
+          <w:cs/>
           <w:lang w:val="ar_AE" w:bidi="ar_AE"/>
         </w:rPr>
         <w:t>ميلاد يوحنا المعمدان، البكان موعود بيهو، هو خبر سار (</w:t>
@@ -859,6 +1047,8 @@
       <w:hyperlink r:id="rId34">
         <w:r>
           <w:rPr>
+            <w:rtl/>
+            <w:cs/>
             <w:lang w:val="ar_AE" w:bidi="ar_AE"/>
           </w:rPr>
           <w:rPr>
@@ -870,6 +1060,8 @@
       </w:hyperlink>
       <w:r>
         <w:rPr>
+          <w:rtl/>
+          <w:cs/>
           <w:lang w:val="ar_AE" w:bidi="ar_AE"/>
         </w:rPr>
         <w:t xml:space="preserve">)، وما كان بس لأبوه وأمو (الآيات </w:t>
@@ -877,6 +1069,8 @@
       <w:hyperlink r:id="rId35">
         <w:r>
           <w:rPr>
+            <w:rtl/>
+            <w:cs/>
             <w:lang w:val="ar_AE" w:bidi="ar_AE"/>
           </w:rPr>
           <w:rPr>
@@ -888,6 +1082,8 @@
       </w:hyperlink>
       <w:r>
         <w:rPr>
+          <w:rtl/>
+          <w:cs/>
           <w:lang w:val="ar_AE" w:bidi="ar_AE"/>
         </w:rPr>
         <w:t xml:space="preserve">)، لكن لكل الناس. يوحنا اتبعت عشان يجهزهم لمجيء المسيّا (الآيات </w:t>
@@ -895,6 +1091,8 @@
       <w:hyperlink r:id="rId36">
         <w:r>
           <w:rPr>
+            <w:rtl/>
+            <w:cs/>
             <w:lang w:val="ar_AE" w:bidi="ar_AE"/>
           </w:rPr>
           <w:rPr>
@@ -906,6 +1104,8 @@
       </w:hyperlink>
       <w:r>
         <w:rPr>
+          <w:rtl/>
+          <w:cs/>
           <w:lang w:val="ar_AE" w:bidi="ar_AE"/>
         </w:rPr>
         <w:t>). حتى كرازة يوحنا ذاتها اتوصفت بأنها خبر سار (</w:t>
@@ -913,6 +1113,8 @@
       <w:hyperlink r:id="rId37">
         <w:r>
           <w:rPr>
+            <w:rtl/>
+            <w:cs/>
             <w:lang w:val="ar_AE" w:bidi="ar_AE"/>
           </w:rPr>
           <w:rPr>
@@ -924,6 +1126,8 @@
       </w:hyperlink>
       <w:r>
         <w:rPr>
+          <w:rtl/>
+          <w:cs/>
           <w:lang w:val="ar_AE" w:bidi="ar_AE"/>
         </w:rPr>
         <w:t xml:space="preserve">)، لنفس السبب. المسيّا حيجي عشان ينفّذ الدينونة، والعملية دي فيها إدانة وخلاص مع بعض (الآيات </w:t>
@@ -931,6 +1135,8 @@
       <w:hyperlink r:id="rId38">
         <w:r>
           <w:rPr>
+            <w:rtl/>
+            <w:cs/>
             <w:lang w:val="ar_AE" w:bidi="ar_AE"/>
           </w:rPr>
           <w:rPr>
@@ -942,6 +1148,8 @@
       </w:hyperlink>
       <w:r>
         <w:rPr>
+          <w:rtl/>
+          <w:cs/>
           <w:lang w:val="ar_AE" w:bidi="ar_AE"/>
         </w:rPr>
         <w:t xml:space="preserve">). رسالة يوحنا كانت بشارة للخطاة، لأنو حذّرهم من الهلاك الجاي، ودعاهم للتوبة قبل ما تقع الفأس (الآيات </w:t>
@@ -949,6 +1157,8 @@
       <w:hyperlink r:id="rId39">
         <w:r>
           <w:rPr>
+            <w:rtl/>
+            <w:cs/>
             <w:lang w:val="ar_AE" w:bidi="ar_AE"/>
           </w:rPr>
           <w:rPr>
@@ -960,6 +1170,8 @@
       </w:hyperlink>
       <w:r>
         <w:rPr>
+          <w:rtl/>
+          <w:cs/>
           <w:lang w:val="ar_AE" w:bidi="ar_AE"/>
         </w:rPr>
         <w:t xml:space="preserve">). وكانت خبر مفرِح للناس الاتابوا، لأنو اتوعِدوا بالغفران (الآية </w:t>
@@ -967,6 +1179,8 @@
       <w:hyperlink r:id="rId40">
         <w:r>
           <w:rPr>
+            <w:rtl/>
+            <w:cs/>
             <w:lang w:val="ar_AE" w:bidi="ar_AE"/>
           </w:rPr>
           <w:rPr>
@@ -978,6 +1192,8 @@
       </w:hyperlink>
       <w:r>
         <w:rPr>
+          <w:rtl/>
+          <w:cs/>
           <w:lang w:val="ar_AE" w:bidi="ar_AE"/>
         </w:rPr>
         <w:t xml:space="preserve">)، وبالانضمام لجماعة المسيّا (الآية </w:t>
@@ -985,6 +1201,8 @@
       <w:hyperlink r:id="rId41">
         <w:r>
           <w:rPr>
+            <w:rtl/>
+            <w:cs/>
             <w:lang w:val="ar_AE" w:bidi="ar_AE"/>
           </w:rPr>
           <w:rPr>
@@ -996,6 +1214,8 @@
       </w:hyperlink>
       <w:r>
         <w:rPr>
+          <w:rtl/>
+          <w:cs/>
           <w:lang w:val="ar_AE" w:bidi="ar_AE"/>
         </w:rPr>
         <w:t>). أما ميلاد المخلّص نفسو، اتقال عنو إنو خبر سار بيجيب فرح كبير (</w:t>
@@ -1003,6 +1223,8 @@
       <w:hyperlink r:id="rId42">
         <w:r>
           <w:rPr>
+            <w:rtl/>
+            <w:cs/>
             <w:lang w:val="ar_AE" w:bidi="ar_AE"/>
           </w:rPr>
           <w:rPr>
@@ -1014,6 +1236,8 @@
       </w:hyperlink>
       <w:r>
         <w:rPr>
+          <w:rtl/>
+          <w:cs/>
           <w:lang w:val="ar_AE" w:bidi="ar_AE"/>
         </w:rPr>
         <w:t>).</w:t>
@@ -1026,6 +1250,8 @@
       </w:pPr>
       <w:r>
         <w:rPr>
+          <w:rtl/>
+          <w:cs/>
           <w:lang w:val="ar_AE" w:bidi="ar_AE"/>
         </w:rPr>
         <w:t>رسالة الإنجيل حسب تعليم يسوع</w:t>
@@ -1038,6 +1264,8 @@
       </w:pPr>
       <w:r>
         <w:rPr>
+          <w:rtl/>
+          <w:cs/>
           <w:lang w:val="ar_AE" w:bidi="ar_AE"/>
         </w:rPr>
         <w:t>مجيء مملكة الله</w:t>
@@ -1049,11 +1277,15 @@
       </w:pPr>
       <w:r>
         <w:rPr>
-          <w:lang w:val="ar_AE" w:bidi="ar_AE"/>
-        </w:rPr>
-      </w:r>
-      <w:r>
-        <w:rPr>
+          <w:rtl/>
+          <w:cs/>
+          <w:lang w:val="ar_AE" w:bidi="ar_AE"/>
+        </w:rPr>
+      </w:r>
+      <w:r>
+        <w:rPr>
+          <w:rtl/>
+          <w:cs/>
           <w:lang w:val="ar_AE" w:bidi="ar_AE"/>
         </w:rPr>
         <w:t>يسوع كان مفوَّض من الله، وممسوح بالروح القدس عشان يعلن البشارة (</w:t>
@@ -1061,6 +1293,8 @@
       <w:hyperlink r:id="rId43">
         <w:r>
           <w:rPr>
+            <w:rtl/>
+            <w:cs/>
             <w:lang w:val="ar_AE" w:bidi="ar_AE"/>
           </w:rPr>
           <w:rPr>
@@ -1072,6 +1306,8 @@
       </w:hyperlink>
       <w:r>
         <w:rPr>
+          <w:rtl/>
+          <w:cs/>
           <w:lang w:val="ar_AE" w:bidi="ar_AE"/>
         </w:rPr>
         <w:t xml:space="preserve">؛ </w:t>
@@ -1079,6 +1315,8 @@
       <w:hyperlink r:id="rId44">
         <w:r>
           <w:rPr>
+            <w:rtl/>
+            <w:cs/>
             <w:lang w:val="ar_AE" w:bidi="ar_AE"/>
           </w:rPr>
           <w:rPr>
@@ -1090,6 +1328,8 @@
       </w:hyperlink>
       <w:r>
         <w:rPr>
+          <w:rtl/>
+          <w:cs/>
           <w:lang w:val="ar_AE" w:bidi="ar_AE"/>
         </w:rPr>
         <w:t>). وفي قلب كرازتو، كانت الرسالة دي: "قَدْ كَمَلَ الزَّمَانُ وَاقْتَرَبَ مَلَكُوتُ اللهِ، فَتُوبُوا وَآمِنُوا بِالإِنْجِيلِ" (</w:t>
@@ -1097,6 +1337,8 @@
       <w:hyperlink r:id="rId45">
         <w:r>
           <w:rPr>
+            <w:rtl/>
+            <w:cs/>
             <w:lang w:val="ar_AE" w:bidi="ar_AE"/>
           </w:rPr>
           <w:rPr>
@@ -1108,6 +1350,8 @@
       </w:hyperlink>
       <w:r>
         <w:rPr>
+          <w:rtl/>
+          <w:cs/>
           <w:lang w:val="ar_AE" w:bidi="ar_AE"/>
         </w:rPr>
         <w:t xml:space="preserve">). (لو داير تشوف إشارات تانية للإنجيل في تعليم يسوع، راجع: </w:t>
@@ -1115,6 +1359,8 @@
       <w:hyperlink r:id="rId46">
         <w:r>
           <w:rPr>
+            <w:rtl/>
+            <w:cs/>
             <w:lang w:val="ar_AE" w:bidi="ar_AE"/>
           </w:rPr>
           <w:rPr>
@@ -1126,6 +1372,8 @@
       </w:hyperlink>
       <w:r>
         <w:rPr>
+          <w:rtl/>
+          <w:cs/>
           <w:lang w:val="ar_AE" w:bidi="ar_AE"/>
         </w:rPr>
         <w:t xml:space="preserve">؛ </w:t>
@@ -1133,6 +1381,8 @@
       <w:hyperlink r:id="rId47">
         <w:r>
           <w:rPr>
+            <w:rtl/>
+            <w:cs/>
             <w:lang w:val="ar_AE" w:bidi="ar_AE"/>
           </w:rPr>
           <w:rPr>
@@ -1144,6 +1394,8 @@
       </w:hyperlink>
       <w:r>
         <w:rPr>
+          <w:rtl/>
+          <w:cs/>
           <w:lang w:val="ar_AE" w:bidi="ar_AE"/>
         </w:rPr>
         <w:t xml:space="preserve">؛ </w:t>
@@ -1151,6 +1403,8 @@
       <w:hyperlink r:id="rId48">
         <w:r>
           <w:rPr>
+            <w:rtl/>
+            <w:cs/>
             <w:lang w:val="ar_AE" w:bidi="ar_AE"/>
           </w:rPr>
           <w:rPr>
@@ -1162,6 +1416,8 @@
       </w:hyperlink>
       <w:r>
         <w:rPr>
+          <w:rtl/>
+          <w:cs/>
           <w:lang w:val="ar_AE" w:bidi="ar_AE"/>
         </w:rPr>
         <w:t xml:space="preserve">؛ </w:t>
@@ -1169,6 +1425,8 @@
       <w:hyperlink r:id="rId49">
         <w:r>
           <w:rPr>
+            <w:rtl/>
+            <w:cs/>
             <w:lang w:val="ar_AE" w:bidi="ar_AE"/>
           </w:rPr>
           <w:rPr>
@@ -1180,6 +1438,8 @@
       </w:hyperlink>
       <w:r>
         <w:rPr>
+          <w:rtl/>
+          <w:cs/>
           <w:lang w:val="ar_AE" w:bidi="ar_AE"/>
         </w:rPr>
         <w:t xml:space="preserve">؛ </w:t>
@@ -1187,6 +1447,8 @@
       <w:hyperlink r:id="rId50">
         <w:r>
           <w:rPr>
+            <w:rtl/>
+            <w:cs/>
             <w:lang w:val="ar_AE" w:bidi="ar_AE"/>
           </w:rPr>
           <w:rPr>
@@ -1198,6 +1460,8 @@
       </w:hyperlink>
       <w:r>
         <w:rPr>
+          <w:rtl/>
+          <w:cs/>
           <w:lang w:val="ar_AE" w:bidi="ar_AE"/>
         </w:rPr>
         <w:t xml:space="preserve">؛ </w:t>
@@ -1205,6 +1469,8 @@
       <w:hyperlink r:id="rId51">
         <w:r>
           <w:rPr>
+            <w:rtl/>
+            <w:cs/>
             <w:lang w:val="ar_AE" w:bidi="ar_AE"/>
           </w:rPr>
           <w:rPr>
@@ -1216,6 +1482,8 @@
       </w:hyperlink>
       <w:r>
         <w:rPr>
+          <w:rtl/>
+          <w:cs/>
           <w:lang w:val="ar_AE" w:bidi="ar_AE"/>
         </w:rPr>
         <w:t xml:space="preserve">؛ </w:t>
@@ -1223,6 +1491,8 @@
       <w:hyperlink r:id="rId52">
         <w:r>
           <w:rPr>
+            <w:rtl/>
+            <w:cs/>
             <w:lang w:val="ar_AE" w:bidi="ar_AE"/>
           </w:rPr>
           <w:rPr>
@@ -1234,6 +1504,8 @@
       </w:hyperlink>
       <w:r>
         <w:rPr>
+          <w:rtl/>
+          <w:cs/>
           <w:lang w:val="ar_AE" w:bidi="ar_AE"/>
         </w:rPr>
         <w:t xml:space="preserve">؛ </w:t>
@@ -1241,6 +1513,8 @@
       <w:hyperlink r:id="rId53">
         <w:r>
           <w:rPr>
+            <w:rtl/>
+            <w:cs/>
             <w:lang w:val="ar_AE" w:bidi="ar_AE"/>
           </w:rPr>
           <w:rPr>
@@ -1252,6 +1526,8 @@
       </w:hyperlink>
       <w:r>
         <w:rPr>
+          <w:rtl/>
+          <w:cs/>
           <w:lang w:val="ar_AE" w:bidi="ar_AE"/>
         </w:rPr>
         <w:t xml:space="preserve">؛ </w:t>
@@ -1259,6 +1535,8 @@
       <w:hyperlink r:id="rId54">
         <w:r>
           <w:rPr>
+            <w:rtl/>
+            <w:cs/>
             <w:lang w:val="ar_AE" w:bidi="ar_AE"/>
           </w:rPr>
           <w:rPr>
@@ -1270,6 +1548,8 @@
       </w:hyperlink>
       <w:r>
         <w:rPr>
+          <w:rtl/>
+          <w:cs/>
           <w:lang w:val="ar_AE" w:bidi="ar_AE"/>
         </w:rPr>
         <w:t xml:space="preserve">؛ </w:t>
@@ -1277,6 +1557,8 @@
       <w:hyperlink r:id="rId55">
         <w:r>
           <w:rPr>
+            <w:rtl/>
+            <w:cs/>
             <w:lang w:val="ar_AE" w:bidi="ar_AE"/>
           </w:rPr>
           <w:rPr>
@@ -1288,6 +1570,8 @@
       </w:hyperlink>
       <w:r>
         <w:rPr>
+          <w:rtl/>
+          <w:cs/>
           <w:lang w:val="ar_AE" w:bidi="ar_AE"/>
         </w:rPr>
         <w:t xml:space="preserve">؛ </w:t>
@@ -1295,6 +1579,8 @@
       <w:hyperlink r:id="rId56">
         <w:r>
           <w:rPr>
+            <w:rtl/>
+            <w:cs/>
             <w:lang w:val="ar_AE" w:bidi="ar_AE"/>
           </w:rPr>
           <w:rPr>
@@ -1306,6 +1592,8 @@
       </w:hyperlink>
       <w:r>
         <w:rPr>
+          <w:rtl/>
+          <w:cs/>
           <w:lang w:val="ar_AE" w:bidi="ar_AE"/>
         </w:rPr>
         <w:t>). الرسالة دي كانت خبر سار لأسباب كتيرة:</w:t>
@@ -1324,11 +1612,15 @@
       </w:pPr>
       <w:r>
         <w:rPr>
-          <w:lang w:val="ar_AE" w:bidi="ar_AE"/>
-        </w:rPr>
-      </w:r>
-      <w:r>
-        <w:rPr>
+          <w:rtl/>
+          <w:cs/>
+          <w:lang w:val="ar_AE" w:bidi="ar_AE"/>
+        </w:rPr>
+      </w:r>
+      <w:r>
+        <w:rPr>
+          <w:rtl/>
+          <w:cs/>
           <w:lang w:val="ar_AE" w:bidi="ar_AE"/>
         </w:rPr>
         <w:t xml:space="preserve">الملكوت قريب. الإله اليسوع أعلن عنو، هو الحاكم المُطلق على كل الخلق. لكن، بالرغم من الحقيقة دي، مُلكو لسه ما اكتمل: مشيئتو في الأرض ما زي ما هي في السماء. الغلط هو البسود، مش الصح. لكن حسب كلام يسوع، الوضع دا ما حيستمر كدا على طول. لما الملكوت يجي، مُلك الله حيكون كامل. الخطأ حيتحاسب، والبرّ حيتثبت، وشعب الله حيتبارك. </w:t>
@@ -1343,11 +1635,15 @@
       </w:pPr>
       <w:r>
         <w:rPr>
-          <w:lang w:val="ar_AE" w:bidi="ar_AE"/>
-        </w:rPr>
-      </w:r>
-      <w:r>
-        <w:rPr>
+          <w:rtl/>
+          <w:cs/>
+          <w:lang w:val="ar_AE" w:bidi="ar_AE"/>
+        </w:rPr>
+      </w:r>
+      <w:r>
+        <w:rPr>
+          <w:rtl/>
+          <w:cs/>
           <w:lang w:val="ar_AE" w:bidi="ar_AE"/>
         </w:rPr>
         <w:t>الملكوت بدأ هسّع. يسوع أعلن: "قد اكتمل الزمان" (</w:t>
@@ -1355,6 +1651,8 @@
       <w:hyperlink r:id="rId45">
         <w:r>
           <w:rPr>
+            <w:rtl/>
+            <w:cs/>
             <w:lang w:val="ar_AE" w:bidi="ar_AE"/>
           </w:rPr>
           <w:rPr>
@@ -1366,6 +1664,8 @@
       </w:hyperlink>
       <w:r>
         <w:rPr>
+          <w:rtl/>
+          <w:cs/>
           <w:lang w:val="ar_AE" w:bidi="ar_AE"/>
         </w:rPr>
         <w:t>). يعني الوقت البكان محدد عشان تتحقّق وعود العهد القديم، جاء فعلاً.</w:t>
@@ -1380,11 +1680,15 @@
       </w:pPr>
       <w:r>
         <w:rPr>
-          <w:lang w:val="ar_AE" w:bidi="ar_AE"/>
-        </w:rPr>
-      </w:r>
-      <w:r>
-        <w:rPr>
+          <w:rtl/>
+          <w:cs/>
+          <w:lang w:val="ar_AE" w:bidi="ar_AE"/>
+        </w:rPr>
+      </w:r>
+      <w:r>
+        <w:rPr>
+          <w:rtl/>
+          <w:cs/>
           <w:lang w:val="ar_AE" w:bidi="ar_AE"/>
         </w:rPr>
         <w:t>لذلك لم يعد اكتمال الملكوت أمرًا في المستقبل البعيد. إن التحقيق الكامل لمُلك الله "قد اقترب" (</w:t>
@@ -1392,6 +1696,8 @@
       <w:hyperlink r:id="rId45">
         <w:r>
           <w:rPr>
+            <w:rtl/>
+            <w:cs/>
             <w:lang w:val="ar_AE" w:bidi="ar_AE"/>
           </w:rPr>
           <w:rPr>
@@ -1403,6 +1709,8 @@
       </w:hyperlink>
       <w:r>
         <w:rPr>
+          <w:rtl/>
+          <w:cs/>
           <w:lang w:val="ar_AE" w:bidi="ar_AE"/>
         </w:rPr>
         <w:t>).</w:t>
@@ -1417,11 +1725,15 @@
       </w:pPr>
       <w:r>
         <w:rPr>
-          <w:lang w:val="ar_AE" w:bidi="ar_AE"/>
-        </w:rPr>
-      </w:r>
-      <w:r>
-        <w:rPr>
+          <w:rtl/>
+          <w:cs/>
+          <w:lang w:val="ar_AE" w:bidi="ar_AE"/>
+        </w:rPr>
+      </w:r>
+      <w:r>
+        <w:rPr>
+          <w:rtl/>
+          <w:cs/>
           <w:lang w:val="ar_AE" w:bidi="ar_AE"/>
         </w:rPr>
         <w:t>عشان كدا، اكتمال الملكوت ما بقى حاجة بعيدة في المستقبل. التحقيق الكامل لملك الله، زي ما قال يسوع: "قَرُب" (</w:t>
@@ -1429,6 +1741,8 @@
       <w:hyperlink r:id="rId45">
         <w:r>
           <w:rPr>
+            <w:rtl/>
+            <w:cs/>
             <w:lang w:val="ar_AE" w:bidi="ar_AE"/>
           </w:rPr>
           <w:rPr>
@@ -1440,6 +1754,8 @@
       </w:hyperlink>
       <w:r>
         <w:rPr>
+          <w:rtl/>
+          <w:cs/>
           <w:lang w:val="ar_AE" w:bidi="ar_AE"/>
         </w:rPr>
         <w:t>). الكلام دا بيبقى واضح بشكل خاص في المقاطع الجاية الحنشوفها هسّع.</w:t>
@@ -1452,6 +1768,8 @@
       </w:pPr>
       <w:r>
         <w:rPr>
+          <w:rtl/>
+          <w:cs/>
           <w:lang w:val="ar_AE" w:bidi="ar_AE"/>
         </w:rPr>
         <w:t>مساعدة المحتاجين</w:t>
@@ -1463,11 +1781,15 @@
       </w:pPr>
       <w:r>
         <w:rPr>
-          <w:lang w:val="ar_AE" w:bidi="ar_AE"/>
-        </w:rPr>
-      </w:r>
-      <w:r>
-        <w:rPr>
+          <w:rtl/>
+          <w:cs/>
+          <w:lang w:val="ar_AE" w:bidi="ar_AE"/>
+        </w:rPr>
+      </w:r>
+      <w:r>
+        <w:rPr>
+          <w:rtl/>
+          <w:cs/>
           <w:lang w:val="ar_AE" w:bidi="ar_AE"/>
         </w:rPr>
         <w:t xml:space="preserve">لما طلبوا من يسوع يقرا النصوص المقدسة في مجمع الناصرة، فتح على نص من </w:t>
@@ -1475,6 +1797,8 @@
       <w:hyperlink r:id="rId26">
         <w:r>
           <w:rPr>
+            <w:rtl/>
+            <w:cs/>
             <w:lang w:val="ar_AE" w:bidi="ar_AE"/>
           </w:rPr>
           <w:rPr>
@@ -1486,6 +1810,8 @@
       </w:hyperlink>
       <w:r>
         <w:rPr>
+          <w:rtl/>
+          <w:cs/>
           <w:lang w:val="ar_AE" w:bidi="ar_AE"/>
         </w:rPr>
         <w:t>: "رُوحُ الرَّبِّ عَلَيَّ، لأَنَّهُ مَسَحَنِي لأُبَشِّرَ الْمَسَاكِينَ، أَرْسَلَنِي لأَشْفِيَ الْمُنْكَسِرِي الْقُلُوبِ، لأُنَادِيَ لِلْمَأْسُورِينَ بِالإِطْلاَقِ ولِلْعُمْيِ بِالْبَصَرِ، وَأُرْسِلَ الْمُنْسَحِقِينَ فِي الْحُرِّيَّةِ، وَأَكْرِزَ بِسَنَةِ الرَّبِّ الْمَقْبُولَةِ" (</w:t>
@@ -1493,6 +1819,8 @@
       <w:hyperlink r:id="rId57">
         <w:r>
           <w:rPr>
+            <w:rtl/>
+            <w:cs/>
             <w:lang w:val="ar_AE" w:bidi="ar_AE"/>
           </w:rPr>
           <w:rPr>
@@ -1504,6 +1832,8 @@
       </w:hyperlink>
       <w:r>
         <w:rPr>
+          <w:rtl/>
+          <w:cs/>
           <w:lang w:val="ar_AE" w:bidi="ar_AE"/>
         </w:rPr>
         <w:t>).</w:t>
@@ -1515,11 +1845,15 @@
       </w:pPr>
       <w:r>
         <w:rPr>
-          <w:lang w:val="ar_AE" w:bidi="ar_AE"/>
-        </w:rPr>
-      </w:r>
-      <w:r>
-        <w:rPr>
+          <w:rtl/>
+          <w:cs/>
+          <w:lang w:val="ar_AE" w:bidi="ar_AE"/>
+        </w:rPr>
+      </w:r>
+      <w:r>
+        <w:rPr>
+          <w:rtl/>
+          <w:cs/>
           <w:lang w:val="ar_AE" w:bidi="ar_AE"/>
         </w:rPr>
         <w:t xml:space="preserve">بعد ما قرأ يسوع النبوة، أعلن قدام الناس إنو الكلام دا اتحقق في خدمتُه (الآية </w:t>
@@ -1527,6 +1861,8 @@
       <w:hyperlink r:id="rId58">
         <w:r>
           <w:rPr>
+            <w:rtl/>
+            <w:cs/>
             <w:lang w:val="ar_AE" w:bidi="ar_AE"/>
           </w:rPr>
           <w:rPr>
@@ -1538,6 +1874,8 @@
       </w:hyperlink>
       <w:r>
         <w:rPr>
+          <w:rtl/>
+          <w:cs/>
           <w:lang w:val="ar_AE" w:bidi="ar_AE"/>
         </w:rPr>
         <w:t xml:space="preserve">). المرضى جسديًا من الناس اليسوع جا عشان يحررهم، زي العُمي (الآية </w:t>
@@ -1545,6 +1883,8 @@
       <w:hyperlink r:id="rId44">
         <w:r>
           <w:rPr>
+            <w:rtl/>
+            <w:cs/>
             <w:lang w:val="ar_AE" w:bidi="ar_AE"/>
           </w:rPr>
           <w:rPr>
@@ -1556,6 +1896,8 @@
       </w:hyperlink>
       <w:r>
         <w:rPr>
+          <w:rtl/>
+          <w:cs/>
           <w:lang w:val="ar_AE" w:bidi="ar_AE"/>
         </w:rPr>
         <w:t xml:space="preserve">) والبرص (الآية </w:t>
@@ -1563,6 +1905,8 @@
       <w:hyperlink r:id="rId59">
         <w:r>
           <w:rPr>
+            <w:rtl/>
+            <w:cs/>
             <w:lang w:val="ar_AE" w:bidi="ar_AE"/>
           </w:rPr>
           <w:rPr>
@@ -1574,6 +1918,8 @@
       </w:hyperlink>
       <w:r>
         <w:rPr>
+          <w:rtl/>
+          <w:cs/>
           <w:lang w:val="ar_AE" w:bidi="ar_AE"/>
         </w:rPr>
         <w:t xml:space="preserve">). (قارن الكلام دا بالآيات البتتكلم عن معجزات الشفاء: </w:t>
@@ -1581,6 +1927,8 @@
       <w:hyperlink r:id="rId60">
         <w:r>
           <w:rPr>
+            <w:rtl/>
+            <w:cs/>
             <w:lang w:val="ar_AE" w:bidi="ar_AE"/>
           </w:rPr>
           <w:rPr>
@@ -1592,6 +1940,8 @@
       </w:hyperlink>
       <w:r>
         <w:rPr>
+          <w:rtl/>
+          <w:cs/>
           <w:lang w:val="ar_AE" w:bidi="ar_AE"/>
         </w:rPr>
         <w:t>-</w:t>
@@ -1599,6 +1949,8 @@
       <w:hyperlink r:id="rId60">
         <w:r>
           <w:rPr>
+            <w:rtl/>
+            <w:cs/>
             <w:lang w:val="ar_AE" w:bidi="ar_AE"/>
           </w:rPr>
           <w:rPr>
@@ -1610,6 +1962,8 @@
       </w:hyperlink>
       <w:r>
         <w:rPr>
+          <w:rtl/>
+          <w:cs/>
           <w:lang w:val="ar_AE" w:bidi="ar_AE"/>
         </w:rPr>
         <w:t xml:space="preserve">؛ وبرضو شوف الربط القوي بين الكرازة والشفاء في </w:t>
@@ -1617,6 +1971,8 @@
       <w:hyperlink r:id="rId46">
         <w:r>
           <w:rPr>
+            <w:rtl/>
+            <w:cs/>
             <w:lang w:val="ar_AE" w:bidi="ar_AE"/>
           </w:rPr>
           <w:rPr>
@@ -1628,6 +1984,8 @@
       </w:hyperlink>
       <w:r>
         <w:rPr>
+          <w:rtl/>
+          <w:cs/>
           <w:lang w:val="ar_AE" w:bidi="ar_AE"/>
         </w:rPr>
         <w:t xml:space="preserve">؛ </w:t>
@@ -1635,6 +1993,8 @@
       <w:hyperlink r:id="rId47">
         <w:r>
           <w:rPr>
+            <w:rtl/>
+            <w:cs/>
             <w:lang w:val="ar_AE" w:bidi="ar_AE"/>
           </w:rPr>
           <w:rPr>
@@ -1646,6 +2006,8 @@
       </w:hyperlink>
       <w:r>
         <w:rPr>
+          <w:rtl/>
+          <w:cs/>
           <w:lang w:val="ar_AE" w:bidi="ar_AE"/>
         </w:rPr>
         <w:t xml:space="preserve">؛ </w:t>
@@ -1653,6 +2015,8 @@
       <w:hyperlink r:id="rId61">
         <w:r>
           <w:rPr>
+            <w:rtl/>
+            <w:cs/>
             <w:lang w:val="ar_AE" w:bidi="ar_AE"/>
           </w:rPr>
           <w:rPr>
@@ -1664,6 +2028,8 @@
       </w:hyperlink>
       <w:r>
         <w:rPr>
+          <w:rtl/>
+          <w:cs/>
           <w:lang w:val="ar_AE" w:bidi="ar_AE"/>
         </w:rPr>
         <w:t xml:space="preserve">؛ </w:t>
@@ -1671,6 +2037,8 @@
       <w:hyperlink r:id="rId62">
         <w:r>
           <w:rPr>
+            <w:rtl/>
+            <w:cs/>
             <w:lang w:val="ar_AE" w:bidi="ar_AE"/>
           </w:rPr>
           <w:rPr>
@@ -1682,6 +2050,8 @@
       </w:hyperlink>
       <w:r>
         <w:rPr>
+          <w:rtl/>
+          <w:cs/>
           <w:lang w:val="ar_AE" w:bidi="ar_AE"/>
         </w:rPr>
         <w:t xml:space="preserve">، </w:t>
@@ -1689,6 +2059,8 @@
       <w:hyperlink r:id="rId62">
         <w:r>
           <w:rPr>
+            <w:rtl/>
+            <w:cs/>
             <w:lang w:val="ar_AE" w:bidi="ar_AE"/>
           </w:rPr>
           <w:rPr>
@@ -1700,6 +2072,8 @@
       </w:hyperlink>
       <w:r>
         <w:rPr>
+          <w:rtl/>
+          <w:cs/>
           <w:lang w:val="ar_AE" w:bidi="ar_AE"/>
         </w:rPr>
         <w:t xml:space="preserve">؛ </w:t>
@@ -1707,6 +2081,8 @@
       <w:hyperlink r:id="rId63">
         <w:r>
           <w:rPr>
+            <w:rtl/>
+            <w:cs/>
             <w:lang w:val="ar_AE" w:bidi="ar_AE"/>
           </w:rPr>
           <w:rPr>
@@ -1718,6 +2094,8 @@
       </w:hyperlink>
       <w:r>
         <w:rPr>
+          <w:rtl/>
+          <w:cs/>
           <w:lang w:val="ar_AE" w:bidi="ar_AE"/>
         </w:rPr>
         <w:t xml:space="preserve">؛ كمان شوف كيف </w:t>
@@ -1725,6 +2103,8 @@
       <w:hyperlink r:id="rId64">
         <w:r>
           <w:rPr>
+            <w:rtl/>
+            <w:cs/>
             <w:lang w:val="ar_AE" w:bidi="ar_AE"/>
           </w:rPr>
           <w:rPr>
@@ -1736,6 +2116,8 @@
       </w:hyperlink>
       <w:r>
         <w:rPr>
+          <w:rtl/>
+          <w:cs/>
           <w:lang w:val="ar_AE" w:bidi="ar_AE"/>
         </w:rPr>
         <w:t>-</w:t>
@@ -1743,6 +2125,8 @@
       <w:hyperlink r:id="rId64">
         <w:r>
           <w:rPr>
+            <w:rtl/>
+            <w:cs/>
             <w:lang w:val="ar_AE" w:bidi="ar_AE"/>
           </w:rPr>
           <w:rPr>
@@ -1754,6 +2138,8 @@
       </w:hyperlink>
       <w:r>
         <w:rPr>
+          <w:rtl/>
+          <w:cs/>
           <w:lang w:val="ar_AE" w:bidi="ar_AE"/>
         </w:rPr>
         <w:t xml:space="preserve">؛ </w:t>
@@ -1761,6 +2147,8 @@
       <w:hyperlink r:id="rId65">
         <w:r>
           <w:rPr>
+            <w:rtl/>
+            <w:cs/>
             <w:lang w:val="ar_AE" w:bidi="ar_AE"/>
           </w:rPr>
           <w:rPr>
@@ -1772,6 +2160,8 @@
       </w:hyperlink>
       <w:r>
         <w:rPr>
+          <w:rtl/>
+          <w:cs/>
           <w:lang w:val="ar_AE" w:bidi="ar_AE"/>
         </w:rPr>
         <w:t>-</w:t>
@@ -1779,6 +2169,8 @@
       <w:hyperlink r:id="rId65">
         <w:r>
           <w:rPr>
+            <w:rtl/>
+            <w:cs/>
             <w:lang w:val="ar_AE" w:bidi="ar_AE"/>
           </w:rPr>
           <w:rPr>
@@ -1790,6 +2182,8 @@
       </w:hyperlink>
       <w:r>
         <w:rPr>
+          <w:rtl/>
+          <w:cs/>
           <w:lang w:val="ar_AE" w:bidi="ar_AE"/>
         </w:rPr>
         <w:t>، بيورونا إنو المرضى دول زي أسرى للشيطان، واليسوع حررهم.) وبرضو الرسالة دي شملت الفقراء ماديًا — زي الأرملة اليساعدها إيليا وقت المجاعة (</w:t>
@@ -1797,6 +2191,8 @@
       <w:hyperlink r:id="rId66">
         <w:r>
           <w:rPr>
+            <w:rtl/>
+            <w:cs/>
             <w:lang w:val="ar_AE" w:bidi="ar_AE"/>
           </w:rPr>
           <w:rPr>
@@ -1808,6 +2204,8 @@
       </w:hyperlink>
       <w:r>
         <w:rPr>
+          <w:rtl/>
+          <w:cs/>
           <w:lang w:val="ar_AE" w:bidi="ar_AE"/>
         </w:rPr>
         <w:t xml:space="preserve">، </w:t>
@@ -1815,6 +2213,8 @@
       <w:hyperlink r:id="rId66">
         <w:r>
           <w:rPr>
+            <w:rtl/>
+            <w:cs/>
             <w:lang w:val="ar_AE" w:bidi="ar_AE"/>
           </w:rPr>
           <w:rPr>
@@ -1826,6 +2226,8 @@
       </w:hyperlink>
       <w:r>
         <w:rPr>
+          <w:rtl/>
+          <w:cs/>
           <w:lang w:val="ar_AE" w:bidi="ar_AE"/>
         </w:rPr>
         <w:t xml:space="preserve">). والناس الفقراء والجوعى حرفيًا، يسوع قال عنهم: "طوبى ليكم" في </w:t>
@@ -1833,6 +2235,8 @@
       <w:hyperlink r:id="rId67">
         <w:r>
           <w:rPr>
+            <w:rtl/>
+            <w:cs/>
             <w:lang w:val="ar_AE" w:bidi="ar_AE"/>
           </w:rPr>
           <w:rPr>
@@ -1844,6 +2248,8 @@
       </w:hyperlink>
       <w:r>
         <w:rPr>
+          <w:rtl/>
+          <w:cs/>
           <w:lang w:val="ar_AE" w:bidi="ar_AE"/>
         </w:rPr>
         <w:t xml:space="preserve">، </w:t>
@@ -1851,6 +2257,8 @@
       <w:hyperlink r:id="rId67">
         <w:r>
           <w:rPr>
+            <w:rtl/>
+            <w:cs/>
             <w:lang w:val="ar_AE" w:bidi="ar_AE"/>
           </w:rPr>
           <w:rPr>
@@ -1862,6 +2270,8 @@
       </w:hyperlink>
       <w:r>
         <w:rPr>
+          <w:rtl/>
+          <w:cs/>
           <w:lang w:val="ar_AE" w:bidi="ar_AE"/>
         </w:rPr>
         <w:t>.</w:t>
@@ -1873,11 +2283,15 @@
       </w:pPr>
       <w:r>
         <w:rPr>
-          <w:lang w:val="ar_AE" w:bidi="ar_AE"/>
-        </w:rPr>
-      </w:r>
-      <w:r>
-        <w:rPr>
+          <w:rtl/>
+          <w:cs/>
+          <w:lang w:val="ar_AE" w:bidi="ar_AE"/>
+        </w:rPr>
+      </w:r>
+      <w:r>
+        <w:rPr>
+          <w:rtl/>
+          <w:cs/>
           <w:lang w:val="ar_AE" w:bidi="ar_AE"/>
         </w:rPr>
         <w:t xml:space="preserve">لكن الكلام هنا في الأساس عن الفقر "الروحي." لما يسوع طبّق كلام </w:t>
@@ -1885,6 +2299,8 @@
       <w:hyperlink r:id="rId26">
         <w:r>
           <w:rPr>
+            <w:rtl/>
+            <w:cs/>
             <w:lang w:val="ar_AE" w:bidi="ar_AE"/>
           </w:rPr>
           <w:rPr>
@@ -1896,6 +2312,8 @@
       </w:hyperlink>
       <w:r>
         <w:rPr>
+          <w:rtl/>
+          <w:cs/>
           <w:lang w:val="ar_AE" w:bidi="ar_AE"/>
         </w:rPr>
         <w:t xml:space="preserve">، قال في </w:t>
@@ -1903,6 +2321,8 @@
       <w:hyperlink r:id="rId68">
         <w:r>
           <w:rPr>
+            <w:rtl/>
+            <w:cs/>
             <w:lang w:val="ar_AE" w:bidi="ar_AE"/>
           </w:rPr>
           <w:rPr>
@@ -1914,6 +2334,8 @@
       </w:hyperlink>
       <w:r>
         <w:rPr>
+          <w:rtl/>
+          <w:cs/>
           <w:lang w:val="ar_AE" w:bidi="ar_AE"/>
         </w:rPr>
         <w:t>: "طوبى للمساكين بالروح." الناس ديل هم الزعلانين والمكسورين، الحاسين بالبؤس والظلم، والفقر والمعاناة والموت، واللي شايفين الشر والخطيّة حوالينهم وفي حياتهم الشخصية. هم الناس البيلجأوا لله في وسط أزمتهم، وبينتظروا بعد شوق إنو ربنا يتدخل، ويجيب عدلو، ويظهر رحمتو، ويقيم ملكوتو. الناس ديل بالتحديد، يسوع جاب ليهم الأخبار السارة (</w:t>
@@ -1921,6 +2343,8 @@
       <w:hyperlink r:id="rId69">
         <w:r>
           <w:rPr>
+            <w:rtl/>
+            <w:cs/>
             <w:lang w:val="ar_AE" w:bidi="ar_AE"/>
           </w:rPr>
           <w:rPr>
@@ -1932,6 +2356,8 @@
       </w:hyperlink>
       <w:r>
         <w:rPr>
+          <w:rtl/>
+          <w:cs/>
           <w:lang w:val="ar_AE" w:bidi="ar_AE"/>
         </w:rPr>
         <w:t>-</w:t>
@@ -1939,6 +2365,8 @@
       <w:hyperlink r:id="rId69">
         <w:r>
           <w:rPr>
+            <w:rtl/>
+            <w:cs/>
             <w:lang w:val="ar_AE" w:bidi="ar_AE"/>
           </w:rPr>
           <w:rPr>
@@ -1950,6 +2378,8 @@
       </w:hyperlink>
       <w:r>
         <w:rPr>
+          <w:rtl/>
+          <w:cs/>
           <w:lang w:val="ar_AE" w:bidi="ar_AE"/>
         </w:rPr>
         <w:t>). الله أرسل يسوع عشان يجيب الملكوت، وينقذ الضايعين، ويحرّر المربوطين، ويشفي المصابين، ويجبر القلوب المنكسرة، ويغفر للمذنبين (</w:t>
@@ -1957,6 +2387,8 @@
       <w:hyperlink r:id="rId70">
         <w:r>
           <w:rPr>
+            <w:rtl/>
+            <w:cs/>
             <w:lang w:val="ar_AE" w:bidi="ar_AE"/>
           </w:rPr>
           <w:rPr>
@@ -1968,6 +2400,8 @@
       </w:hyperlink>
       <w:r>
         <w:rPr>
+          <w:rtl/>
+          <w:cs/>
           <w:lang w:val="ar_AE" w:bidi="ar_AE"/>
         </w:rPr>
         <w:t xml:space="preserve">؛ </w:t>
@@ -1975,6 +2409,8 @@
       <w:hyperlink r:id="rId71">
         <w:r>
           <w:rPr>
+            <w:rtl/>
+            <w:cs/>
             <w:lang w:val="ar_AE" w:bidi="ar_AE"/>
           </w:rPr>
           <w:rPr>
@@ -1986,6 +2422,8 @@
       </w:hyperlink>
       <w:r>
         <w:rPr>
+          <w:rtl/>
+          <w:cs/>
           <w:lang w:val="ar_AE" w:bidi="ar_AE"/>
         </w:rPr>
         <w:t xml:space="preserve">؛ </w:t>
@@ -1993,6 +2431,8 @@
       <w:hyperlink r:id="rId72">
         <w:r>
           <w:rPr>
+            <w:rtl/>
+            <w:cs/>
             <w:lang w:val="ar_AE" w:bidi="ar_AE"/>
           </w:rPr>
           <w:rPr>
@@ -2004,6 +2444,8 @@
       </w:hyperlink>
       <w:r>
         <w:rPr>
+          <w:rtl/>
+          <w:cs/>
           <w:lang w:val="ar_AE" w:bidi="ar_AE"/>
         </w:rPr>
         <w:t>-</w:t>
@@ -2011,6 +2453,8 @@
       <w:hyperlink r:id="rId72">
         <w:r>
           <w:rPr>
+            <w:rtl/>
+            <w:cs/>
             <w:lang w:val="ar_AE" w:bidi="ar_AE"/>
           </w:rPr>
           <w:rPr>
@@ -2022,6 +2466,8 @@
       </w:hyperlink>
       <w:r>
         <w:rPr>
+          <w:rtl/>
+          <w:cs/>
           <w:lang w:val="ar_AE" w:bidi="ar_AE"/>
         </w:rPr>
         <w:t xml:space="preserve">؛ </w:t>
@@ -2029,6 +2475,8 @@
       <w:hyperlink r:id="rId73">
         <w:r>
           <w:rPr>
+            <w:rtl/>
+            <w:cs/>
             <w:lang w:val="ar_AE" w:bidi="ar_AE"/>
           </w:rPr>
           <w:rPr>
@@ -2040,6 +2488,8 @@
       </w:hyperlink>
       <w:r>
         <w:rPr>
+          <w:rtl/>
+          <w:cs/>
           <w:lang w:val="ar_AE" w:bidi="ar_AE"/>
         </w:rPr>
         <w:t xml:space="preserve">، </w:t>
@@ -2047,6 +2497,8 @@
       <w:hyperlink r:id="rId73">
         <w:r>
           <w:rPr>
+            <w:rtl/>
+            <w:cs/>
             <w:lang w:val="ar_AE" w:bidi="ar_AE"/>
           </w:rPr>
           <w:rPr>
@@ -2058,6 +2510,8 @@
       </w:hyperlink>
       <w:r>
         <w:rPr>
+          <w:rtl/>
+          <w:cs/>
           <w:lang w:val="ar_AE" w:bidi="ar_AE"/>
         </w:rPr>
         <w:t xml:space="preserve">؛ </w:t>
@@ -2065,6 +2519,8 @@
       <w:hyperlink r:id="rId74">
         <w:r>
           <w:rPr>
+            <w:rtl/>
+            <w:cs/>
             <w:lang w:val="ar_AE" w:bidi="ar_AE"/>
           </w:rPr>
           <w:rPr>
@@ -2076,6 +2532,8 @@
       </w:hyperlink>
       <w:r>
         <w:rPr>
+          <w:rtl/>
+          <w:cs/>
           <w:lang w:val="ar_AE" w:bidi="ar_AE"/>
         </w:rPr>
         <w:t>-</w:t>
@@ -2083,6 +2541,8 @@
       <w:hyperlink r:id="rId74">
         <w:r>
           <w:rPr>
+            <w:rtl/>
+            <w:cs/>
             <w:lang w:val="ar_AE" w:bidi="ar_AE"/>
           </w:rPr>
           <w:rPr>
@@ -2094,6 +2554,8 @@
       </w:hyperlink>
       <w:r>
         <w:rPr>
+          <w:rtl/>
+          <w:cs/>
           <w:lang w:val="ar_AE" w:bidi="ar_AE"/>
         </w:rPr>
         <w:t xml:space="preserve">؛ </w:t>
@@ -2101,6 +2563,8 @@
       <w:hyperlink r:id="rId75">
         <w:r>
           <w:rPr>
+            <w:rtl/>
+            <w:cs/>
             <w:lang w:val="ar_AE" w:bidi="ar_AE"/>
           </w:rPr>
           <w:rPr>
@@ -2112,6 +2576,8 @@
       </w:hyperlink>
       <w:r>
         <w:rPr>
+          <w:rtl/>
+          <w:cs/>
           <w:lang w:val="ar_AE" w:bidi="ar_AE"/>
         </w:rPr>
         <w:t>).</w:t>
@@ -2124,6 +2590,8 @@
       </w:pPr>
       <w:r>
         <w:rPr>
+          <w:rtl/>
+          <w:cs/>
           <w:lang w:val="ar_AE" w:bidi="ar_AE"/>
         </w:rPr>
         <w:t>هدية النعمة</w:t>
@@ -2135,11 +2603,15 @@
       </w:pPr>
       <w:r>
         <w:rPr>
-          <w:lang w:val="ar_AE" w:bidi="ar_AE"/>
-        </w:rPr>
-      </w:r>
-      <w:r>
-        <w:rPr>
+          <w:rtl/>
+          <w:cs/>
+          <w:lang w:val="ar_AE" w:bidi="ar_AE"/>
+        </w:rPr>
+      </w:r>
+      <w:r>
+        <w:rPr>
+          <w:rtl/>
+          <w:cs/>
           <w:lang w:val="ar_AE" w:bidi="ar_AE"/>
         </w:rPr>
         <w:t>مجيء الملكوت ما نتيجة لمجهود البشر، ولا مكافأة عليه، لكنو حل من الله نفسه للمأزق البعيشو الإنسان— هدية من نعمته (</w:t>
@@ -2147,6 +2619,8 @@
       <w:hyperlink r:id="rId76">
         <w:r>
           <w:rPr>
+            <w:rtl/>
+            <w:cs/>
             <w:lang w:val="ar_AE" w:bidi="ar_AE"/>
           </w:rPr>
           <w:rPr>
@@ -2158,6 +2632,8 @@
       </w:hyperlink>
       <w:r>
         <w:rPr>
+          <w:rtl/>
+          <w:cs/>
           <w:lang w:val="ar_AE" w:bidi="ar_AE"/>
         </w:rPr>
         <w:t>). الخلاص، خاصة للفقراء والمكسورين، ما ممكن نفهمه إلا من خلال شخصية الله ذاته. زي ما حصل مع الابن الضال في المَثَل، لما رجع عرف إنو ما بستحق حتى يكون خادم لأبوه، ناهيك عن يكون ابن. ما في أي حاجة عملها، ولا حتى توبتو، كانت السبب في محبة الأب ليهو (</w:t>
@@ -2165,6 +2641,8 @@
       <w:hyperlink r:id="rId77">
         <w:r>
           <w:rPr>
+            <w:rtl/>
+            <w:cs/>
             <w:lang w:val="ar_AE" w:bidi="ar_AE"/>
           </w:rPr>
           <w:rPr>
@@ -2176,6 +2654,8 @@
       </w:hyperlink>
       <w:r>
         <w:rPr>
+          <w:rtl/>
+          <w:cs/>
           <w:lang w:val="ar_AE" w:bidi="ar_AE"/>
         </w:rPr>
         <w:t>-</w:t>
@@ -2183,6 +2663,8 @@
       <w:hyperlink r:id="rId77">
         <w:r>
           <w:rPr>
+            <w:rtl/>
+            <w:cs/>
             <w:lang w:val="ar_AE" w:bidi="ar_AE"/>
           </w:rPr>
           <w:rPr>
@@ -2194,6 +2676,8 @@
       </w:hyperlink>
       <w:r>
         <w:rPr>
+          <w:rtl/>
+          <w:cs/>
           <w:lang w:val="ar_AE" w:bidi="ar_AE"/>
         </w:rPr>
         <w:t>).</w:t>
@@ -2205,11 +2689,15 @@
       </w:pPr>
       <w:r>
         <w:rPr>
-          <w:lang w:val="ar_AE" w:bidi="ar_AE"/>
-        </w:rPr>
-      </w:r>
-      <w:r>
-        <w:rPr>
+          <w:rtl/>
+          <w:cs/>
+          <w:lang w:val="ar_AE" w:bidi="ar_AE"/>
+        </w:rPr>
+      </w:r>
+      <w:r>
+        <w:rPr>
+          <w:rtl/>
+          <w:cs/>
           <w:lang w:val="ar_AE" w:bidi="ar_AE"/>
         </w:rPr>
         <w:t xml:space="preserve">في المثل الجا في </w:t>
@@ -2217,6 +2705,8 @@
       <w:hyperlink r:id="rId78">
         <w:r>
           <w:rPr>
+            <w:rtl/>
+            <w:cs/>
             <w:lang w:val="ar_AE" w:bidi="ar_AE"/>
           </w:rPr>
           <w:rPr>
@@ -2228,6 +2718,8 @@
       </w:hyperlink>
       <w:r>
         <w:rPr>
+          <w:rtl/>
+          <w:cs/>
           <w:lang w:val="ar_AE" w:bidi="ar_AE"/>
         </w:rPr>
         <w:t>-</w:t>
@@ -2235,6 +2727,8 @@
       <w:hyperlink r:id="rId78">
         <w:r>
           <w:rPr>
+            <w:rtl/>
+            <w:cs/>
             <w:lang w:val="ar_AE" w:bidi="ar_AE"/>
           </w:rPr>
           <w:rPr>
@@ -2246,6 +2740,8 @@
       </w:hyperlink>
       <w:r>
         <w:rPr>
+          <w:rtl/>
+          <w:cs/>
           <w:lang w:val="ar_AE" w:bidi="ar_AE"/>
         </w:rPr>
         <w:t xml:space="preserve">، الفضل كلو برجع لصلاح السيِّد، عشان كدا العمال الاندعوا في الآخر، أخدوا أجر يوم كامل زي الباقين. والمدين الأول في قصة </w:t>
@@ -2253,6 +2749,8 @@
       <w:hyperlink r:id="rId79">
         <w:r>
           <w:rPr>
+            <w:rtl/>
+            <w:cs/>
             <w:lang w:val="ar_AE" w:bidi="ar_AE"/>
           </w:rPr>
           <w:rPr>
@@ -2264,6 +2762,8 @@
       </w:hyperlink>
       <w:r>
         <w:rPr>
+          <w:rtl/>
+          <w:cs/>
           <w:lang w:val="ar_AE" w:bidi="ar_AE"/>
         </w:rPr>
         <w:t>-</w:t>
@@ -2271,6 +2771,8 @@
       <w:hyperlink r:id="rId79">
         <w:r>
           <w:rPr>
+            <w:rtl/>
+            <w:cs/>
             <w:lang w:val="ar_AE" w:bidi="ar_AE"/>
           </w:rPr>
           <w:rPr>
@@ -2282,6 +2784,8 @@
       </w:hyperlink>
       <w:r>
         <w:rPr>
+          <w:rtl/>
+          <w:cs/>
           <w:lang w:val="ar_AE" w:bidi="ar_AE"/>
         </w:rPr>
         <w:t>، ما كان مستحق أي حاجة غير إنو يُتباع عبد، لكن الملك سامحو في دينو الكبير. وبرضو العشار، الزول الما كان عندو حاجة يقدمها لله غير اعترافو بخطيتو وطلب الرحمة، رجع مبرَّر قدام الله (</w:t>
@@ -2289,6 +2793,8 @@
       <w:hyperlink r:id="rId80">
         <w:r>
           <w:rPr>
+            <w:rtl/>
+            <w:cs/>
             <w:lang w:val="ar_AE" w:bidi="ar_AE"/>
           </w:rPr>
           <w:rPr>
@@ -2300,6 +2806,8 @@
       </w:hyperlink>
       <w:r>
         <w:rPr>
+          <w:rtl/>
+          <w:cs/>
           <w:lang w:val="ar_AE" w:bidi="ar_AE"/>
         </w:rPr>
         <w:t xml:space="preserve">، </w:t>
@@ -2307,6 +2815,8 @@
       <w:hyperlink r:id="rId80">
         <w:r>
           <w:rPr>
+            <w:rtl/>
+            <w:cs/>
             <w:lang w:val="ar_AE" w:bidi="ar_AE"/>
           </w:rPr>
           <w:rPr>
@@ -2318,6 +2828,8 @@
       </w:hyperlink>
       <w:r>
         <w:rPr>
+          <w:rtl/>
+          <w:cs/>
           <w:lang w:val="ar_AE" w:bidi="ar_AE"/>
         </w:rPr>
         <w:t xml:space="preserve">). نفس الكلام بينطبق على الفقراء الأتقياء، زي الناس الجا ذكرهم في </w:t>
@@ -2325,6 +2837,8 @@
       <w:hyperlink r:id="rId81">
         <w:r>
           <w:rPr>
+            <w:rtl/>
+            <w:cs/>
             <w:lang w:val="ar_AE" w:bidi="ar_AE"/>
           </w:rPr>
           <w:rPr>
@@ -2336,6 +2850,8 @@
       </w:hyperlink>
       <w:r>
         <w:rPr>
+          <w:rtl/>
+          <w:cs/>
           <w:lang w:val="ar_AE" w:bidi="ar_AE"/>
         </w:rPr>
         <w:t>-</w:t>
@@ -2343,6 +2859,8 @@
       <w:hyperlink r:id="rId81">
         <w:r>
           <w:rPr>
+            <w:rtl/>
+            <w:cs/>
             <w:lang w:val="ar_AE" w:bidi="ar_AE"/>
           </w:rPr>
           <w:rPr>
@@ -2354,6 +2872,8 @@
       </w:hyperlink>
       <w:r>
         <w:rPr>
+          <w:rtl/>
+          <w:cs/>
           <w:lang w:val="ar_AE" w:bidi="ar_AE"/>
         </w:rPr>
         <w:t>. الفضيلة بتاعتهم حقيقية، ما خيال، لكن حتى وهم بيطيعوا وصايا الله، ما بيخلّوه مديون ليهم بشي. هم ببساطة بأدوا الواجب المفروض عليهم (</w:t>
@@ -2361,6 +2881,8 @@
       <w:hyperlink r:id="rId82">
         <w:r>
           <w:rPr>
+            <w:rtl/>
+            <w:cs/>
             <w:lang w:val="ar_AE" w:bidi="ar_AE"/>
           </w:rPr>
           <w:rPr>
@@ -2372,6 +2894,8 @@
       </w:hyperlink>
       <w:r>
         <w:rPr>
+          <w:rtl/>
+          <w:cs/>
           <w:lang w:val="ar_AE" w:bidi="ar_AE"/>
         </w:rPr>
         <w:t>-</w:t>
@@ -2379,6 +2903,8 @@
       <w:hyperlink r:id="rId82">
         <w:r>
           <w:rPr>
+            <w:rtl/>
+            <w:cs/>
             <w:lang w:val="ar_AE" w:bidi="ar_AE"/>
           </w:rPr>
           <w:rPr>
@@ -2390,6 +2916,8 @@
       </w:hyperlink>
       <w:r>
         <w:rPr>
+          <w:rtl/>
+          <w:cs/>
           <w:lang w:val="ar_AE" w:bidi="ar_AE"/>
         </w:rPr>
         <w:t>).</w:t>
@@ -2401,11 +2929,15 @@
       </w:pPr>
       <w:r>
         <w:rPr>
-          <w:lang w:val="ar_AE" w:bidi="ar_AE"/>
-        </w:rPr>
-      </w:r>
-      <w:r>
-        <w:rPr>
+          <w:rtl/>
+          <w:cs/>
+          <w:lang w:val="ar_AE" w:bidi="ar_AE"/>
+        </w:rPr>
+      </w:r>
+      <w:r>
+        <w:rPr>
+          <w:rtl/>
+          <w:cs/>
           <w:lang w:val="ar_AE" w:bidi="ar_AE"/>
         </w:rPr>
         <w:t>وكمان، حتى أرحم الناس محتاجين لرحمة ربنا (</w:t>
@@ -2413,6 +2945,8 @@
       <w:hyperlink r:id="rId83">
         <w:r>
           <w:rPr>
+            <w:rtl/>
+            <w:cs/>
             <w:lang w:val="ar_AE" w:bidi="ar_AE"/>
           </w:rPr>
           <w:rPr>
@@ -2424,6 +2958,8 @@
       </w:hyperlink>
       <w:r>
         <w:rPr>
+          <w:rtl/>
+          <w:cs/>
           <w:lang w:val="ar_AE" w:bidi="ar_AE"/>
         </w:rPr>
         <w:t xml:space="preserve">). لأنو حتى الناس البتحاول تطيع وصايا الله بكل اجتهاد، ما بتقدر تكمل كل المطالب (راجع </w:t>
@@ -2431,6 +2967,8 @@
       <w:hyperlink r:id="rId84">
         <w:r>
           <w:rPr>
+            <w:rtl/>
+            <w:cs/>
             <w:lang w:val="ar_AE" w:bidi="ar_AE"/>
           </w:rPr>
           <w:rPr>
@@ -2442,6 +2980,8 @@
       </w:hyperlink>
       <w:r>
         <w:rPr>
+          <w:rtl/>
+          <w:cs/>
           <w:lang w:val="ar_AE" w:bidi="ar_AE"/>
         </w:rPr>
         <w:t>-</w:t>
@@ -2449,6 +2989,8 @@
       <w:hyperlink r:id="rId84">
         <w:r>
           <w:rPr>
+            <w:rtl/>
+            <w:cs/>
             <w:lang w:val="ar_AE" w:bidi="ar_AE"/>
           </w:rPr>
           <w:rPr>
@@ -2460,6 +3002,8 @@
       </w:hyperlink>
       <w:r>
         <w:rPr>
+          <w:rtl/>
+          <w:cs/>
           <w:lang w:val="ar_AE" w:bidi="ar_AE"/>
         </w:rPr>
         <w:t xml:space="preserve">). في مثل </w:t>
@@ -2467,6 +3011,8 @@
       <w:hyperlink r:id="rId79">
         <w:r>
           <w:rPr>
+            <w:rtl/>
+            <w:cs/>
             <w:lang w:val="ar_AE" w:bidi="ar_AE"/>
           </w:rPr>
           <w:rPr>
@@ -2478,6 +3024,8 @@
       </w:hyperlink>
       <w:r>
         <w:rPr>
+          <w:rtl/>
+          <w:cs/>
           <w:lang w:val="ar_AE" w:bidi="ar_AE"/>
         </w:rPr>
         <w:t>-</w:t>
@@ -2485,6 +3033,8 @@
       <w:hyperlink r:id="rId79">
         <w:r>
           <w:rPr>
+            <w:rtl/>
+            <w:cs/>
             <w:lang w:val="ar_AE" w:bidi="ar_AE"/>
           </w:rPr>
           <w:rPr>
@@ -2496,6 +3046,8 @@
       </w:hyperlink>
       <w:r>
         <w:rPr>
+          <w:rtl/>
+          <w:cs/>
           <w:lang w:val="ar_AE" w:bidi="ar_AE"/>
         </w:rPr>
         <w:t>، العبد الأول كان مديون بمبلغ ضخم شديد، أكتر بكتير من أي زول ممكن يسددو في ظرف زي دا. المثل دا الهدف منو يبيِّن كرم الملك وسخاه. النعمة بتشتغل لما الناس يكونوا عاجزين عن إنهم يخلصوا نفسهم (</w:t>
@@ -2503,6 +3055,8 @@
       <w:hyperlink r:id="rId85">
         <w:r>
           <w:rPr>
+            <w:rtl/>
+            <w:cs/>
             <w:lang w:val="ar_AE" w:bidi="ar_AE"/>
           </w:rPr>
           <w:rPr>
@@ -2514,6 +3068,8 @@
       </w:hyperlink>
       <w:r>
         <w:rPr>
+          <w:rtl/>
+          <w:cs/>
           <w:lang w:val="ar_AE" w:bidi="ar_AE"/>
         </w:rPr>
         <w:t>-</w:t>
@@ -2521,6 +3077,8 @@
       <w:hyperlink r:id="rId85">
         <w:r>
           <w:rPr>
+            <w:rtl/>
+            <w:cs/>
             <w:lang w:val="ar_AE" w:bidi="ar_AE"/>
           </w:rPr>
           <w:rPr>
@@ -2532,6 +3090,8 @@
       </w:hyperlink>
       <w:r>
         <w:rPr>
+          <w:rtl/>
+          <w:cs/>
           <w:lang w:val="ar_AE" w:bidi="ar_AE"/>
         </w:rPr>
         <w:t>).</w:t>
@@ -2544,6 +3104,8 @@
       </w:pPr>
       <w:r>
         <w:rPr>
+          <w:rtl/>
+          <w:cs/>
           <w:lang w:val="ar_AE" w:bidi="ar_AE"/>
         </w:rPr>
         <w:t>الدعوة للخلاص</w:t>
@@ -2555,11 +3117,15 @@
       </w:pPr>
       <w:r>
         <w:rPr>
-          <w:lang w:val="ar_AE" w:bidi="ar_AE"/>
-        </w:rPr>
-      </w:r>
-      <w:r>
-        <w:rPr>
+          <w:rtl/>
+          <w:cs/>
+          <w:lang w:val="ar_AE" w:bidi="ar_AE"/>
+        </w:rPr>
+      </w:r>
+      <w:r>
+        <w:rPr>
+          <w:rtl/>
+          <w:cs/>
           <w:lang w:val="ar_AE" w:bidi="ar_AE"/>
         </w:rPr>
         <w:t>كل بني إسرائيل، بدون أي استثناء، كانوا شعب خاطئ، وكلهم محتاجين للخلاص اليسوع بقدمو (</w:t>
@@ -2567,6 +3133,8 @@
       <w:hyperlink r:id="rId86">
         <w:r>
           <w:rPr>
+            <w:rtl/>
+            <w:cs/>
             <w:lang w:val="ar_AE" w:bidi="ar_AE"/>
           </w:rPr>
           <w:rPr>
@@ -2578,6 +3146,8 @@
       </w:hyperlink>
       <w:r>
         <w:rPr>
+          <w:rtl/>
+          <w:cs/>
           <w:lang w:val="ar_AE" w:bidi="ar_AE"/>
         </w:rPr>
         <w:t xml:space="preserve">؛ </w:t>
@@ -2585,6 +3155,8 @@
       <w:hyperlink r:id="rId87">
         <w:r>
           <w:rPr>
+            <w:rtl/>
+            <w:cs/>
             <w:lang w:val="ar_AE" w:bidi="ar_AE"/>
           </w:rPr>
           <w:rPr>
@@ -2596,6 +3168,8 @@
       </w:hyperlink>
       <w:r>
         <w:rPr>
+          <w:rtl/>
+          <w:cs/>
           <w:lang w:val="ar_AE" w:bidi="ar_AE"/>
         </w:rPr>
         <w:t>). ولما بيّن نعمة الله، يسوع أعلن إنجيلو لكل الأمة (</w:t>
@@ -2603,6 +3177,8 @@
       <w:hyperlink r:id="rId46">
         <w:r>
           <w:rPr>
+            <w:rtl/>
+            <w:cs/>
             <w:lang w:val="ar_AE" w:bidi="ar_AE"/>
           </w:rPr>
           <w:rPr>
@@ -2614,6 +3190,8 @@
       </w:hyperlink>
       <w:r>
         <w:rPr>
+          <w:rtl/>
+          <w:cs/>
           <w:lang w:val="ar_AE" w:bidi="ar_AE"/>
         </w:rPr>
         <w:t xml:space="preserve">؛ </w:t>
@@ -2621,6 +3199,8 @@
       <w:hyperlink r:id="rId47">
         <w:r>
           <w:rPr>
+            <w:rtl/>
+            <w:cs/>
             <w:lang w:val="ar_AE" w:bidi="ar_AE"/>
           </w:rPr>
           <w:rPr>
@@ -2632,6 +3212,8 @@
       </w:hyperlink>
       <w:r>
         <w:rPr>
+          <w:rtl/>
+          <w:cs/>
           <w:lang w:val="ar_AE" w:bidi="ar_AE"/>
         </w:rPr>
         <w:t xml:space="preserve">؛ </w:t>
@@ -2639,6 +3221,8 @@
       <w:hyperlink r:id="rId88">
         <w:r>
           <w:rPr>
+            <w:rtl/>
+            <w:cs/>
             <w:lang w:val="ar_AE" w:bidi="ar_AE"/>
           </w:rPr>
           <w:rPr>
@@ -2650,6 +3234,8 @@
       </w:hyperlink>
       <w:r>
         <w:rPr>
+          <w:rtl/>
+          <w:cs/>
           <w:lang w:val="ar_AE" w:bidi="ar_AE"/>
         </w:rPr>
         <w:t xml:space="preserve">؛ </w:t>
@@ -2657,6 +3243,8 @@
       <w:hyperlink r:id="rId54">
         <w:r>
           <w:rPr>
+            <w:rtl/>
+            <w:cs/>
             <w:lang w:val="ar_AE" w:bidi="ar_AE"/>
           </w:rPr>
           <w:rPr>
@@ -2668,6 +3256,8 @@
       </w:hyperlink>
       <w:r>
         <w:rPr>
+          <w:rtl/>
+          <w:cs/>
           <w:lang w:val="ar_AE" w:bidi="ar_AE"/>
         </w:rPr>
         <w:t xml:space="preserve">؛ </w:t>
@@ -2675,6 +3265,8 @@
       <w:hyperlink r:id="rId63">
         <w:r>
           <w:rPr>
+            <w:rtl/>
+            <w:cs/>
             <w:lang w:val="ar_AE" w:bidi="ar_AE"/>
           </w:rPr>
           <w:rPr>
@@ -2686,6 +3278,8 @@
       </w:hyperlink>
       <w:r>
         <w:rPr>
+          <w:rtl/>
+          <w:cs/>
           <w:lang w:val="ar_AE" w:bidi="ar_AE"/>
         </w:rPr>
         <w:t xml:space="preserve">؛ </w:t>
@@ -2693,6 +3287,8 @@
       <w:hyperlink r:id="rId89">
         <w:r>
           <w:rPr>
+            <w:rtl/>
+            <w:cs/>
             <w:lang w:val="ar_AE" w:bidi="ar_AE"/>
           </w:rPr>
           <w:rPr>
@@ -2704,6 +3300,8 @@
       </w:hyperlink>
       <w:r>
         <w:rPr>
+          <w:rtl/>
+          <w:cs/>
           <w:lang w:val="ar_AE" w:bidi="ar_AE"/>
         </w:rPr>
         <w:t>). من الكبير في المقام لحدي البسيط، الكل مطلوب منهم يخضعوا لملكوت الله، وكلهم اتدعوا يجو يشاركوا ببلاش في الوليمة الجاهزة (</w:t>
@@ -2711,6 +3309,8 @@
       <w:hyperlink r:id="rId90">
         <w:r>
           <w:rPr>
+            <w:rtl/>
+            <w:cs/>
             <w:lang w:val="ar_AE" w:bidi="ar_AE"/>
           </w:rPr>
           <w:rPr>
@@ -2722,6 +3322,8 @@
       </w:hyperlink>
       <w:r>
         <w:rPr>
+          <w:rtl/>
+          <w:cs/>
           <w:lang w:val="ar_AE" w:bidi="ar_AE"/>
         </w:rPr>
         <w:t>-</w:t>
@@ -2729,6 +3331,8 @@
       <w:hyperlink r:id="rId90">
         <w:r>
           <w:rPr>
+            <w:rtl/>
+            <w:cs/>
             <w:lang w:val="ar_AE" w:bidi="ar_AE"/>
           </w:rPr>
           <w:rPr>
@@ -2740,6 +3344,8 @@
       </w:hyperlink>
       <w:r>
         <w:rPr>
+          <w:rtl/>
+          <w:cs/>
           <w:lang w:val="ar_AE" w:bidi="ar_AE"/>
         </w:rPr>
         <w:t>). لكن، الزول لازم يقبل عطية الخلاص عشان يختبرا (</w:t>
@@ -2747,6 +3353,8 @@
       <w:hyperlink r:id="rId91">
         <w:r>
           <w:rPr>
+            <w:rtl/>
+            <w:cs/>
             <w:lang w:val="ar_AE" w:bidi="ar_AE"/>
           </w:rPr>
           <w:rPr>
@@ -2758,6 +3366,8 @@
       </w:hyperlink>
       <w:r>
         <w:rPr>
+          <w:rtl/>
+          <w:cs/>
           <w:lang w:val="ar_AE" w:bidi="ar_AE"/>
         </w:rPr>
         <w:t>). هي فعلاً عطية مجانية، لكن في نفس الوقت، كنز ما بيتقدّر بأي تمن — والزول الحكيم ممكن يضحي بأي حاجة تانية عشان ينالها (</w:t>
@@ -2765,6 +3375,8 @@
       <w:hyperlink r:id="rId92">
         <w:r>
           <w:rPr>
+            <w:rtl/>
+            <w:cs/>
             <w:lang w:val="ar_AE" w:bidi="ar_AE"/>
           </w:rPr>
           <w:rPr>
@@ -2776,6 +3388,8 @@
       </w:hyperlink>
       <w:r>
         <w:rPr>
+          <w:rtl/>
+          <w:cs/>
           <w:lang w:val="ar_AE" w:bidi="ar_AE"/>
         </w:rPr>
         <w:t>-</w:t>
@@ -2783,6 +3397,8 @@
       <w:hyperlink r:id="rId92">
         <w:r>
           <w:rPr>
+            <w:rtl/>
+            <w:cs/>
             <w:lang w:val="ar_AE" w:bidi="ar_AE"/>
           </w:rPr>
           <w:rPr>
@@ -2794,6 +3410,8 @@
       </w:hyperlink>
       <w:r>
         <w:rPr>
+          <w:rtl/>
+          <w:cs/>
           <w:lang w:val="ar_AE" w:bidi="ar_AE"/>
         </w:rPr>
         <w:t>). هي ذبيحة عظيمة، وما في أغلى منها، إلا تمن رفض رسالة الإنجيل (</w:t>
@@ -2801,6 +3419,8 @@
       <w:hyperlink r:id="rId93">
         <w:r>
           <w:rPr>
+            <w:rtl/>
+            <w:cs/>
             <w:lang w:val="ar_AE" w:bidi="ar_AE"/>
           </w:rPr>
           <w:rPr>
@@ -2812,6 +3432,8 @@
       </w:hyperlink>
       <w:r>
         <w:rPr>
+          <w:rtl/>
+          <w:cs/>
           <w:lang w:val="ar_AE" w:bidi="ar_AE"/>
         </w:rPr>
         <w:t>-</w:t>
@@ -2819,6 +3441,8 @@
       <w:hyperlink r:id="rId93">
         <w:r>
           <w:rPr>
+            <w:rtl/>
+            <w:cs/>
             <w:lang w:val="ar_AE" w:bidi="ar_AE"/>
           </w:rPr>
           <w:rPr>
@@ -2830,6 +3454,8 @@
       </w:hyperlink>
       <w:r>
         <w:rPr>
+          <w:rtl/>
+          <w:cs/>
           <w:lang w:val="ar_AE" w:bidi="ar_AE"/>
         </w:rPr>
         <w:t xml:space="preserve">؛ </w:t>
@@ -2837,6 +3463,8 @@
       <w:hyperlink r:id="rId94">
         <w:r>
           <w:rPr>
+            <w:rtl/>
+            <w:cs/>
             <w:lang w:val="ar_AE" w:bidi="ar_AE"/>
           </w:rPr>
           <w:rPr>
@@ -2848,6 +3476,8 @@
       </w:hyperlink>
       <w:r>
         <w:rPr>
+          <w:rtl/>
+          <w:cs/>
           <w:lang w:val="ar_AE" w:bidi="ar_AE"/>
         </w:rPr>
         <w:t>-</w:t>
@@ -2855,6 +3485,8 @@
       <w:hyperlink r:id="rId94">
         <w:r>
           <w:rPr>
+            <w:rtl/>
+            <w:cs/>
             <w:lang w:val="ar_AE" w:bidi="ar_AE"/>
           </w:rPr>
           <w:rPr>
@@ -2866,6 +3498,8 @@
       </w:hyperlink>
       <w:r>
         <w:rPr>
+          <w:rtl/>
+          <w:cs/>
           <w:lang w:val="ar_AE" w:bidi="ar_AE"/>
         </w:rPr>
         <w:t xml:space="preserve">؛ </w:t>
@@ -2873,6 +3507,8 @@
       <w:hyperlink r:id="rId95">
         <w:r>
           <w:rPr>
+            <w:rtl/>
+            <w:cs/>
             <w:lang w:val="ar_AE" w:bidi="ar_AE"/>
           </w:rPr>
           <w:rPr>
@@ -2884,6 +3520,8 @@
       </w:hyperlink>
       <w:r>
         <w:rPr>
+          <w:rtl/>
+          <w:cs/>
           <w:lang w:val="ar_AE" w:bidi="ar_AE"/>
         </w:rPr>
         <w:t>).</w:t>
@@ -2895,11 +3533,15 @@
       </w:pPr>
       <w:r>
         <w:rPr>
-          <w:lang w:val="ar_AE" w:bidi="ar_AE"/>
-        </w:rPr>
-      </w:r>
-      <w:r>
-        <w:rPr>
+          <w:rtl/>
+          <w:cs/>
+          <w:lang w:val="ar_AE" w:bidi="ar_AE"/>
+        </w:rPr>
+      </w:r>
+      <w:r>
+        <w:rPr>
+          <w:rtl/>
+          <w:cs/>
           <w:lang w:val="ar_AE" w:bidi="ar_AE"/>
         </w:rPr>
         <w:t>يسوع كان بأمر وبيقول: "توبوا وآمنوا بالإنجيل" (</w:t>
@@ -2907,6 +3549,8 @@
       <w:hyperlink r:id="rId45">
         <w:r>
           <w:rPr>
+            <w:rtl/>
+            <w:cs/>
             <w:lang w:val="ar_AE" w:bidi="ar_AE"/>
           </w:rPr>
           <w:rPr>
@@ -2918,6 +3562,8 @@
       </w:hyperlink>
       <w:r>
         <w:rPr>
+          <w:rtl/>
+          <w:cs/>
           <w:lang w:val="ar_AE" w:bidi="ar_AE"/>
         </w:rPr>
         <w:t>). الزول البفتكر نفسو بار، وبيتّكل على نفسو، لازم يصحى من شعور الأمان الكاذب ده، وبتواضع يعرف إنو محتاج لله (</w:t>
@@ -2925,6 +3571,8 @@
       <w:hyperlink r:id="rId96">
         <w:r>
           <w:rPr>
+            <w:rtl/>
+            <w:cs/>
             <w:lang w:val="ar_AE" w:bidi="ar_AE"/>
           </w:rPr>
           <w:rPr>
@@ -2936,6 +3584,8 @@
       </w:hyperlink>
       <w:r>
         <w:rPr>
+          <w:rtl/>
+          <w:cs/>
           <w:lang w:val="ar_AE" w:bidi="ar_AE"/>
         </w:rPr>
         <w:t>-</w:t>
@@ -2943,6 +3593,8 @@
       <w:hyperlink r:id="rId96">
         <w:r>
           <w:rPr>
+            <w:rtl/>
+            <w:cs/>
             <w:lang w:val="ar_AE" w:bidi="ar_AE"/>
           </w:rPr>
           <w:rPr>
@@ -2954,6 +3606,8 @@
       </w:hyperlink>
       <w:r>
         <w:rPr>
+          <w:rtl/>
+          <w:cs/>
           <w:lang w:val="ar_AE" w:bidi="ar_AE"/>
         </w:rPr>
         <w:t>). وقتها بس، كلام يسوع للفقراء حيكون فعلاً خبر سار. الإعلان عن الحرية (</w:t>
@@ -2961,6 +3615,8 @@
       <w:hyperlink r:id="rId57">
         <w:r>
           <w:rPr>
+            <w:rtl/>
+            <w:cs/>
             <w:lang w:val="ar_AE" w:bidi="ar_AE"/>
           </w:rPr>
           <w:rPr>
@@ -2972,6 +3628,8 @@
       </w:hyperlink>
       <w:r>
         <w:rPr>
+          <w:rtl/>
+          <w:cs/>
           <w:lang w:val="ar_AE" w:bidi="ar_AE"/>
         </w:rPr>
         <w:t xml:space="preserve">، </w:t>
@@ -2979,6 +3637,8 @@
       <w:hyperlink r:id="rId57">
         <w:r>
           <w:rPr>
+            <w:rtl/>
+            <w:cs/>
             <w:lang w:val="ar_AE" w:bidi="ar_AE"/>
           </w:rPr>
           <w:rPr>
@@ -2990,6 +3650,8 @@
       </w:hyperlink>
       <w:r>
         <w:rPr>
+          <w:rtl/>
+          <w:cs/>
           <w:lang w:val="ar_AE" w:bidi="ar_AE"/>
         </w:rPr>
         <w:t>) ما حيكون خبر مفرِح إلا للناس العارفين إنهم مستعبدين. ونفس الشيء بالنسبة للتوبة — حتى الفقراء والمتألمين، لازم يتوبوا عن خطاياهم، وما يكتفوا بالحسرة على وضعهم بس.</w:t>
@@ -3001,11 +3663,15 @@
       </w:pPr>
       <w:r>
         <w:rPr>
-          <w:lang w:val="ar_AE" w:bidi="ar_AE"/>
-        </w:rPr>
-      </w:r>
-      <w:r>
-        <w:rPr>
+          <w:rtl/>
+          <w:cs/>
+          <w:lang w:val="ar_AE" w:bidi="ar_AE"/>
+        </w:rPr>
+      </w:r>
+      <w:r>
+        <w:rPr>
+          <w:rtl/>
+          <w:cs/>
           <w:lang w:val="ar_AE" w:bidi="ar_AE"/>
         </w:rPr>
         <w:t>لكن في حاجة تانية ضرورية عشان يكون في استجابة كاملة للإنجيل: الزول ما بقدر يؤمن بإنجيل يسوع إلا إذا التزم بشخص المسيح ذاتو (</w:t>
@@ -3013,6 +3679,8 @@
       <w:hyperlink r:id="rId97">
         <w:r>
           <w:rPr>
+            <w:rtl/>
+            <w:cs/>
             <w:lang w:val="ar_AE" w:bidi="ar_AE"/>
           </w:rPr>
           <w:rPr>
@@ -3024,6 +3692,8 @@
       </w:hyperlink>
       <w:r>
         <w:rPr>
+          <w:rtl/>
+          <w:cs/>
           <w:lang w:val="ar_AE" w:bidi="ar_AE"/>
         </w:rPr>
         <w:t>). حتى الناس الهم فعلاً "مساكين بالروح"، زي ما شرحنا فوق، ما بيكونوا مباركين بحق إلا لو اعترفوا بصحة كلام يسوع (</w:t>
@@ -3031,6 +3701,8 @@
       <w:hyperlink r:id="rId98">
         <w:r>
           <w:rPr>
+            <w:rtl/>
+            <w:cs/>
             <w:lang w:val="ar_AE" w:bidi="ar_AE"/>
           </w:rPr>
           <w:rPr>
@@ -3042,6 +3714,8 @@
       </w:hyperlink>
       <w:r>
         <w:rPr>
+          <w:rtl/>
+          <w:cs/>
           <w:lang w:val="ar_AE" w:bidi="ar_AE"/>
         </w:rPr>
         <w:t>) ووعدوا إنهم يعيشوا في طاعة لكلامو وشروطو (</w:t>
@@ -3049,6 +3723,8 @@
       <w:hyperlink r:id="rId99">
         <w:r>
           <w:rPr>
+            <w:rtl/>
+            <w:cs/>
             <w:lang w:val="ar_AE" w:bidi="ar_AE"/>
           </w:rPr>
           <w:rPr>
@@ -3060,6 +3736,8 @@
       </w:hyperlink>
       <w:r>
         <w:rPr>
+          <w:rtl/>
+          <w:cs/>
           <w:lang w:val="ar_AE" w:bidi="ar_AE"/>
         </w:rPr>
         <w:t>-</w:t>
@@ -3067,6 +3745,8 @@
       <w:hyperlink r:id="rId99">
         <w:r>
           <w:rPr>
+            <w:rtl/>
+            <w:cs/>
             <w:lang w:val="ar_AE" w:bidi="ar_AE"/>
           </w:rPr>
           <w:rPr>
@@ -3078,6 +3758,8 @@
       </w:hyperlink>
       <w:r>
         <w:rPr>
+          <w:rtl/>
+          <w:cs/>
           <w:lang w:val="ar_AE" w:bidi="ar_AE"/>
         </w:rPr>
         <w:t>). والنقطة دي بتجهزنا للكلام الجاي.</w:t>
@@ -3090,6 +3772,8 @@
       </w:pPr>
       <w:r>
         <w:rPr>
+          <w:rtl/>
+          <w:cs/>
           <w:lang w:val="ar_AE" w:bidi="ar_AE"/>
         </w:rPr>
         <w:t>الخلاصة</w:t>
@@ -3101,11 +3785,15 @@
       </w:pPr>
       <w:r>
         <w:rPr>
-          <w:lang w:val="ar_AE" w:bidi="ar_AE"/>
-        </w:rPr>
-      </w:r>
-      <w:r>
-        <w:rPr>
+          <w:rtl/>
+          <w:cs/>
+          <w:lang w:val="ar_AE" w:bidi="ar_AE"/>
+        </w:rPr>
+      </w:r>
+      <w:r>
+        <w:rPr>
+          <w:rtl/>
+          <w:cs/>
           <w:lang w:val="ar_AE" w:bidi="ar_AE"/>
         </w:rPr>
         <w:t>طوال فترة خدمة يسوع على الأرض، الموضوع الأساسي في رسالة إنجيله كان المجيء التدريجي لملكوت الله (</w:t>
@@ -3113,6 +3801,8 @@
       <w:hyperlink r:id="rId46">
         <w:r>
           <w:rPr>
+            <w:rtl/>
+            <w:cs/>
             <w:lang w:val="ar_AE" w:bidi="ar_AE"/>
           </w:rPr>
           <w:rPr>
@@ -3124,6 +3814,8 @@
       </w:hyperlink>
       <w:r>
         <w:rPr>
+          <w:rtl/>
+          <w:cs/>
           <w:lang w:val="ar_AE" w:bidi="ar_AE"/>
         </w:rPr>
         <w:t xml:space="preserve">؛ </w:t>
@@ -3131,6 +3823,8 @@
       <w:hyperlink r:id="rId48">
         <w:r>
           <w:rPr>
+            <w:rtl/>
+            <w:cs/>
             <w:lang w:val="ar_AE" w:bidi="ar_AE"/>
           </w:rPr>
           <w:rPr>
@@ -3142,6 +3836,8 @@
       </w:hyperlink>
       <w:r>
         <w:rPr>
+          <w:rtl/>
+          <w:cs/>
           <w:lang w:val="ar_AE" w:bidi="ar_AE"/>
         </w:rPr>
         <w:t xml:space="preserve">؛ </w:t>
@@ -3149,6 +3845,8 @@
       <w:hyperlink r:id="rId54">
         <w:r>
           <w:rPr>
+            <w:rtl/>
+            <w:cs/>
             <w:lang w:val="ar_AE" w:bidi="ar_AE"/>
           </w:rPr>
           <w:rPr>
@@ -3160,6 +3858,8 @@
       </w:hyperlink>
       <w:r>
         <w:rPr>
+          <w:rtl/>
+          <w:cs/>
           <w:lang w:val="ar_AE" w:bidi="ar_AE"/>
         </w:rPr>
         <w:t xml:space="preserve">؛ </w:t>
@@ -3167,6 +3867,8 @@
       <w:hyperlink r:id="rId56">
         <w:r>
           <w:rPr>
+            <w:rtl/>
+            <w:cs/>
             <w:lang w:val="ar_AE" w:bidi="ar_AE"/>
           </w:rPr>
           <w:rPr>
@@ -3178,6 +3880,8 @@
       </w:hyperlink>
       <w:r>
         <w:rPr>
+          <w:rtl/>
+          <w:cs/>
           <w:lang w:val="ar_AE" w:bidi="ar_AE"/>
         </w:rPr>
         <w:t>)، وكان في الغالب بيكرز بالرسالة دي لليهود فقط (</w:t>
@@ -3185,6 +3889,8 @@
       <w:hyperlink r:id="rId100">
         <w:r>
           <w:rPr>
+            <w:rtl/>
+            <w:cs/>
             <w:lang w:val="ar_AE" w:bidi="ar_AE"/>
           </w:rPr>
           <w:rPr>
@@ -3196,6 +3902,8 @@
       </w:hyperlink>
       <w:r>
         <w:rPr>
+          <w:rtl/>
+          <w:cs/>
           <w:lang w:val="ar_AE" w:bidi="ar_AE"/>
         </w:rPr>
         <w:t>،</w:t>
@@ -3203,6 +3911,8 @@
       <w:hyperlink r:id="rId100">
         <w:r>
           <w:rPr>
+            <w:rtl/>
+            <w:cs/>
             <w:lang w:val="ar_AE" w:bidi="ar_AE"/>
           </w:rPr>
           <w:rPr>
@@ -3214,6 +3924,8 @@
       </w:hyperlink>
       <w:r>
         <w:rPr>
+          <w:rtl/>
+          <w:cs/>
           <w:lang w:val="ar_AE" w:bidi="ar_AE"/>
         </w:rPr>
         <w:t xml:space="preserve">؛ </w:t>
@@ -3221,6 +3933,8 @@
       <w:hyperlink r:id="rId88">
         <w:r>
           <w:rPr>
+            <w:rtl/>
+            <w:cs/>
             <w:lang w:val="ar_AE" w:bidi="ar_AE"/>
           </w:rPr>
           <w:rPr>
@@ -3232,6 +3946,8 @@
       </w:hyperlink>
       <w:r>
         <w:rPr>
+          <w:rtl/>
+          <w:cs/>
           <w:lang w:val="ar_AE" w:bidi="ar_AE"/>
         </w:rPr>
         <w:t>). لكن، يسوع برضو ورّانا لمحات من كيف حتكون رسالة الإنجيل بعد ما يكمّل عملو على الأرض:</w:t>
@@ -3250,11 +3966,15 @@
       </w:pPr>
       <w:r>
         <w:rPr>
-          <w:lang w:val="ar_AE" w:bidi="ar_AE"/>
-        </w:rPr>
-      </w:r>
-      <w:r>
-        <w:rPr>
+          <w:rtl/>
+          <w:cs/>
+          <w:lang w:val="ar_AE" w:bidi="ar_AE"/>
+        </w:rPr>
+      </w:r>
+      <w:r>
+        <w:rPr>
+          <w:rtl/>
+          <w:cs/>
           <w:lang w:val="ar_AE" w:bidi="ar_AE"/>
         </w:rPr>
         <w:t xml:space="preserve">في </w:t>
@@ -3262,6 +3982,8 @@
       <w:hyperlink r:id="rId50">
         <w:r>
           <w:rPr>
+            <w:rtl/>
+            <w:cs/>
             <w:lang w:val="ar_AE" w:bidi="ar_AE"/>
           </w:rPr>
           <w:rPr>
@@ -3273,6 +3995,8 @@
       </w:hyperlink>
       <w:r>
         <w:rPr>
+          <w:rtl/>
+          <w:cs/>
           <w:lang w:val="ar_AE" w:bidi="ar_AE"/>
         </w:rPr>
         <w:t xml:space="preserve"> و</w:t>
@@ -3280,6 +4004,8 @@
       <w:hyperlink r:id="rId51">
         <w:r>
           <w:rPr>
+            <w:rtl/>
+            <w:cs/>
             <w:lang w:val="ar_AE" w:bidi="ar_AE"/>
           </w:rPr>
           <w:rPr>
@@ -3291,6 +4017,8 @@
       </w:hyperlink>
       <w:r>
         <w:rPr>
+          <w:rtl/>
+          <w:cs/>
           <w:lang w:val="ar_AE" w:bidi="ar_AE"/>
         </w:rPr>
         <w:t>، يسوع اتكلم عن ناس كانوا محتاجين يقدِّموا تضحيات كبيرة "من أجلي ومن أجل الإنجيل." ورغم إنو في فرق بينو وبين رسالة الإنجيل، لكن في النقطة دي، يسوع والإنجيل مربوطين ببعض بأقرب شكل ممكن. الزمن كان بيقرب، عشان الزول البيعلن الإنجيل، يبقى هو نفسو الموضوع البتعلن عنو الرسالة.</w:t>
@@ -3305,11 +4033,15 @@
       </w:pPr>
       <w:r>
         <w:rPr>
-          <w:lang w:val="ar_AE" w:bidi="ar_AE"/>
-        </w:rPr>
-      </w:r>
-      <w:r>
-        <w:rPr>
+          <w:rtl/>
+          <w:cs/>
+          <w:lang w:val="ar_AE" w:bidi="ar_AE"/>
+        </w:rPr>
+      </w:r>
+      <w:r>
+        <w:rPr>
+          <w:rtl/>
+          <w:cs/>
           <w:lang w:val="ar_AE" w:bidi="ar_AE"/>
         </w:rPr>
         <w:t xml:space="preserve">في </w:t>
@@ -3317,6 +4049,8 @@
       <w:hyperlink r:id="rId52">
         <w:r>
           <w:rPr>
+            <w:rtl/>
+            <w:cs/>
             <w:lang w:val="ar_AE" w:bidi="ar_AE"/>
           </w:rPr>
           <w:rPr>
@@ -3328,6 +4062,8 @@
       </w:hyperlink>
       <w:r>
         <w:rPr>
+          <w:rtl/>
+          <w:cs/>
           <w:lang w:val="ar_AE" w:bidi="ar_AE"/>
         </w:rPr>
         <w:t xml:space="preserve"> و</w:t>
@@ -3335,6 +4071,8 @@
       <w:hyperlink r:id="rId48">
         <w:r>
           <w:rPr>
+            <w:rtl/>
+            <w:cs/>
             <w:lang w:val="ar_AE" w:bidi="ar_AE"/>
           </w:rPr>
           <w:rPr>
@@ -3346,6 +4084,8 @@
       </w:hyperlink>
       <w:r>
         <w:rPr>
+          <w:rtl/>
+          <w:cs/>
           <w:lang w:val="ar_AE" w:bidi="ar_AE"/>
         </w:rPr>
         <w:t xml:space="preserve"> (وكمان في </w:t>
@@ -3353,6 +4093,8 @@
       <w:hyperlink r:id="rId101">
         <w:r>
           <w:rPr>
+            <w:rtl/>
+            <w:cs/>
             <w:lang w:val="ar_AE" w:bidi="ar_AE"/>
           </w:rPr>
           <w:rPr>
@@ -3364,6 +4106,8 @@
       </w:hyperlink>
       <w:r>
         <w:rPr>
+          <w:rtl/>
+          <w:cs/>
           <w:lang w:val="ar_AE" w:bidi="ar_AE"/>
         </w:rPr>
         <w:t>، رغم إنو النص دا عليه خلاف من ناحية المخطوطات)، يسوع تنبأ إنو رسالة إنجيل الملكوت حتتكرز لكل الأمم.</w:t>
@@ -3378,11 +4122,15 @@
       </w:pPr>
       <w:r>
         <w:rPr>
-          <w:lang w:val="ar_AE" w:bidi="ar_AE"/>
-        </w:rPr>
-      </w:r>
-      <w:r>
-        <w:rPr>
+          <w:rtl/>
+          <w:cs/>
+          <w:lang w:val="ar_AE" w:bidi="ar_AE"/>
+        </w:rPr>
+      </w:r>
+      <w:r>
+        <w:rPr>
+          <w:rtl/>
+          <w:cs/>
           <w:lang w:val="ar_AE" w:bidi="ar_AE"/>
         </w:rPr>
         <w:t xml:space="preserve">في </w:t>
@@ -3390,6 +4138,8 @@
       <w:hyperlink r:id="rId102">
         <w:r>
           <w:rPr>
+            <w:rtl/>
+            <w:cs/>
             <w:lang w:val="ar_AE" w:bidi="ar_AE"/>
           </w:rPr>
           <w:rPr>
@@ -3401,6 +4151,8 @@
       </w:hyperlink>
       <w:r>
         <w:rPr>
+          <w:rtl/>
+          <w:cs/>
           <w:lang w:val="ar_AE" w:bidi="ar_AE"/>
         </w:rPr>
         <w:t xml:space="preserve">، بعد ما فسَّر يسوع عمل المرأة (الآية </w:t>
@@ -3408,6 +4160,8 @@
       <w:hyperlink r:id="rId103">
         <w:r>
           <w:rPr>
+            <w:rtl/>
+            <w:cs/>
             <w:lang w:val="ar_AE" w:bidi="ar_AE"/>
           </w:rPr>
           <w:rPr>
@@ -3419,6 +4173,8 @@
       </w:hyperlink>
       <w:r>
         <w:rPr>
+          <w:rtl/>
+          <w:cs/>
           <w:lang w:val="ar_AE" w:bidi="ar_AE"/>
         </w:rPr>
         <w:t xml:space="preserve">) على إنو تجهيز لجسمو قبل الدفن (الآية </w:t>
@@ -3426,6 +4182,8 @@
       <w:hyperlink r:id="rId104">
         <w:r>
           <w:rPr>
+            <w:rtl/>
+            <w:cs/>
             <w:lang w:val="ar_AE" w:bidi="ar_AE"/>
           </w:rPr>
           <w:rPr>
@@ -3437,6 +4195,8 @@
       </w:hyperlink>
       <w:r>
         <w:rPr>
+          <w:rtl/>
+          <w:cs/>
           <w:lang w:val="ar_AE" w:bidi="ar_AE"/>
         </w:rPr>
         <w:t xml:space="preserve">)، أعلن وقال: "اَلْحَقَّ أَقُولُ لَكُمْ: حَيْثُمَا يُكْرَزْ بِهذَا الإِنْجِيلِ فِي كُلِّ الْعَالَمِ، يُخْبَرْ أَيْضًا بِمَا فَعَلَتْهُ هذِهِ، تَذْكَارًا لَهَا" (الآية </w:t>
@@ -3444,6 +4204,8 @@
       <w:hyperlink r:id="rId53">
         <w:r>
           <w:rPr>
+            <w:rtl/>
+            <w:cs/>
             <w:lang w:val="ar_AE" w:bidi="ar_AE"/>
           </w:rPr>
           <w:rPr>
@@ -3455,6 +4217,8 @@
       </w:hyperlink>
       <w:r>
         <w:rPr>
+          <w:rtl/>
+          <w:cs/>
           <w:lang w:val="ar_AE" w:bidi="ar_AE"/>
         </w:rPr>
         <w:t xml:space="preserve">؛ قارن مع </w:t>
@@ -3462,6 +4226,8 @@
       <w:hyperlink r:id="rId49">
         <w:r>
           <w:rPr>
+            <w:rtl/>
+            <w:cs/>
             <w:lang w:val="ar_AE" w:bidi="ar_AE"/>
           </w:rPr>
           <w:rPr>
@@ -3473,6 +4239,8 @@
       </w:hyperlink>
       <w:r>
         <w:rPr>
+          <w:rtl/>
+          <w:cs/>
           <w:lang w:val="ar_AE" w:bidi="ar_AE"/>
         </w:rPr>
         <w:t xml:space="preserve">). الكلام دا بيوضّح بجلاء إنو شخص يسوع وموته حيكونوا محور أساسي في الرسالة البتتعلن. لأنو لو ما كدا، بيكون غريب جدًا إنو الإنجيل والعمل دا يرتبطوا مع بعض بالشكل الرسمي دا. في النص دا، إشارة واضحة لأهمية موت يسوع في عمل الخلاص، زي ما ظاهر في إعلان إنجيلو (قارن مع </w:t>
@@ -3480,6 +4248,8 @@
       <w:hyperlink r:id="rId105">
         <w:r>
           <w:rPr>
+            <w:rtl/>
+            <w:cs/>
             <w:lang w:val="ar_AE" w:bidi="ar_AE"/>
           </w:rPr>
           <w:rPr>
@@ -3491,6 +4261,8 @@
       </w:hyperlink>
       <w:r>
         <w:rPr>
+          <w:rtl/>
+          <w:cs/>
           <w:lang w:val="ar_AE" w:bidi="ar_AE"/>
         </w:rPr>
         <w:t>-</w:t>
@@ -3498,6 +4270,8 @@
       <w:hyperlink r:id="rId105">
         <w:r>
           <w:rPr>
+            <w:rtl/>
+            <w:cs/>
             <w:lang w:val="ar_AE" w:bidi="ar_AE"/>
           </w:rPr>
           <w:rPr>
@@ -3509,6 +4283,8 @@
       </w:hyperlink>
       <w:r>
         <w:rPr>
+          <w:rtl/>
+          <w:cs/>
           <w:lang w:val="ar_AE" w:bidi="ar_AE"/>
         </w:rPr>
         <w:t xml:space="preserve">)، وبرضو في إشارة لبداية الإرسالية البتنادي بنشر الإنجيل بين كل الأمم (ونص </w:t>
@@ -3516,6 +4292,8 @@
       <w:hyperlink r:id="rId106">
         <w:r>
           <w:rPr>
+            <w:rtl/>
+            <w:cs/>
             <w:lang w:val="ar_AE" w:bidi="ar_AE"/>
           </w:rPr>
           <w:rPr>
@@ -3527,6 +4305,8 @@
       </w:hyperlink>
       <w:r>
         <w:rPr>
+          <w:rtl/>
+          <w:cs/>
           <w:lang w:val="ar_AE" w:bidi="ar_AE"/>
         </w:rPr>
         <w:t xml:space="preserve"> مهم جدًا في شرح التحوُّل من تركيز يسوع على بيت إسرائيل في </w:t>
@@ -3534,6 +4314,8 @@
       <w:hyperlink r:id="rId88">
         <w:r>
           <w:rPr>
+            <w:rtl/>
+            <w:cs/>
             <w:lang w:val="ar_AE" w:bidi="ar_AE"/>
           </w:rPr>
           <w:rPr>
@@ -3545,6 +4327,8 @@
       </w:hyperlink>
       <w:r>
         <w:rPr>
+          <w:rtl/>
+          <w:cs/>
           <w:lang w:val="ar_AE" w:bidi="ar_AE"/>
         </w:rPr>
         <w:t xml:space="preserve"> إلى الإرسالية الشاملة في </w:t>
@@ -3552,6 +4336,8 @@
       <w:hyperlink r:id="rId107">
         <w:r>
           <w:rPr>
+            <w:rtl/>
+            <w:cs/>
             <w:lang w:val="ar_AE" w:bidi="ar_AE"/>
           </w:rPr>
           <w:rPr>
@@ -3563,6 +4349,8 @@
       </w:hyperlink>
       <w:r>
         <w:rPr>
+          <w:rtl/>
+          <w:cs/>
           <w:lang w:val="ar_AE" w:bidi="ar_AE"/>
         </w:rPr>
         <w:t>-</w:t>
@@ -3570,6 +4358,8 @@
       <w:hyperlink r:id="rId107">
         <w:r>
           <w:rPr>
+            <w:rtl/>
+            <w:cs/>
             <w:lang w:val="ar_AE" w:bidi="ar_AE"/>
           </w:rPr>
           <w:rPr>
@@ -3581,6 +4371,8 @@
       </w:hyperlink>
       <w:r>
         <w:rPr>
+          <w:rtl/>
+          <w:cs/>
           <w:lang w:val="ar_AE" w:bidi="ar_AE"/>
         </w:rPr>
         <w:t>).</w:t>
@@ -3593,6 +4385,8 @@
       </w:pPr>
       <w:r>
         <w:rPr>
+          <w:rtl/>
+          <w:cs/>
           <w:lang w:val="ar_AE" w:bidi="ar_AE"/>
         </w:rPr>
         <w:t>رسالة الإنجيل بعد قيامة يسوع</w:t>
@@ -3604,11 +4398,15 @@
       </w:pPr>
       <w:r>
         <w:rPr>
-          <w:lang w:val="ar_AE" w:bidi="ar_AE"/>
-        </w:rPr>
-      </w:r>
-      <w:r>
-        <w:rPr>
+          <w:rtl/>
+          <w:cs/>
+          <w:lang w:val="ar_AE" w:bidi="ar_AE"/>
+        </w:rPr>
+      </w:r>
+      <w:r>
+        <w:rPr>
+          <w:rtl/>
+          <w:cs/>
           <w:lang w:val="ar_AE" w:bidi="ar_AE"/>
         </w:rPr>
         <w:t>بعد ما قام يسوع من الموت، رسالة الإنجيل اتعلنت عن طريق شهود العيان اللي شافوه بعينهم. محتوى الرسالة دي متسجل في سفر أعمال الرسل وفي رسائل بولس. الكلمة اليونانية "إيفانجليزوماي" (euangelizomai) معناها ممكن يكون: "يبشِّر"، أو "يُعلِن"، أو "يجيب خبر مفرِح". من بين ٤٣ مرة جات فيها الكلمة دي خارج الأناجيل، في ١٥ مرة جات في سفر أعمال الرسل، و٢١ مرة في رسائل بولس. أما الكلمة التانية "إيفانجليون" (euangelion)، البتترجم "بشارة" أو "خبر سار"، جات ٦٤ مرة، منهم مرتين بس في أعمال الرسل، وأكتر من ٦٠ مرة في رسائل بولس.</w:t>
@@ -3621,6 +4419,8 @@
       </w:pPr>
       <w:r>
         <w:rPr>
+          <w:rtl/>
+          <w:cs/>
           <w:lang w:val="ar_AE" w:bidi="ar_AE"/>
         </w:rPr>
         <w:t>الإنجيل الخاص بالمسيح</w:t>
@@ -3632,11 +4432,15 @@
       </w:pPr>
       <w:r>
         <w:rPr>
-          <w:lang w:val="ar_AE" w:bidi="ar_AE"/>
-        </w:rPr>
-      </w:r>
-      <w:r>
-        <w:rPr>
+          <w:rtl/>
+          <w:cs/>
+          <w:lang w:val="ar_AE" w:bidi="ar_AE"/>
+        </w:rPr>
+      </w:r>
+      <w:r>
+        <w:rPr>
+          <w:rtl/>
+          <w:cs/>
           <w:lang w:val="ar_AE" w:bidi="ar_AE"/>
         </w:rPr>
         <w:t>بعد ما قام يسوع المسيح من الموت، استمر يكرز بالإنجيل من جديد (</w:t>
@@ -3644,6 +4448,8 @@
       <w:hyperlink r:id="rId108">
         <w:r>
           <w:rPr>
+            <w:rtl/>
+            <w:cs/>
             <w:lang w:val="ar_AE" w:bidi="ar_AE"/>
           </w:rPr>
           <w:rPr>
@@ -3655,6 +4461,8 @@
       </w:hyperlink>
       <w:r>
         <w:rPr>
+          <w:rtl/>
+          <w:cs/>
           <w:lang w:val="ar_AE" w:bidi="ar_AE"/>
         </w:rPr>
         <w:t xml:space="preserve">، </w:t>
@@ -3662,6 +4470,8 @@
       <w:hyperlink r:id="rId108">
         <w:r>
           <w:rPr>
+            <w:rtl/>
+            <w:cs/>
             <w:lang w:val="ar_AE" w:bidi="ar_AE"/>
           </w:rPr>
           <w:rPr>
@@ -3673,6 +4483,8 @@
       </w:hyperlink>
       <w:r>
         <w:rPr>
+          <w:rtl/>
+          <w:cs/>
           <w:lang w:val="ar_AE" w:bidi="ar_AE"/>
         </w:rPr>
         <w:t>)، لكن هسّع بيعلن الرسالة دي عن طريق الممثلين المعيّنين منو (</w:t>
@@ -3680,6 +4492,8 @@
       <w:hyperlink r:id="rId109">
         <w:r>
           <w:rPr>
+            <w:rtl/>
+            <w:cs/>
             <w:lang w:val="ar_AE" w:bidi="ar_AE"/>
           </w:rPr>
           <w:rPr>
@@ -3691,6 +4505,8 @@
       </w:hyperlink>
       <w:r>
         <w:rPr>
+          <w:rtl/>
+          <w:cs/>
           <w:lang w:val="ar_AE" w:bidi="ar_AE"/>
         </w:rPr>
         <w:t>-</w:t>
@@ -3698,6 +4514,8 @@
       <w:hyperlink r:id="rId109">
         <w:r>
           <w:rPr>
+            <w:rtl/>
+            <w:cs/>
             <w:lang w:val="ar_AE" w:bidi="ar_AE"/>
           </w:rPr>
           <w:rPr>
@@ -3709,6 +4527,8 @@
       </w:hyperlink>
       <w:r>
         <w:rPr>
+          <w:rtl/>
+          <w:cs/>
           <w:lang w:val="ar_AE" w:bidi="ar_AE"/>
         </w:rPr>
         <w:t xml:space="preserve">؛ </w:t>
@@ -3716,6 +4536,8 @@
       <w:hyperlink r:id="rId110">
         <w:r>
           <w:rPr>
+            <w:rtl/>
+            <w:cs/>
             <w:lang w:val="ar_AE" w:bidi="ar_AE"/>
           </w:rPr>
           <w:rPr>
@@ -3727,6 +4549,8 @@
       </w:hyperlink>
       <w:r>
         <w:rPr>
+          <w:rtl/>
+          <w:cs/>
           <w:lang w:val="ar_AE" w:bidi="ar_AE"/>
         </w:rPr>
         <w:t xml:space="preserve">؛ </w:t>
@@ -3734,6 +4558,8 @@
       <w:hyperlink r:id="rId111">
         <w:r>
           <w:rPr>
+            <w:rtl/>
+            <w:cs/>
             <w:lang w:val="ar_AE" w:bidi="ar_AE"/>
           </w:rPr>
           <w:rPr>
@@ -3745,6 +4571,8 @@
       </w:hyperlink>
       <w:r>
         <w:rPr>
+          <w:rtl/>
+          <w:cs/>
           <w:lang w:val="ar_AE" w:bidi="ar_AE"/>
         </w:rPr>
         <w:t>-</w:t>
@@ -3752,6 +4580,8 @@
       <w:hyperlink r:id="rId111">
         <w:r>
           <w:rPr>
+            <w:rtl/>
+            <w:cs/>
             <w:lang w:val="ar_AE" w:bidi="ar_AE"/>
           </w:rPr>
           <w:rPr>
@@ -3763,6 +4593,8 @@
       </w:hyperlink>
       <w:r>
         <w:rPr>
+          <w:rtl/>
+          <w:cs/>
           <w:lang w:val="ar_AE" w:bidi="ar_AE"/>
         </w:rPr>
         <w:t xml:space="preserve">؛ </w:t>
@@ -3770,6 +4602,8 @@
       <w:hyperlink r:id="rId112">
         <w:r>
           <w:rPr>
+            <w:rtl/>
+            <w:cs/>
             <w:lang w:val="ar_AE" w:bidi="ar_AE"/>
           </w:rPr>
           <w:rPr>
@@ -3781,6 +4615,8 @@
       </w:hyperlink>
       <w:r>
         <w:rPr>
+          <w:rtl/>
+          <w:cs/>
           <w:lang w:val="ar_AE" w:bidi="ar_AE"/>
         </w:rPr>
         <w:t xml:space="preserve">؛ </w:t>
@@ -3788,6 +4624,8 @@
       <w:hyperlink r:id="rId113">
         <w:r>
           <w:rPr>
+            <w:rtl/>
+            <w:cs/>
             <w:lang w:val="ar_AE" w:bidi="ar_AE"/>
           </w:rPr>
           <w:rPr>
@@ -3799,6 +4637,8 @@
       </w:hyperlink>
       <w:r>
         <w:rPr>
+          <w:rtl/>
+          <w:cs/>
           <w:lang w:val="ar_AE" w:bidi="ar_AE"/>
         </w:rPr>
         <w:t xml:space="preserve">؛ </w:t>
@@ -3806,6 +4646,8 @@
       <w:hyperlink r:id="rId114">
         <w:r>
           <w:rPr>
+            <w:rtl/>
+            <w:cs/>
             <w:lang w:val="ar_AE" w:bidi="ar_AE"/>
           </w:rPr>
           <w:rPr>
@@ -3817,6 +4659,8 @@
       </w:hyperlink>
       <w:r>
         <w:rPr>
+          <w:rtl/>
+          <w:cs/>
           <w:lang w:val="ar_AE" w:bidi="ar_AE"/>
         </w:rPr>
         <w:t>-</w:t>
@@ -3824,6 +4668,8 @@
       <w:hyperlink r:id="rId114">
         <w:r>
           <w:rPr>
+            <w:rtl/>
+            <w:cs/>
             <w:lang w:val="ar_AE" w:bidi="ar_AE"/>
           </w:rPr>
           <w:rPr>
@@ -3835,6 +4681,8 @@
       </w:hyperlink>
       <w:r>
         <w:rPr>
+          <w:rtl/>
+          <w:cs/>
           <w:lang w:val="ar_AE" w:bidi="ar_AE"/>
         </w:rPr>
         <w:t>). كمان، المسيح بقى هو نفسو موضوع الرسالة. يعني الزول الكان بيعلن الرسالة، بقى هو نفسو الرسالة المُعلَنة. النقطة دي بتتكرر كتير في أعمال الرسل (</w:t>
@@ -3842,6 +4690,8 @@
       <w:hyperlink r:id="rId115">
         <w:r>
           <w:rPr>
+            <w:rtl/>
+            <w:cs/>
             <w:lang w:val="ar_AE" w:bidi="ar_AE"/>
           </w:rPr>
           <w:rPr>
@@ -3853,6 +4703,8 @@
       </w:hyperlink>
       <w:r>
         <w:rPr>
+          <w:rtl/>
+          <w:cs/>
           <w:lang w:val="ar_AE" w:bidi="ar_AE"/>
         </w:rPr>
         <w:t xml:space="preserve">؛ </w:t>
@@ -3860,6 +4712,8 @@
       <w:hyperlink r:id="rId116">
         <w:r>
           <w:rPr>
+            <w:rtl/>
+            <w:cs/>
             <w:lang w:val="ar_AE" w:bidi="ar_AE"/>
           </w:rPr>
           <w:rPr>
@@ -3871,6 +4725,8 @@
       </w:hyperlink>
       <w:r>
         <w:rPr>
+          <w:rtl/>
+          <w:cs/>
           <w:lang w:val="ar_AE" w:bidi="ar_AE"/>
         </w:rPr>
         <w:t xml:space="preserve">، </w:t>
@@ -3878,6 +4734,8 @@
       <w:hyperlink r:id="rId116">
         <w:r>
           <w:rPr>
+            <w:rtl/>
+            <w:cs/>
             <w:lang w:val="ar_AE" w:bidi="ar_AE"/>
           </w:rPr>
           <w:rPr>
@@ -3889,6 +4747,8 @@
       </w:hyperlink>
       <w:r>
         <w:rPr>
+          <w:rtl/>
+          <w:cs/>
           <w:lang w:val="ar_AE" w:bidi="ar_AE"/>
         </w:rPr>
         <w:t xml:space="preserve">؛ </w:t>
@@ -3896,6 +4756,8 @@
       <w:hyperlink r:id="rId117">
         <w:r>
           <w:rPr>
+            <w:rtl/>
+            <w:cs/>
             <w:lang w:val="ar_AE" w:bidi="ar_AE"/>
           </w:rPr>
           <w:rPr>
@@ -3907,6 +4769,8 @@
       </w:hyperlink>
       <w:r>
         <w:rPr>
+          <w:rtl/>
+          <w:cs/>
           <w:lang w:val="ar_AE" w:bidi="ar_AE"/>
         </w:rPr>
         <w:t xml:space="preserve">؛ </w:t>
@@ -3914,6 +4778,8 @@
       <w:hyperlink r:id="rId118">
         <w:r>
           <w:rPr>
+            <w:rtl/>
+            <w:cs/>
             <w:lang w:val="ar_AE" w:bidi="ar_AE"/>
           </w:rPr>
           <w:rPr>
@@ -3925,6 +4791,8 @@
       </w:hyperlink>
       <w:r>
         <w:rPr>
+          <w:rtl/>
+          <w:cs/>
           <w:lang w:val="ar_AE" w:bidi="ar_AE"/>
         </w:rPr>
         <w:t>)، وبرضو في رسائل بولس (</w:t>
@@ -3932,6 +4800,8 @@
       <w:hyperlink r:id="rId119">
         <w:r>
           <w:rPr>
+            <w:rtl/>
+            <w:cs/>
             <w:lang w:val="ar_AE" w:bidi="ar_AE"/>
           </w:rPr>
           <w:rPr>
@@ -3943,6 +4813,8 @@
       </w:hyperlink>
       <w:r>
         <w:rPr>
+          <w:rtl/>
+          <w:cs/>
           <w:lang w:val="ar_AE" w:bidi="ar_AE"/>
         </w:rPr>
         <w:t>-</w:t>
@@ -3950,6 +4822,8 @@
       <w:hyperlink r:id="rId119">
         <w:r>
           <w:rPr>
+            <w:rtl/>
+            <w:cs/>
             <w:lang w:val="ar_AE" w:bidi="ar_AE"/>
           </w:rPr>
           <w:rPr>
@@ -3961,6 +4835,8 @@
       </w:hyperlink>
       <w:r>
         <w:rPr>
+          <w:rtl/>
+          <w:cs/>
           <w:lang w:val="ar_AE" w:bidi="ar_AE"/>
         </w:rPr>
         <w:t xml:space="preserve">؛ </w:t>
@@ -3968,6 +4844,8 @@
       <w:hyperlink r:id="rId120">
         <w:r>
           <w:rPr>
+            <w:rtl/>
+            <w:cs/>
             <w:lang w:val="ar_AE" w:bidi="ar_AE"/>
           </w:rPr>
           <w:rPr>
@@ -3979,6 +4857,8 @@
       </w:hyperlink>
       <w:r>
         <w:rPr>
+          <w:rtl/>
+          <w:cs/>
           <w:lang w:val="ar_AE" w:bidi="ar_AE"/>
         </w:rPr>
         <w:t>-</w:t>
@@ -3986,6 +4866,8 @@
       <w:hyperlink r:id="rId120">
         <w:r>
           <w:rPr>
+            <w:rtl/>
+            <w:cs/>
             <w:lang w:val="ar_AE" w:bidi="ar_AE"/>
           </w:rPr>
           <w:rPr>
@@ -3997,6 +4879,8 @@
       </w:hyperlink>
       <w:r>
         <w:rPr>
+          <w:rtl/>
+          <w:cs/>
           <w:lang w:val="ar_AE" w:bidi="ar_AE"/>
         </w:rPr>
         <w:t xml:space="preserve">؛ </w:t>
@@ -4004,6 +4888,8 @@
       <w:hyperlink r:id="rId121">
         <w:r>
           <w:rPr>
+            <w:rtl/>
+            <w:cs/>
             <w:lang w:val="ar_AE" w:bidi="ar_AE"/>
           </w:rPr>
           <w:rPr>
@@ -4015,6 +4901,8 @@
       </w:hyperlink>
       <w:r>
         <w:rPr>
+          <w:rtl/>
+          <w:cs/>
           <w:lang w:val="ar_AE" w:bidi="ar_AE"/>
         </w:rPr>
         <w:t xml:space="preserve">، </w:t>
@@ -4022,6 +4910,8 @@
       <w:hyperlink r:id="rId121">
         <w:r>
           <w:rPr>
+            <w:rtl/>
+            <w:cs/>
             <w:lang w:val="ar_AE" w:bidi="ar_AE"/>
           </w:rPr>
           <w:rPr>
@@ -4033,6 +4923,8 @@
       </w:hyperlink>
       <w:r>
         <w:rPr>
+          <w:rtl/>
+          <w:cs/>
           <w:lang w:val="ar_AE" w:bidi="ar_AE"/>
         </w:rPr>
         <w:t xml:space="preserve">؛ </w:t>
@@ -4040,6 +4932,8 @@
       <w:hyperlink r:id="rId122">
         <w:r>
           <w:rPr>
+            <w:rtl/>
+            <w:cs/>
             <w:lang w:val="ar_AE" w:bidi="ar_AE"/>
           </w:rPr>
           <w:rPr>
@@ -4051,6 +4945,8 @@
       </w:hyperlink>
       <w:r>
         <w:rPr>
+          <w:rtl/>
+          <w:cs/>
           <w:lang w:val="ar_AE" w:bidi="ar_AE"/>
         </w:rPr>
         <w:t>-</w:t>
@@ -4058,6 +4954,8 @@
       <w:hyperlink r:id="rId122">
         <w:r>
           <w:rPr>
+            <w:rtl/>
+            <w:cs/>
             <w:lang w:val="ar_AE" w:bidi="ar_AE"/>
           </w:rPr>
           <w:rPr>
@@ -4069,6 +4967,8 @@
       </w:hyperlink>
       <w:r>
         <w:rPr>
+          <w:rtl/>
+          <w:cs/>
           <w:lang w:val="ar_AE" w:bidi="ar_AE"/>
         </w:rPr>
         <w:t xml:space="preserve">؛ </w:t>
@@ -4076,6 +4976,8 @@
       <w:hyperlink r:id="rId123">
         <w:r>
           <w:rPr>
+            <w:rtl/>
+            <w:cs/>
             <w:lang w:val="ar_AE" w:bidi="ar_AE"/>
           </w:rPr>
           <w:rPr>
@@ -4087,6 +4989,8 @@
       </w:hyperlink>
       <w:r>
         <w:rPr>
+          <w:rtl/>
+          <w:cs/>
           <w:lang w:val="ar_AE" w:bidi="ar_AE"/>
         </w:rPr>
         <w:t xml:space="preserve">؛ </w:t>
@@ -4094,6 +4998,8 @@
       <w:hyperlink r:id="rId124">
         <w:r>
           <w:rPr>
+            <w:rtl/>
+            <w:cs/>
             <w:lang w:val="ar_AE" w:bidi="ar_AE"/>
           </w:rPr>
           <w:rPr>
@@ -4105,6 +5011,8 @@
       </w:hyperlink>
       <w:r>
         <w:rPr>
+          <w:rtl/>
+          <w:cs/>
           <w:lang w:val="ar_AE" w:bidi="ar_AE"/>
         </w:rPr>
         <w:t xml:space="preserve">؛ </w:t>
@@ -4112,6 +5020,8 @@
       <w:hyperlink r:id="rId125">
         <w:r>
           <w:rPr>
+            <w:rtl/>
+            <w:cs/>
             <w:lang w:val="ar_AE" w:bidi="ar_AE"/>
           </w:rPr>
           <w:rPr>
@@ -4123,6 +5033,8 @@
       </w:hyperlink>
       <w:r>
         <w:rPr>
+          <w:rtl/>
+          <w:cs/>
           <w:lang w:val="ar_AE" w:bidi="ar_AE"/>
         </w:rPr>
         <w:t xml:space="preserve">؛ </w:t>
@@ -4130,6 +5042,8 @@
       <w:hyperlink r:id="rId126">
         <w:r>
           <w:rPr>
+            <w:rtl/>
+            <w:cs/>
             <w:lang w:val="ar_AE" w:bidi="ar_AE"/>
           </w:rPr>
           <w:rPr>
@@ -4141,6 +5055,8 @@
       </w:hyperlink>
       <w:r>
         <w:rPr>
+          <w:rtl/>
+          <w:cs/>
           <w:lang w:val="ar_AE" w:bidi="ar_AE"/>
         </w:rPr>
         <w:t>-</w:t>
@@ -4148,6 +5064,8 @@
       <w:hyperlink r:id="rId126">
         <w:r>
           <w:rPr>
+            <w:rtl/>
+            <w:cs/>
             <w:lang w:val="ar_AE" w:bidi="ar_AE"/>
           </w:rPr>
           <w:rPr>
@@ -4159,6 +5077,8 @@
       </w:hyperlink>
       <w:r>
         <w:rPr>
+          <w:rtl/>
+          <w:cs/>
           <w:lang w:val="ar_AE" w:bidi="ar_AE"/>
         </w:rPr>
         <w:t xml:space="preserve">؛ </w:t>
@@ -4166,6 +5086,8 @@
       <w:hyperlink r:id="rId127">
         <w:r>
           <w:rPr>
+            <w:rtl/>
+            <w:cs/>
             <w:lang w:val="ar_AE" w:bidi="ar_AE"/>
           </w:rPr>
           <w:rPr>
@@ -4177,6 +5099,8 @@
       </w:hyperlink>
       <w:r>
         <w:rPr>
+          <w:rtl/>
+          <w:cs/>
           <w:lang w:val="ar_AE" w:bidi="ar_AE"/>
         </w:rPr>
         <w:t xml:space="preserve">). </w:t>
@@ -4184,12 +5108,16 @@
       <w:r>
         <w:rPr>
           <w:b/>
+          <w:rtl/>
+          <w:cs/>
           <w:lang w:val="ar_AE" w:bidi="ar_AE"/>
         </w:rPr>
         <w:t>العهد الجديد دايمًا بيتكلم عن "إنجيل المسيح" — مش "أناجيل متعددة"</w:t>
       </w:r>
       <w:r>
         <w:rPr>
+          <w:rtl/>
+          <w:cs/>
           <w:lang w:val="ar_AE" w:bidi="ar_AE"/>
         </w:rPr>
         <w:t xml:space="preserve">. فكرة وجود "إنجيل تاني" </w:t>
@@ -4197,12 +5125,16 @@
       <w:r>
         <w:rPr>
           <w:b/>
+          <w:rtl/>
+          <w:cs/>
           <w:lang w:val="ar_AE" w:bidi="ar_AE"/>
         </w:rPr>
         <w:t>ما ممكن تتخيّلها، ومحتاجين ليها زي ما نكون محتاجين لمسيح تاني</w:t>
       </w:r>
       <w:r>
         <w:rPr>
+          <w:rtl/>
+          <w:cs/>
           <w:lang w:val="ar_AE" w:bidi="ar_AE"/>
         </w:rPr>
         <w:t xml:space="preserve">. الإنجيل دا هو الوحيد الرب صدق عليه وأكّدو (على سبيل المثال، </w:t>
@@ -4210,6 +5142,8 @@
       <w:hyperlink r:id="rId128">
         <w:r>
           <w:rPr>
+            <w:rtl/>
+            <w:cs/>
             <w:lang w:val="ar_AE" w:bidi="ar_AE"/>
           </w:rPr>
           <w:rPr>
@@ -4221,6 +5155,8 @@
       </w:hyperlink>
       <w:r>
         <w:rPr>
+          <w:rtl/>
+          <w:cs/>
           <w:lang w:val="ar_AE" w:bidi="ar_AE"/>
         </w:rPr>
         <w:t>-</w:t>
@@ -4228,6 +5164,8 @@
       <w:hyperlink r:id="rId128">
         <w:r>
           <w:rPr>
+            <w:rtl/>
+            <w:cs/>
             <w:lang w:val="ar_AE" w:bidi="ar_AE"/>
           </w:rPr>
           <w:rPr>
@@ -4239,6 +5177,8 @@
       </w:hyperlink>
       <w:r>
         <w:rPr>
+          <w:rtl/>
+          <w:cs/>
           <w:lang w:val="ar_AE" w:bidi="ar_AE"/>
         </w:rPr>
         <w:t>) وهو نفسو الرب الندانا ليهو (</w:t>
@@ -4246,6 +5186,8 @@
       <w:hyperlink r:id="rId129">
         <w:r>
           <w:rPr>
+            <w:rtl/>
+            <w:cs/>
             <w:lang w:val="ar_AE" w:bidi="ar_AE"/>
           </w:rPr>
           <w:rPr>
@@ -4257,6 +5199,8 @@
       </w:hyperlink>
       <w:r>
         <w:rPr>
+          <w:rtl/>
+          <w:cs/>
           <w:lang w:val="ar_AE" w:bidi="ar_AE"/>
         </w:rPr>
         <w:t xml:space="preserve">، </w:t>
@@ -4264,6 +5208,8 @@
       <w:hyperlink r:id="rId129">
         <w:r>
           <w:rPr>
+            <w:rtl/>
+            <w:cs/>
             <w:lang w:val="ar_AE" w:bidi="ar_AE"/>
           </w:rPr>
           <w:rPr>
@@ -4275,6 +5221,8 @@
       </w:hyperlink>
       <w:r>
         <w:rPr>
+          <w:rtl/>
+          <w:cs/>
           <w:lang w:val="ar_AE" w:bidi="ar_AE"/>
         </w:rPr>
         <w:t>).</w:t>
@@ -4286,11 +5234,15 @@
       </w:pPr>
       <w:r>
         <w:rPr>
-          <w:lang w:val="ar_AE" w:bidi="ar_AE"/>
-        </w:rPr>
-      </w:r>
-      <w:r>
-        <w:rPr>
+          <w:rtl/>
+          <w:cs/>
+          <w:lang w:val="ar_AE" w:bidi="ar_AE"/>
+        </w:rPr>
+      </w:r>
+      <w:r>
+        <w:rPr>
+          <w:rtl/>
+          <w:cs/>
           <w:lang w:val="ar_AE" w:bidi="ar_AE"/>
         </w:rPr>
         <w:t xml:space="preserve">في </w:t>
@@ -4298,6 +5250,8 @@
       <w:hyperlink r:id="rId130">
         <w:r>
           <w:rPr>
+            <w:rtl/>
+            <w:cs/>
             <w:lang w:val="ar_AE" w:bidi="ar_AE"/>
           </w:rPr>
           <w:rPr>
@@ -4309,6 +5263,8 @@
       </w:hyperlink>
       <w:r>
         <w:rPr>
+          <w:rtl/>
+          <w:cs/>
           <w:lang w:val="ar_AE" w:bidi="ar_AE"/>
         </w:rPr>
         <w:t>-</w:t>
@@ -4316,6 +5272,8 @@
       <w:hyperlink r:id="rId130">
         <w:r>
           <w:rPr>
+            <w:rtl/>
+            <w:cs/>
             <w:lang w:val="ar_AE" w:bidi="ar_AE"/>
           </w:rPr>
           <w:rPr>
@@ -4327,6 +5285,8 @@
       </w:hyperlink>
       <w:r>
         <w:rPr>
+          <w:rtl/>
+          <w:cs/>
           <w:lang w:val="ar_AE" w:bidi="ar_AE"/>
         </w:rPr>
         <w:t>، بولس ما بيتكلم عن إنجيلين مختلفين، لكن عن مجالين للإرسالية. بولس، الرسول للأمم، وبطرس، الرسول لليهود (المختونين)، الاتنين أُتمنوا على نفس الرسالة: "إنجيل المسيح" (</w:t>
@@ -4334,6 +5294,8 @@
       <w:hyperlink r:id="rId131">
         <w:r>
           <w:rPr>
+            <w:rtl/>
+            <w:cs/>
             <w:lang w:val="ar_AE" w:bidi="ar_AE"/>
           </w:rPr>
           <w:rPr>
@@ -4345,6 +5307,8 @@
       </w:hyperlink>
       <w:r>
         <w:rPr>
+          <w:rtl/>
+          <w:cs/>
           <w:lang w:val="ar_AE" w:bidi="ar_AE"/>
         </w:rPr>
         <w:t xml:space="preserve">؛ قارن </w:t>
@@ -4352,6 +5316,8 @@
       <w:hyperlink r:id="rId132">
         <w:r>
           <w:rPr>
+            <w:rtl/>
+            <w:cs/>
             <w:lang w:val="ar_AE" w:bidi="ar_AE"/>
           </w:rPr>
           <w:rPr>
@@ -4363,6 +5329,8 @@
       </w:hyperlink>
       <w:r>
         <w:rPr>
+          <w:rtl/>
+          <w:cs/>
           <w:lang w:val="ar_AE" w:bidi="ar_AE"/>
         </w:rPr>
         <w:t>-</w:t>
@@ -4370,6 +5338,8 @@
       <w:hyperlink r:id="rId132">
         <w:r>
           <w:rPr>
+            <w:rtl/>
+            <w:cs/>
             <w:lang w:val="ar_AE" w:bidi="ar_AE"/>
           </w:rPr>
           <w:rPr>
@@ -4381,6 +5351,8 @@
       </w:hyperlink>
       <w:r>
         <w:rPr>
+          <w:rtl/>
+          <w:cs/>
           <w:lang w:val="ar_AE" w:bidi="ar_AE"/>
         </w:rPr>
         <w:t>). دي هي نفس الرسالة الالله عيّنها عشان يخلّص بيها اليهود والأمم مع بعض (</w:t>
@@ -4388,6 +5360,8 @@
       <w:hyperlink r:id="rId133">
         <w:r>
           <w:rPr>
+            <w:rtl/>
+            <w:cs/>
             <w:lang w:val="ar_AE" w:bidi="ar_AE"/>
           </w:rPr>
           <w:rPr>
@@ -4399,6 +5373,8 @@
       </w:hyperlink>
       <w:r>
         <w:rPr>
+          <w:rtl/>
+          <w:cs/>
           <w:lang w:val="ar_AE" w:bidi="ar_AE"/>
         </w:rPr>
         <w:t xml:space="preserve">). أما "الإنجيل الآخر" البينتقدو بولس في </w:t>
@@ -4406,6 +5382,8 @@
       <w:hyperlink r:id="rId134">
         <w:r>
           <w:rPr>
+            <w:rtl/>
+            <w:cs/>
             <w:lang w:val="ar_AE" w:bidi="ar_AE"/>
           </w:rPr>
           <w:rPr>
@@ -4417,6 +5395,8 @@
       </w:hyperlink>
       <w:r>
         <w:rPr>
+          <w:rtl/>
+          <w:cs/>
           <w:lang w:val="ar_AE" w:bidi="ar_AE"/>
         </w:rPr>
         <w:t>-</w:t>
@@ -4424,6 +5404,8 @@
       <w:hyperlink r:id="rId134">
         <w:r>
           <w:rPr>
+            <w:rtl/>
+            <w:cs/>
             <w:lang w:val="ar_AE" w:bidi="ar_AE"/>
           </w:rPr>
           <w:rPr>
@@ -4435,6 +5417,8 @@
       </w:hyperlink>
       <w:r>
         <w:rPr>
+          <w:rtl/>
+          <w:cs/>
           <w:lang w:val="ar_AE" w:bidi="ar_AE"/>
         </w:rPr>
         <w:t xml:space="preserve"> وفي </w:t>
@@ -4442,6 +5426,8 @@
       <w:hyperlink r:id="rId123">
         <w:r>
           <w:rPr>
+            <w:rtl/>
+            <w:cs/>
             <w:lang w:val="ar_AE" w:bidi="ar_AE"/>
           </w:rPr>
           <w:rPr>
@@ -4453,6 +5439,8 @@
       </w:hyperlink>
       <w:r>
         <w:rPr>
+          <w:rtl/>
+          <w:cs/>
           <w:lang w:val="ar_AE" w:bidi="ar_AE"/>
         </w:rPr>
         <w:t>، فما كان إنجيل تاني عن يسوع، لكن كان رسالة عن "يسوع تاني" — يسوع ما حقيقي، بل متخيَّل في عقول الناس الرسالتهم مش صحيحة، الكرازة بالمسيح الحقيقي هي نفسها الكرازة بالإنجيل الحقيقي، بغض النظر عن نوايا الواعظ (</w:t>
@@ -4460,6 +5448,8 @@
       <w:hyperlink r:id="rId126">
         <w:r>
           <w:rPr>
+            <w:rtl/>
+            <w:cs/>
             <w:lang w:val="ar_AE" w:bidi="ar_AE"/>
           </w:rPr>
           <w:rPr>
@@ -4471,6 +5461,8 @@
       </w:hyperlink>
       <w:r>
         <w:rPr>
+          <w:rtl/>
+          <w:cs/>
           <w:lang w:val="ar_AE" w:bidi="ar_AE"/>
         </w:rPr>
         <w:t>-</w:t>
@@ -4478,6 +5470,8 @@
       <w:hyperlink r:id="rId126">
         <w:r>
           <w:rPr>
+            <w:rtl/>
+            <w:cs/>
             <w:lang w:val="ar_AE" w:bidi="ar_AE"/>
           </w:rPr>
           <w:rPr>
@@ -4489,6 +5483,8 @@
       </w:hyperlink>
       <w:r>
         <w:rPr>
+          <w:rtl/>
+          <w:cs/>
           <w:lang w:val="ar_AE" w:bidi="ar_AE"/>
         </w:rPr>
         <w:t>)، والاستجابة الصح للإنجيل هي الرجوع للمسيح نفسو (</w:t>
@@ -4496,6 +5492,8 @@
       <w:hyperlink r:id="rId135">
         <w:r>
           <w:rPr>
+            <w:rtl/>
+            <w:cs/>
             <w:lang w:val="ar_AE" w:bidi="ar_AE"/>
           </w:rPr>
           <w:rPr>
@@ -4507,6 +5505,8 @@
       </w:hyperlink>
       <w:r>
         <w:rPr>
+          <w:rtl/>
+          <w:cs/>
           <w:lang w:val="ar_AE" w:bidi="ar_AE"/>
         </w:rPr>
         <w:t xml:space="preserve">، </w:t>
@@ -4514,6 +5514,8 @@
       <w:hyperlink r:id="rId135">
         <w:r>
           <w:rPr>
+            <w:rtl/>
+            <w:cs/>
             <w:lang w:val="ar_AE" w:bidi="ar_AE"/>
           </w:rPr>
           <w:rPr>
@@ -4525,6 +5527,8 @@
       </w:hyperlink>
       <w:r>
         <w:rPr>
+          <w:rtl/>
+          <w:cs/>
           <w:lang w:val="ar_AE" w:bidi="ar_AE"/>
         </w:rPr>
         <w:t xml:space="preserve">؛ </w:t>
@@ -4532,6 +5536,8 @@
       <w:hyperlink r:id="rId120">
         <w:r>
           <w:rPr>
+            <w:rtl/>
+            <w:cs/>
             <w:lang w:val="ar_AE" w:bidi="ar_AE"/>
           </w:rPr>
           <w:rPr>
@@ -4543,6 +5549,8 @@
       </w:hyperlink>
       <w:r>
         <w:rPr>
+          <w:rtl/>
+          <w:cs/>
           <w:lang w:val="ar_AE" w:bidi="ar_AE"/>
         </w:rPr>
         <w:t>-</w:t>
@@ -4550,6 +5558,8 @@
       <w:hyperlink r:id="rId120">
         <w:r>
           <w:rPr>
+            <w:rtl/>
+            <w:cs/>
             <w:lang w:val="ar_AE" w:bidi="ar_AE"/>
           </w:rPr>
           <w:rPr>
@@ -4561,6 +5571,8 @@
       </w:hyperlink>
       <w:r>
         <w:rPr>
+          <w:rtl/>
+          <w:cs/>
           <w:lang w:val="ar_AE" w:bidi="ar_AE"/>
         </w:rPr>
         <w:t xml:space="preserve">؛ </w:t>
@@ -4568,6 +5580,8 @@
       <w:hyperlink r:id="rId136">
         <w:r>
           <w:rPr>
+            <w:rtl/>
+            <w:cs/>
             <w:lang w:val="ar_AE" w:bidi="ar_AE"/>
           </w:rPr>
           <w:rPr>
@@ -4579,6 +5593,8 @@
       </w:hyperlink>
       <w:r>
         <w:rPr>
+          <w:rtl/>
+          <w:cs/>
           <w:lang w:val="ar_AE" w:bidi="ar_AE"/>
         </w:rPr>
         <w:t>-</w:t>
@@ -4586,6 +5602,8 @@
       <w:hyperlink r:id="rId136">
         <w:r>
           <w:rPr>
+            <w:rtl/>
+            <w:cs/>
             <w:lang w:val="ar_AE" w:bidi="ar_AE"/>
           </w:rPr>
           <w:rPr>
@@ -4597,6 +5615,8 @@
       </w:hyperlink>
       <w:r>
         <w:rPr>
+          <w:rtl/>
+          <w:cs/>
           <w:lang w:val="ar_AE" w:bidi="ar_AE"/>
         </w:rPr>
         <w:t>).</w:t>
@@ -4609,6 +5629,8 @@
       </w:pPr>
       <w:r>
         <w:rPr>
+          <w:rtl/>
+          <w:cs/>
           <w:lang w:val="ar_AE" w:bidi="ar_AE"/>
         </w:rPr>
         <w:t>رسالة الإنجيل كشهادة للأحداث الخلاصية</w:t>
@@ -4620,11 +5642,15 @@
       </w:pPr>
       <w:r>
         <w:rPr>
-          <w:lang w:val="ar_AE" w:bidi="ar_AE"/>
-        </w:rPr>
-      </w:r>
-      <w:r>
-        <w:rPr>
+          <w:rtl/>
+          <w:cs/>
+          <w:lang w:val="ar_AE" w:bidi="ar_AE"/>
+        </w:rPr>
+      </w:r>
+      <w:r>
+        <w:rPr>
+          <w:rtl/>
+          <w:cs/>
           <w:lang w:val="ar_AE" w:bidi="ar_AE"/>
         </w:rPr>
         <w:t>رسالة الإنجيل بتشهد على كل جوانب العمل الخلاصي اليسوع عملو، من أول ميلادو (</w:t>
@@ -4632,6 +5658,8 @@
       <w:hyperlink r:id="rId137">
         <w:r>
           <w:rPr>
+            <w:rtl/>
+            <w:cs/>
             <w:lang w:val="ar_AE" w:bidi="ar_AE"/>
           </w:rPr>
           <w:rPr>
@@ -4643,6 +5671,8 @@
       </w:hyperlink>
       <w:r>
         <w:rPr>
+          <w:rtl/>
+          <w:cs/>
           <w:lang w:val="ar_AE" w:bidi="ar_AE"/>
         </w:rPr>
         <w:t xml:space="preserve">؛ </w:t>
@@ -4650,6 +5680,8 @@
       <w:hyperlink r:id="rId127">
         <w:r>
           <w:rPr>
+            <w:rtl/>
+            <w:cs/>
             <w:lang w:val="ar_AE" w:bidi="ar_AE"/>
           </w:rPr>
           <w:rPr>
@@ -4661,6 +5693,8 @@
       </w:hyperlink>
       <w:r>
         <w:rPr>
+          <w:rtl/>
+          <w:cs/>
           <w:lang w:val="ar_AE" w:bidi="ar_AE"/>
         </w:rPr>
         <w:t>: ٨)، وخدمتُه العلنية (</w:t>
@@ -4668,6 +5702,8 @@
       <w:hyperlink r:id="rId138">
         <w:r>
           <w:rPr>
+            <w:rtl/>
+            <w:cs/>
             <w:lang w:val="ar_AE" w:bidi="ar_AE"/>
           </w:rPr>
           <w:rPr>
@@ -4679,6 +5715,8 @@
       </w:hyperlink>
       <w:r>
         <w:rPr>
+          <w:rtl/>
+          <w:cs/>
           <w:lang w:val="ar_AE" w:bidi="ar_AE"/>
         </w:rPr>
         <w:t xml:space="preserve">؛ </w:t>
@@ -4686,6 +5724,8 @@
       <w:hyperlink r:id="rId139">
         <w:r>
           <w:rPr>
+            <w:rtl/>
+            <w:cs/>
             <w:lang w:val="ar_AE" w:bidi="ar_AE"/>
           </w:rPr>
           <w:rPr>
@@ -4697,6 +5737,8 @@
       </w:hyperlink>
       <w:r>
         <w:rPr>
+          <w:rtl/>
+          <w:cs/>
           <w:lang w:val="ar_AE" w:bidi="ar_AE"/>
         </w:rPr>
         <w:t>-</w:t>
@@ -4704,6 +5746,8 @@
       <w:hyperlink r:id="rId139">
         <w:r>
           <w:rPr>
+            <w:rtl/>
+            <w:cs/>
             <w:lang w:val="ar_AE" w:bidi="ar_AE"/>
           </w:rPr>
           <w:rPr>
@@ -4715,6 +5759,8 @@
       </w:hyperlink>
       <w:r>
         <w:rPr>
+          <w:rtl/>
+          <w:cs/>
           <w:lang w:val="ar_AE" w:bidi="ar_AE"/>
         </w:rPr>
         <w:t>)، لحد مجيئه التاني (</w:t>
@@ -4722,6 +5768,8 @@
       <w:hyperlink r:id="rId140">
         <w:r>
           <w:rPr>
+            <w:rtl/>
+            <w:cs/>
             <w:lang w:val="ar_AE" w:bidi="ar_AE"/>
           </w:rPr>
           <w:rPr>
@@ -4733,6 +5781,8 @@
       </w:hyperlink>
       <w:r>
         <w:rPr>
+          <w:rtl/>
+          <w:cs/>
           <w:lang w:val="ar_AE" w:bidi="ar_AE"/>
         </w:rPr>
         <w:t xml:space="preserve">؛ </w:t>
@@ -4740,6 +5790,8 @@
       <w:hyperlink r:id="rId141">
         <w:r>
           <w:rPr>
+            <w:rtl/>
+            <w:cs/>
             <w:lang w:val="ar_AE" w:bidi="ar_AE"/>
           </w:rPr>
           <w:rPr>
@@ -4751,6 +5803,8 @@
       </w:hyperlink>
       <w:r>
         <w:rPr>
+          <w:rtl/>
+          <w:cs/>
           <w:lang w:val="ar_AE" w:bidi="ar_AE"/>
         </w:rPr>
         <w:t>-</w:t>
@@ -4758,6 +5812,8 @@
       <w:hyperlink r:id="rId141">
         <w:r>
           <w:rPr>
+            <w:rtl/>
+            <w:cs/>
             <w:lang w:val="ar_AE" w:bidi="ar_AE"/>
           </w:rPr>
           <w:rPr>
@@ -4769,6 +5825,8 @@
       </w:hyperlink>
       <w:r>
         <w:rPr>
+          <w:rtl/>
+          <w:cs/>
           <w:lang w:val="ar_AE" w:bidi="ar_AE"/>
         </w:rPr>
         <w:t xml:space="preserve">؛ </w:t>
@@ -4776,6 +5834,8 @@
       <w:hyperlink r:id="rId142">
         <w:r>
           <w:rPr>
+            <w:rtl/>
+            <w:cs/>
             <w:lang w:val="ar_AE" w:bidi="ar_AE"/>
           </w:rPr>
           <w:rPr>
@@ -4787,6 +5847,8 @@
       </w:hyperlink>
       <w:r>
         <w:rPr>
+          <w:rtl/>
+          <w:cs/>
           <w:lang w:val="ar_AE" w:bidi="ar_AE"/>
         </w:rPr>
         <w:t>-</w:t>
@@ -4794,6 +5856,8 @@
       <w:hyperlink r:id="rId142">
         <w:r>
           <w:rPr>
+            <w:rtl/>
+            <w:cs/>
             <w:lang w:val="ar_AE" w:bidi="ar_AE"/>
           </w:rPr>
           <w:rPr>
@@ -4805,6 +5869,8 @@
       </w:hyperlink>
       <w:r>
         <w:rPr>
+          <w:rtl/>
+          <w:cs/>
           <w:lang w:val="ar_AE" w:bidi="ar_AE"/>
         </w:rPr>
         <w:t>)، وحتى الدينونة الأخيرة (</w:t>
@@ -4812,6 +5878,8 @@
       <w:hyperlink r:id="rId143">
         <w:r>
           <w:rPr>
+            <w:rtl/>
+            <w:cs/>
             <w:lang w:val="ar_AE" w:bidi="ar_AE"/>
           </w:rPr>
           <w:rPr>
@@ -4823,6 +5891,8 @@
       </w:hyperlink>
       <w:r>
         <w:rPr>
+          <w:rtl/>
+          <w:cs/>
           <w:lang w:val="ar_AE" w:bidi="ar_AE"/>
         </w:rPr>
         <w:t xml:space="preserve">). لكن أهم حاجتين في تحقيق الخلاص هِنَّ: موت المسيح وقيامته — عشان كدا هم الأكثر بروزًا في شهادة الإنجيل. دي هي الأحداث اللي بشارة مرقس بلغت بيها قمتها (الأصحاحات </w:t>
@@ -4830,6 +5900,8 @@
       <w:hyperlink r:id="rId144">
         <w:r>
           <w:rPr>
+            <w:rtl/>
+            <w:cs/>
             <w:lang w:val="ar_AE" w:bidi="ar_AE"/>
           </w:rPr>
           <w:rPr>
@@ -4841,6 +5913,8 @@
       </w:hyperlink>
       <w:r>
         <w:rPr>
+          <w:rtl/>
+          <w:cs/>
           <w:lang w:val="ar_AE" w:bidi="ar_AE"/>
         </w:rPr>
         <w:t>)، وكل الكلام الجا قبلها كان بيجهّز ليها (</w:t>
@@ -4848,6 +5922,8 @@
       <w:hyperlink r:id="rId145">
         <w:r>
           <w:rPr>
+            <w:rtl/>
+            <w:cs/>
             <w:lang w:val="ar_AE" w:bidi="ar_AE"/>
           </w:rPr>
           <w:rPr>
@@ -4859,6 +5935,8 @@
       </w:hyperlink>
       <w:r>
         <w:rPr>
+          <w:rtl/>
+          <w:cs/>
           <w:lang w:val="ar_AE" w:bidi="ar_AE"/>
         </w:rPr>
         <w:t xml:space="preserve">؛ </w:t>
@@ -4866,6 +5944,8 @@
       <w:hyperlink r:id="rId146">
         <w:r>
           <w:rPr>
+            <w:rtl/>
+            <w:cs/>
             <w:lang w:val="ar_AE" w:bidi="ar_AE"/>
           </w:rPr>
           <w:rPr>
@@ -4877,6 +5957,8 @@
       </w:hyperlink>
       <w:r>
         <w:rPr>
+          <w:rtl/>
+          <w:cs/>
           <w:lang w:val="ar_AE" w:bidi="ar_AE"/>
         </w:rPr>
         <w:t xml:space="preserve">؛ </w:t>
@@ -4884,6 +5966,8 @@
       <w:hyperlink r:id="rId147">
         <w:r>
           <w:rPr>
+            <w:rtl/>
+            <w:cs/>
             <w:lang w:val="ar_AE" w:bidi="ar_AE"/>
           </w:rPr>
           <w:rPr>
@@ -4895,6 +5979,8 @@
       </w:hyperlink>
       <w:r>
         <w:rPr>
+          <w:rtl/>
+          <w:cs/>
           <w:lang w:val="ar_AE" w:bidi="ar_AE"/>
         </w:rPr>
         <w:t xml:space="preserve">، </w:t>
@@ -4902,6 +5988,8 @@
       <w:hyperlink r:id="rId147">
         <w:r>
           <w:rPr>
+            <w:rtl/>
+            <w:cs/>
             <w:lang w:val="ar_AE" w:bidi="ar_AE"/>
           </w:rPr>
           <w:rPr>
@@ -4913,6 +6001,8 @@
       </w:hyperlink>
       <w:r>
         <w:rPr>
+          <w:rtl/>
+          <w:cs/>
           <w:lang w:val="ar_AE" w:bidi="ar_AE"/>
         </w:rPr>
         <w:t xml:space="preserve">؛ </w:t>
@@ -4920,6 +6010,8 @@
       <w:hyperlink r:id="rId148">
         <w:r>
           <w:rPr>
+            <w:rtl/>
+            <w:cs/>
             <w:lang w:val="ar_AE" w:bidi="ar_AE"/>
           </w:rPr>
           <w:rPr>
@@ -4931,6 +6023,8 @@
       </w:hyperlink>
       <w:r>
         <w:rPr>
+          <w:rtl/>
+          <w:cs/>
           <w:lang w:val="ar_AE" w:bidi="ar_AE"/>
         </w:rPr>
         <w:t>-</w:t>
@@ -4938,6 +6032,8 @@
       <w:hyperlink r:id="rId148">
         <w:r>
           <w:rPr>
+            <w:rtl/>
+            <w:cs/>
             <w:lang w:val="ar_AE" w:bidi="ar_AE"/>
           </w:rPr>
           <w:rPr>
@@ -4949,6 +6045,8 @@
       </w:hyperlink>
       <w:r>
         <w:rPr>
+          <w:rtl/>
+          <w:cs/>
           <w:lang w:val="ar_AE" w:bidi="ar_AE"/>
         </w:rPr>
         <w:t>). وفي تركيز خاص على موت يسوع كوسيلة لغفران الخطية (</w:t>
@@ -4956,6 +6054,8 @@
       <w:hyperlink r:id="rId71">
         <w:r>
           <w:rPr>
+            <w:rtl/>
+            <w:cs/>
             <w:lang w:val="ar_AE" w:bidi="ar_AE"/>
           </w:rPr>
           <w:rPr>
@@ -4967,6 +6067,8 @@
       </w:hyperlink>
       <w:r>
         <w:rPr>
+          <w:rtl/>
+          <w:cs/>
           <w:lang w:val="ar_AE" w:bidi="ar_AE"/>
         </w:rPr>
         <w:t xml:space="preserve">؛ </w:t>
@@ -4974,6 +6076,8 @@
       <w:hyperlink r:id="rId149">
         <w:r>
           <w:rPr>
+            <w:rtl/>
+            <w:cs/>
             <w:lang w:val="ar_AE" w:bidi="ar_AE"/>
           </w:rPr>
           <w:rPr>
@@ -4985,6 +6089,8 @@
       </w:hyperlink>
       <w:r>
         <w:rPr>
+          <w:rtl/>
+          <w:cs/>
           <w:lang w:val="ar_AE" w:bidi="ar_AE"/>
         </w:rPr>
         <w:t>-</w:t>
@@ -4992,6 +6098,8 @@
       <w:hyperlink r:id="rId149">
         <w:r>
           <w:rPr>
+            <w:rtl/>
+            <w:cs/>
             <w:lang w:val="ar_AE" w:bidi="ar_AE"/>
           </w:rPr>
           <w:rPr>
@@ -5003,6 +6111,8 @@
       </w:hyperlink>
       <w:r>
         <w:rPr>
+          <w:rtl/>
+          <w:cs/>
           <w:lang w:val="ar_AE" w:bidi="ar_AE"/>
         </w:rPr>
         <w:t>).</w:t>
@@ -5014,11 +6124,15 @@
       </w:pPr>
       <w:r>
         <w:rPr>
-          <w:lang w:val="ar_AE" w:bidi="ar_AE"/>
-        </w:rPr>
-      </w:r>
-      <w:r>
-        <w:rPr>
+          <w:rtl/>
+          <w:cs/>
+          <w:lang w:val="ar_AE" w:bidi="ar_AE"/>
+        </w:rPr>
+      </w:r>
+      <w:r>
+        <w:rPr>
+          <w:rtl/>
+          <w:cs/>
           <w:lang w:val="ar_AE" w:bidi="ar_AE"/>
         </w:rPr>
         <w:t>في رسالة الإنجيل البعلنها بولس، موت يسوع وقيامته هما المركز الأساسي (</w:t>
@@ -5026,6 +6140,8 @@
       <w:hyperlink r:id="rId150">
         <w:r>
           <w:rPr>
+            <w:rtl/>
+            <w:cs/>
             <w:lang w:val="ar_AE" w:bidi="ar_AE"/>
           </w:rPr>
           <w:rPr>
@@ -5037,6 +6153,8 @@
       </w:hyperlink>
       <w:r>
         <w:rPr>
+          <w:rtl/>
+          <w:cs/>
           <w:lang w:val="ar_AE" w:bidi="ar_AE"/>
         </w:rPr>
         <w:t xml:space="preserve">؛ </w:t>
@@ -5044,6 +6162,8 @@
       <w:hyperlink r:id="rId151">
         <w:r>
           <w:rPr>
+            <w:rtl/>
+            <w:cs/>
             <w:lang w:val="ar_AE" w:bidi="ar_AE"/>
           </w:rPr>
           <w:rPr>
@@ -5055,6 +6175,8 @@
       </w:hyperlink>
       <w:r>
         <w:rPr>
+          <w:rtl/>
+          <w:cs/>
           <w:lang w:val="ar_AE" w:bidi="ar_AE"/>
         </w:rPr>
         <w:t>-</w:t>
@@ -5062,6 +6184,8 @@
       <w:hyperlink r:id="rId151">
         <w:r>
           <w:rPr>
+            <w:rtl/>
+            <w:cs/>
             <w:lang w:val="ar_AE" w:bidi="ar_AE"/>
           </w:rPr>
           <w:rPr>
@@ -5073,6 +6197,8 @@
       </w:hyperlink>
       <w:r>
         <w:rPr>
+          <w:rtl/>
+          <w:cs/>
           <w:lang w:val="ar_AE" w:bidi="ar_AE"/>
         </w:rPr>
         <w:t>)، والصليب واقف في النص بالضبط (</w:t>
@@ -5080,6 +6206,8 @@
       <w:hyperlink r:id="rId152">
         <w:r>
           <w:rPr>
+            <w:rtl/>
+            <w:cs/>
             <w:lang w:val="ar_AE" w:bidi="ar_AE"/>
           </w:rPr>
           <w:rPr>
@@ -5091,6 +6219,8 @@
       </w:hyperlink>
       <w:r>
         <w:rPr>
+          <w:rtl/>
+          <w:cs/>
           <w:lang w:val="ar_AE" w:bidi="ar_AE"/>
         </w:rPr>
         <w:t>). بولس بجادل إنو لو المسيح ما قام من بين الأموات، كان الكلام عن الصليب كلو ما بيسوى (</w:t>
@@ -5098,6 +6228,8 @@
       <w:hyperlink r:id="rId153">
         <w:r>
           <w:rPr>
+            <w:rtl/>
+            <w:cs/>
             <w:lang w:val="ar_AE" w:bidi="ar_AE"/>
           </w:rPr>
           <w:rPr>
@@ -5109,6 +6241,8 @@
       </w:hyperlink>
       <w:r>
         <w:rPr>
+          <w:rtl/>
+          <w:cs/>
           <w:lang w:val="ar_AE" w:bidi="ar_AE"/>
         </w:rPr>
         <w:t xml:space="preserve">؛ قارن مع </w:t>
@@ -5116,6 +6250,8 @@
       <w:hyperlink r:id="rId154">
         <w:r>
           <w:rPr>
+            <w:rtl/>
+            <w:cs/>
             <w:lang w:val="ar_AE" w:bidi="ar_AE"/>
           </w:rPr>
           <w:rPr>
@@ -5127,6 +6263,8 @@
       </w:hyperlink>
       <w:r>
         <w:rPr>
+          <w:rtl/>
+          <w:cs/>
           <w:lang w:val="ar_AE" w:bidi="ar_AE"/>
         </w:rPr>
         <w:t>-</w:t>
@@ -5134,6 +6272,8 @@
       <w:hyperlink r:id="rId154">
         <w:r>
           <w:rPr>
+            <w:rtl/>
+            <w:cs/>
             <w:lang w:val="ar_AE" w:bidi="ar_AE"/>
           </w:rPr>
           <w:rPr>
@@ -5145,6 +6285,8 @@
       </w:hyperlink>
       <w:r>
         <w:rPr>
+          <w:rtl/>
+          <w:cs/>
           <w:lang w:val="ar_AE" w:bidi="ar_AE"/>
         </w:rPr>
         <w:t>). لكن هسع بعد القيامة، موت يسوع بقى يستحق تركيز خاص، لأنو هو المكان الالله قدم فيه الكفارة عن الخطايا (</w:t>
@@ -5152,6 +6294,8 @@
       <w:hyperlink r:id="rId155">
         <w:r>
           <w:rPr>
+            <w:rtl/>
+            <w:cs/>
             <w:lang w:val="ar_AE" w:bidi="ar_AE"/>
           </w:rPr>
           <w:rPr>
@@ -5163,6 +6307,8 @@
       </w:hyperlink>
       <w:r>
         <w:rPr>
+          <w:rtl/>
+          <w:cs/>
           <w:lang w:val="ar_AE" w:bidi="ar_AE"/>
         </w:rPr>
         <w:t>-</w:t>
@@ -5170,6 +6316,8 @@
       <w:hyperlink r:id="rId155">
         <w:r>
           <w:rPr>
+            <w:rtl/>
+            <w:cs/>
             <w:lang w:val="ar_AE" w:bidi="ar_AE"/>
           </w:rPr>
           <w:rPr>
@@ -5181,6 +6329,8 @@
       </w:hyperlink>
       <w:r>
         <w:rPr>
+          <w:rtl/>
+          <w:cs/>
           <w:lang w:val="ar_AE" w:bidi="ar_AE"/>
         </w:rPr>
         <w:t xml:space="preserve">؛ </w:t>
@@ -5188,6 +6338,8 @@
       <w:hyperlink r:id="rId156">
         <w:r>
           <w:rPr>
+            <w:rtl/>
+            <w:cs/>
             <w:lang w:val="ar_AE" w:bidi="ar_AE"/>
           </w:rPr>
           <w:rPr>
@@ -5199,6 +6351,8 @@
       </w:hyperlink>
       <w:r>
         <w:rPr>
+          <w:rtl/>
+          <w:cs/>
           <w:lang w:val="ar_AE" w:bidi="ar_AE"/>
         </w:rPr>
         <w:t>-</w:t>
@@ -5206,6 +6360,8 @@
       <w:hyperlink r:id="rId156">
         <w:r>
           <w:rPr>
+            <w:rtl/>
+            <w:cs/>
             <w:lang w:val="ar_AE" w:bidi="ar_AE"/>
           </w:rPr>
           <w:rPr>
@@ -5217,6 +6373,8 @@
       </w:hyperlink>
       <w:r>
         <w:rPr>
+          <w:rtl/>
+          <w:cs/>
           <w:lang w:val="ar_AE" w:bidi="ar_AE"/>
         </w:rPr>
         <w:t xml:space="preserve">؛ </w:t>
@@ -5224,6 +6382,8 @@
       <w:hyperlink r:id="rId157">
         <w:r>
           <w:rPr>
+            <w:rtl/>
+            <w:cs/>
             <w:lang w:val="ar_AE" w:bidi="ar_AE"/>
           </w:rPr>
           <w:rPr>
@@ -5235,6 +6395,8 @@
       </w:hyperlink>
       <w:r>
         <w:rPr>
+          <w:rtl/>
+          <w:cs/>
           <w:lang w:val="ar_AE" w:bidi="ar_AE"/>
         </w:rPr>
         <w:t>-</w:t>
@@ -5242,6 +6404,8 @@
       <w:hyperlink r:id="rId157">
         <w:r>
           <w:rPr>
+            <w:rtl/>
+            <w:cs/>
             <w:lang w:val="ar_AE" w:bidi="ar_AE"/>
           </w:rPr>
           <w:rPr>
@@ -5253,6 +6417,8 @@
       </w:hyperlink>
       <w:r>
         <w:rPr>
+          <w:rtl/>
+          <w:cs/>
           <w:lang w:val="ar_AE" w:bidi="ar_AE"/>
         </w:rPr>
         <w:t xml:space="preserve">؛ </w:t>
@@ -5260,6 +6426,8 @@
       <w:hyperlink r:id="rId158">
         <w:r>
           <w:rPr>
+            <w:rtl/>
+            <w:cs/>
             <w:lang w:val="ar_AE" w:bidi="ar_AE"/>
           </w:rPr>
           <w:rPr>
@@ -5271,6 +6439,8 @@
       </w:hyperlink>
       <w:r>
         <w:rPr>
+          <w:rtl/>
+          <w:cs/>
           <w:lang w:val="ar_AE" w:bidi="ar_AE"/>
         </w:rPr>
         <w:t>). [الكفارة يعني العمل البيجمع بين الله والناس في علاقة شخصية حقيقية.] وفي سفر أعمال الرسل، رسالة الإنجيل بتعلن موت يسوع (</w:t>
@@ -5278,6 +6448,8 @@
       <w:hyperlink r:id="rId159">
         <w:r>
           <w:rPr>
+            <w:rtl/>
+            <w:cs/>
             <w:lang w:val="ar_AE" w:bidi="ar_AE"/>
           </w:rPr>
           <w:rPr>
@@ -5289,6 +6461,8 @@
       </w:hyperlink>
       <w:r>
         <w:rPr>
+          <w:rtl/>
+          <w:cs/>
           <w:lang w:val="ar_AE" w:bidi="ar_AE"/>
         </w:rPr>
         <w:t xml:space="preserve">؛ </w:t>
@@ -5296,6 +6470,8 @@
       <w:hyperlink r:id="rId160">
         <w:r>
           <w:rPr>
+            <w:rtl/>
+            <w:cs/>
             <w:lang w:val="ar_AE" w:bidi="ar_AE"/>
           </w:rPr>
           <w:rPr>
@@ -5307,6 +6483,8 @@
       </w:hyperlink>
       <w:r>
         <w:rPr>
+          <w:rtl/>
+          <w:cs/>
           <w:lang w:val="ar_AE" w:bidi="ar_AE"/>
         </w:rPr>
         <w:t xml:space="preserve">؛ قارن مع </w:t>
@@ -5314,6 +6492,8 @@
       <w:hyperlink r:id="rId161">
         <w:r>
           <w:rPr>
+            <w:rtl/>
+            <w:cs/>
             <w:lang w:val="ar_AE" w:bidi="ar_AE"/>
           </w:rPr>
           <w:rPr>
@@ -5325,6 +6505,8 @@
       </w:hyperlink>
       <w:r>
         <w:rPr>
+          <w:rtl/>
+          <w:cs/>
           <w:lang w:val="ar_AE" w:bidi="ar_AE"/>
         </w:rPr>
         <w:t>-</w:t>
@@ -5332,6 +6514,8 @@
       <w:hyperlink r:id="rId161">
         <w:r>
           <w:rPr>
+            <w:rtl/>
+            <w:cs/>
             <w:lang w:val="ar_AE" w:bidi="ar_AE"/>
           </w:rPr>
           <w:rPr>
@@ -5343,6 +6527,8 @@
       </w:hyperlink>
       <w:r>
         <w:rPr>
+          <w:rtl/>
+          <w:cs/>
           <w:lang w:val="ar_AE" w:bidi="ar_AE"/>
         </w:rPr>
         <w:t>)، لكن بتركز بشكل خاص على قيامتو، لأنها هي الحدث اليسوع انتصر فيه على الموت واتمجّد كـ الرب والدَيّان الجايي (</w:t>
@@ -5350,6 +6536,8 @@
       <w:hyperlink r:id="rId161">
         <w:r>
           <w:rPr>
+            <w:rtl/>
+            <w:cs/>
             <w:lang w:val="ar_AE" w:bidi="ar_AE"/>
           </w:rPr>
           <w:rPr>
@@ -5361,6 +6549,8 @@
       </w:hyperlink>
       <w:r>
         <w:rPr>
+          <w:rtl/>
+          <w:cs/>
           <w:lang w:val="ar_AE" w:bidi="ar_AE"/>
         </w:rPr>
         <w:t xml:space="preserve">؛ </w:t>
@@ -5368,6 +6558,8 @@
       <w:hyperlink r:id="rId33">
         <w:r>
           <w:rPr>
+            <w:rtl/>
+            <w:cs/>
             <w:lang w:val="ar_AE" w:bidi="ar_AE"/>
           </w:rPr>
           <w:rPr>
@@ -5379,6 +6571,8 @@
       </w:hyperlink>
       <w:r>
         <w:rPr>
+          <w:rtl/>
+          <w:cs/>
           <w:lang w:val="ar_AE" w:bidi="ar_AE"/>
         </w:rPr>
         <w:t xml:space="preserve">، </w:t>
@@ -5386,6 +6580,8 @@
       <w:hyperlink r:id="rId33">
         <w:r>
           <w:rPr>
+            <w:rtl/>
+            <w:cs/>
             <w:lang w:val="ar_AE" w:bidi="ar_AE"/>
           </w:rPr>
           <w:rPr>
@@ -5397,6 +6593,8 @@
       </w:hyperlink>
       <w:r>
         <w:rPr>
+          <w:rtl/>
+          <w:cs/>
           <w:lang w:val="ar_AE" w:bidi="ar_AE"/>
         </w:rPr>
         <w:t xml:space="preserve">؛ </w:t>
@@ -5404,6 +6602,8 @@
       <w:hyperlink r:id="rId118">
         <w:r>
           <w:rPr>
+            <w:rtl/>
+            <w:cs/>
             <w:lang w:val="ar_AE" w:bidi="ar_AE"/>
           </w:rPr>
           <w:rPr>
@@ -5415,6 +6615,8 @@
       </w:hyperlink>
       <w:r>
         <w:rPr>
+          <w:rtl/>
+          <w:cs/>
           <w:lang w:val="ar_AE" w:bidi="ar_AE"/>
         </w:rPr>
         <w:t>). وبرضو في رسالة بطرس الأولى، الناس الكانوا بيحملوا الإنجيل (</w:t>
@@ -5422,6 +6624,8 @@
       <w:hyperlink r:id="rId162">
         <w:r>
           <w:rPr>
+            <w:rtl/>
+            <w:cs/>
             <w:lang w:val="ar_AE" w:bidi="ar_AE"/>
           </w:rPr>
           <w:rPr>
@@ -5433,6 +6637,8 @@
       </w:hyperlink>
       <w:r>
         <w:rPr>
+          <w:rtl/>
+          <w:cs/>
           <w:lang w:val="ar_AE" w:bidi="ar_AE"/>
         </w:rPr>
         <w:t>)، كانوا بيركزوا، زي أنبياء العهد القديم، على "آلام المسيح والمجد البعدها" (</w:t>
@@ -5440,6 +6646,8 @@
       <w:hyperlink r:id="rId163">
         <w:r>
           <w:rPr>
+            <w:rtl/>
+            <w:cs/>
             <w:lang w:val="ar_AE" w:bidi="ar_AE"/>
           </w:rPr>
           <w:rPr>
@@ -5451,6 +6659,8 @@
       </w:hyperlink>
       <w:r>
         <w:rPr>
+          <w:rtl/>
+          <w:cs/>
           <w:lang w:val="ar_AE" w:bidi="ar_AE"/>
         </w:rPr>
         <w:t xml:space="preserve">؛ قارن مع </w:t>
@@ -5458,6 +6668,8 @@
       <w:hyperlink r:id="rId164">
         <w:r>
           <w:rPr>
+            <w:rtl/>
+            <w:cs/>
             <w:lang w:val="ar_AE" w:bidi="ar_AE"/>
           </w:rPr>
           <w:rPr>
@@ -5469,6 +6681,8 @@
       </w:hyperlink>
       <w:r>
         <w:rPr>
+          <w:rtl/>
+          <w:cs/>
           <w:lang w:val="ar_AE" w:bidi="ar_AE"/>
         </w:rPr>
         <w:t xml:space="preserve">، </w:t>
@@ -5476,6 +6690,8 @@
       <w:hyperlink r:id="rId164">
         <w:r>
           <w:rPr>
+            <w:rtl/>
+            <w:cs/>
             <w:lang w:val="ar_AE" w:bidi="ar_AE"/>
           </w:rPr>
           <w:rPr>
@@ -5487,6 +6703,8 @@
       </w:hyperlink>
       <w:r>
         <w:rPr>
+          <w:rtl/>
+          <w:cs/>
           <w:lang w:val="ar_AE" w:bidi="ar_AE"/>
         </w:rPr>
         <w:t xml:space="preserve">؛ </w:t>
@@ -5494,6 +6712,8 @@
       <w:hyperlink r:id="rId165">
         <w:r>
           <w:rPr>
+            <w:rtl/>
+            <w:cs/>
             <w:lang w:val="ar_AE" w:bidi="ar_AE"/>
           </w:rPr>
           <w:rPr>
@@ -5505,6 +6725,8 @@
       </w:hyperlink>
       <w:r>
         <w:rPr>
+          <w:rtl/>
+          <w:cs/>
           <w:lang w:val="ar_AE" w:bidi="ar_AE"/>
         </w:rPr>
         <w:t xml:space="preserve">، </w:t>
@@ -5512,6 +6734,8 @@
       <w:hyperlink r:id="rId165">
         <w:r>
           <w:rPr>
+            <w:rtl/>
+            <w:cs/>
             <w:lang w:val="ar_AE" w:bidi="ar_AE"/>
           </w:rPr>
           <w:rPr>
@@ -5523,6 +6747,8 @@
       </w:hyperlink>
       <w:r>
         <w:rPr>
+          <w:rtl/>
+          <w:cs/>
           <w:lang w:val="ar_AE" w:bidi="ar_AE"/>
         </w:rPr>
         <w:t xml:space="preserve">؛ </w:t>
@@ -5530,6 +6756,8 @@
       <w:hyperlink r:id="rId166">
         <w:r>
           <w:rPr>
+            <w:rtl/>
+            <w:cs/>
             <w:lang w:val="ar_AE" w:bidi="ar_AE"/>
           </w:rPr>
           <w:rPr>
@@ -5541,6 +6769,8 @@
       </w:hyperlink>
       <w:r>
         <w:rPr>
+          <w:rtl/>
+          <w:cs/>
           <w:lang w:val="ar_AE" w:bidi="ar_AE"/>
         </w:rPr>
         <w:t xml:space="preserve">، </w:t>
@@ -5548,6 +6778,8 @@
       <w:hyperlink r:id="rId166">
         <w:r>
           <w:rPr>
+            <w:rtl/>
+            <w:cs/>
             <w:lang w:val="ar_AE" w:bidi="ar_AE"/>
           </w:rPr>
           <w:rPr>
@@ -5559,6 +6791,8 @@
       </w:hyperlink>
       <w:r>
         <w:rPr>
+          <w:rtl/>
+          <w:cs/>
           <w:lang w:val="ar_AE" w:bidi="ar_AE"/>
         </w:rPr>
         <w:t>).</w:t>
@@ -5571,6 +6805,8 @@
       </w:pPr>
       <w:r>
         <w:rPr>
+          <w:rtl/>
+          <w:cs/>
           <w:lang w:val="ar_AE" w:bidi="ar_AE"/>
         </w:rPr>
         <w:t>رسالة الإنجيل كقوة للخلاص</w:t>
@@ -5582,11 +6818,15 @@
       </w:pPr>
       <w:r>
         <w:rPr>
-          <w:lang w:val="ar_AE" w:bidi="ar_AE"/>
-        </w:rPr>
-      </w:r>
-      <w:r>
-        <w:rPr>
+          <w:rtl/>
+          <w:cs/>
+          <w:lang w:val="ar_AE" w:bidi="ar_AE"/>
+        </w:rPr>
+      </w:r>
+      <w:r>
+        <w:rPr>
+          <w:rtl/>
+          <w:cs/>
           <w:lang w:val="ar_AE" w:bidi="ar_AE"/>
         </w:rPr>
         <w:t xml:space="preserve">رسالة الإنجيل ما بس تقرير عن أحداث حصلت زمان، ولا مجرد شرح لعقيدة. بولس أعلن في </w:t>
@@ -5594,6 +6834,8 @@
       <w:hyperlink r:id="rId167">
         <w:r>
           <w:rPr>
+            <w:rtl/>
+            <w:cs/>
             <w:lang w:val="ar_AE" w:bidi="ar_AE"/>
           </w:rPr>
           <w:rPr>
@@ -5605,6 +6847,8 @@
       </w:hyperlink>
       <w:r>
         <w:rPr>
+          <w:rtl/>
+          <w:cs/>
           <w:lang w:val="ar_AE" w:bidi="ar_AE"/>
         </w:rPr>
         <w:t>-</w:t>
@@ -5612,6 +6856,8 @@
       <w:hyperlink r:id="rId167">
         <w:r>
           <w:rPr>
+            <w:rtl/>
+            <w:cs/>
             <w:lang w:val="ar_AE" w:bidi="ar_AE"/>
           </w:rPr>
           <w:rPr>
@@ -5623,6 +6869,8 @@
       </w:hyperlink>
       <w:r>
         <w:rPr>
+          <w:rtl/>
+          <w:cs/>
           <w:lang w:val="ar_AE" w:bidi="ar_AE"/>
         </w:rPr>
         <w:t xml:space="preserve">، وبرضو في </w:t>
@@ -5630,6 +6878,8 @@
       <w:hyperlink r:id="rId133">
         <w:r>
           <w:rPr>
+            <w:rtl/>
+            <w:cs/>
             <w:lang w:val="ar_AE" w:bidi="ar_AE"/>
           </w:rPr>
           <w:rPr>
@@ -5641,6 +6891,8 @@
       </w:hyperlink>
       <w:r>
         <w:rPr>
+          <w:rtl/>
+          <w:cs/>
           <w:lang w:val="ar_AE" w:bidi="ar_AE"/>
         </w:rPr>
         <w:t>، إنو الإنجيل هو "قوة الله". يعني الإنجيل ما شهادة عن قوة الله بس، بل هو نفسو تعبير فعّال عن قوتو. وعشان كدا، ما ممكن يتقيَّد أو يتعطَّل (</w:t>
@@ -5648,6 +6900,8 @@
       <w:hyperlink r:id="rId168">
         <w:r>
           <w:rPr>
+            <w:rtl/>
+            <w:cs/>
             <w:lang w:val="ar_AE" w:bidi="ar_AE"/>
           </w:rPr>
           <w:rPr>
@@ -5659,6 +6913,8 @@
       </w:hyperlink>
       <w:r>
         <w:rPr>
+          <w:rtl/>
+          <w:cs/>
           <w:lang w:val="ar_AE" w:bidi="ar_AE"/>
         </w:rPr>
         <w:t xml:space="preserve">، </w:t>
@@ -5666,6 +6922,8 @@
       <w:hyperlink r:id="rId168">
         <w:r>
           <w:rPr>
+            <w:rtl/>
+            <w:cs/>
             <w:lang w:val="ar_AE" w:bidi="ar_AE"/>
           </w:rPr>
           <w:rPr>
@@ -5677,6 +6935,8 @@
       </w:hyperlink>
       <w:r>
         <w:rPr>
+          <w:rtl/>
+          <w:cs/>
           <w:lang w:val="ar_AE" w:bidi="ar_AE"/>
         </w:rPr>
         <w:t xml:space="preserve">). بولس كتب في </w:t>
@@ -5684,6 +6944,8 @@
       <w:hyperlink r:id="rId169">
         <w:r>
           <w:rPr>
+            <w:rtl/>
+            <w:cs/>
             <w:lang w:val="ar_AE" w:bidi="ar_AE"/>
           </w:rPr>
           <w:rPr>
@@ -5695,6 +6957,8 @@
       </w:hyperlink>
       <w:r>
         <w:rPr>
+          <w:rtl/>
+          <w:cs/>
           <w:lang w:val="ar_AE" w:bidi="ar_AE"/>
         </w:rPr>
         <w:t xml:space="preserve"> أن "إنجيلنا لم يصل إليكم بالكلام فقط، بل بالقوة أيضاً." هو ما كان بقصد إنو الإنجيل جا معاهو معجزات وأعمال قوية (رغم إنو دا حصل فعلاً؛ قارن مع </w:t>
@@ -5702,6 +6966,8 @@
       <w:hyperlink r:id="rId170">
         <w:r>
           <w:rPr>
+            <w:rtl/>
+            <w:cs/>
             <w:lang w:val="ar_AE" w:bidi="ar_AE"/>
           </w:rPr>
           <w:rPr>
@@ -5713,6 +6979,8 @@
       </w:hyperlink>
       <w:r>
         <w:rPr>
+          <w:rtl/>
+          <w:cs/>
           <w:lang w:val="ar_AE" w:bidi="ar_AE"/>
         </w:rPr>
         <w:t xml:space="preserve">، </w:t>
@@ -5720,6 +6988,8 @@
       <w:hyperlink r:id="rId170">
         <w:r>
           <w:rPr>
+            <w:rtl/>
+            <w:cs/>
             <w:lang w:val="ar_AE" w:bidi="ar_AE"/>
           </w:rPr>
           <w:rPr>
@@ -5731,6 +7001,8 @@
       </w:hyperlink>
       <w:r>
         <w:rPr>
+          <w:rtl/>
+          <w:cs/>
           <w:lang w:val="ar_AE" w:bidi="ar_AE"/>
         </w:rPr>
         <w:t>)، لكن كان بيقصد إنو الرسالة ذاتها هي عمل قوي. وربنا بيخليها قوية وفعّالة بروحه القدوس (</w:t>
@@ -5738,6 +7010,8 @@
       <w:hyperlink r:id="rId170">
         <w:r>
           <w:rPr>
+            <w:rtl/>
+            <w:cs/>
             <w:lang w:val="ar_AE" w:bidi="ar_AE"/>
           </w:rPr>
           <w:rPr>
@@ -5749,6 +7023,8 @@
       </w:hyperlink>
       <w:r>
         <w:rPr>
+          <w:rtl/>
+          <w:cs/>
           <w:lang w:val="ar_AE" w:bidi="ar_AE"/>
         </w:rPr>
         <w:t xml:space="preserve">؛ ١ </w:t>
@@ -5756,6 +7032,8 @@
       <w:hyperlink r:id="rId171">
         <w:r>
           <w:rPr>
+            <w:rtl/>
+            <w:cs/>
             <w:lang w:val="ar_AE" w:bidi="ar_AE"/>
           </w:rPr>
           <w:rPr>
@@ -5767,6 +7045,8 @@
       </w:hyperlink>
       <w:r>
         <w:rPr>
+          <w:rtl/>
+          <w:cs/>
           <w:lang w:val="ar_AE" w:bidi="ar_AE"/>
         </w:rPr>
         <w:t>-</w:t>
@@ -5774,6 +7054,8 @@
       <w:hyperlink r:id="rId171">
         <w:r>
           <w:rPr>
+            <w:rtl/>
+            <w:cs/>
             <w:lang w:val="ar_AE" w:bidi="ar_AE"/>
           </w:rPr>
           <w:rPr>
@@ -5785,6 +7067,8 @@
       </w:hyperlink>
       <w:r>
         <w:rPr>
+          <w:rtl/>
+          <w:cs/>
           <w:lang w:val="ar_AE" w:bidi="ar_AE"/>
         </w:rPr>
         <w:t xml:space="preserve">؛ </w:t>
@@ -5792,6 +7076,8 @@
       <w:hyperlink r:id="rId172">
         <w:r>
           <w:rPr>
+            <w:rtl/>
+            <w:cs/>
             <w:lang w:val="ar_AE" w:bidi="ar_AE"/>
           </w:rPr>
           <w:rPr>
@@ -5803,6 +7089,8 @@
       </w:hyperlink>
       <w:r>
         <w:rPr>
+          <w:rtl/>
+          <w:cs/>
           <w:lang w:val="ar_AE" w:bidi="ar_AE"/>
         </w:rPr>
         <w:t>).</w:t>
@@ -5814,11 +7102,15 @@
       </w:pPr>
       <w:r>
         <w:rPr>
-          <w:lang w:val="ar_AE" w:bidi="ar_AE"/>
-        </w:rPr>
-      </w:r>
-      <w:r>
-        <w:rPr>
+          <w:rtl/>
+          <w:cs/>
+          <w:lang w:val="ar_AE" w:bidi="ar_AE"/>
+        </w:rPr>
+      </w:r>
+      <w:r>
+        <w:rPr>
+          <w:rtl/>
+          <w:cs/>
           <w:lang w:val="ar_AE" w:bidi="ar_AE"/>
         </w:rPr>
         <w:t xml:space="preserve">كمان، الهدف الوحيد من استخدام الله لقوتو هو إنه يغيّر حياة الناس — يحرّرهم من الخطية والموت، ويصالحهم معاه. يعني باختصار، ربنا عايز يخلّصهم. رسالة الإنجيل عندها القدرة الحقيقية على تنفيذ الخلاص البتعلنو، وبتدي الحياة البتوعد بيها (زي ما ورد في </w:t>
@@ -5826,6 +7118,8 @@
       <w:hyperlink r:id="rId133">
         <w:r>
           <w:rPr>
+            <w:rtl/>
+            <w:cs/>
             <w:lang w:val="ar_AE" w:bidi="ar_AE"/>
           </w:rPr>
           <w:rPr>
@@ -5837,6 +7131,8 @@
       </w:hyperlink>
       <w:r>
         <w:rPr>
+          <w:rtl/>
+          <w:cs/>
           <w:lang w:val="ar_AE" w:bidi="ar_AE"/>
         </w:rPr>
         <w:t xml:space="preserve">؛ </w:t>
@@ -5844,6 +7140,8 @@
       <w:hyperlink r:id="rId120">
         <w:r>
           <w:rPr>
+            <w:rtl/>
+            <w:cs/>
             <w:lang w:val="ar_AE" w:bidi="ar_AE"/>
           </w:rPr>
           <w:rPr>
@@ -5855,6 +7153,8 @@
       </w:hyperlink>
       <w:r>
         <w:rPr>
+          <w:rtl/>
+          <w:cs/>
           <w:lang w:val="ar_AE" w:bidi="ar_AE"/>
         </w:rPr>
         <w:t>-</w:t>
@@ -5862,6 +7162,8 @@
       <w:hyperlink r:id="rId120">
         <w:r>
           <w:rPr>
+            <w:rtl/>
+            <w:cs/>
             <w:lang w:val="ar_AE" w:bidi="ar_AE"/>
           </w:rPr>
           <w:rPr>
@@ -5873,6 +7175,8 @@
       </w:hyperlink>
       <w:r>
         <w:rPr>
+          <w:rtl/>
+          <w:cs/>
           <w:lang w:val="ar_AE" w:bidi="ar_AE"/>
         </w:rPr>
         <w:t xml:space="preserve">؛ </w:t>
@@ -5880,6 +7184,8 @@
       <w:hyperlink r:id="rId167">
         <w:r>
           <w:rPr>
+            <w:rtl/>
+            <w:cs/>
             <w:lang w:val="ar_AE" w:bidi="ar_AE"/>
           </w:rPr>
           <w:rPr>
@@ -5891,6 +7197,8 @@
       </w:hyperlink>
       <w:r>
         <w:rPr>
+          <w:rtl/>
+          <w:cs/>
           <w:lang w:val="ar_AE" w:bidi="ar_AE"/>
         </w:rPr>
         <w:t xml:space="preserve">، </w:t>
@@ -5898,6 +7206,8 @@
       <w:hyperlink r:id="rId167">
         <w:r>
           <w:rPr>
+            <w:rtl/>
+            <w:cs/>
             <w:lang w:val="ar_AE" w:bidi="ar_AE"/>
           </w:rPr>
           <w:rPr>
@@ -5909,6 +7219,8 @@
       </w:hyperlink>
       <w:r>
         <w:rPr>
+          <w:rtl/>
+          <w:cs/>
           <w:lang w:val="ar_AE" w:bidi="ar_AE"/>
         </w:rPr>
         <w:t xml:space="preserve">؛ </w:t>
@@ -5916,6 +7228,8 @@
       <w:hyperlink r:id="rId173">
         <w:r>
           <w:rPr>
+            <w:rtl/>
+            <w:cs/>
             <w:lang w:val="ar_AE" w:bidi="ar_AE"/>
           </w:rPr>
           <w:rPr>
@@ -5927,6 +7241,8 @@
       </w:hyperlink>
       <w:r>
         <w:rPr>
+          <w:rtl/>
+          <w:cs/>
           <w:lang w:val="ar_AE" w:bidi="ar_AE"/>
         </w:rPr>
         <w:t xml:space="preserve">، </w:t>
@@ -5934,6 +7250,8 @@
       <w:hyperlink r:id="rId173">
         <w:r>
           <w:rPr>
+            <w:rtl/>
+            <w:cs/>
             <w:lang w:val="ar_AE" w:bidi="ar_AE"/>
           </w:rPr>
           <w:rPr>
@@ -5945,6 +7263,8 @@
       </w:hyperlink>
       <w:r>
         <w:rPr>
+          <w:rtl/>
+          <w:cs/>
           <w:lang w:val="ar_AE" w:bidi="ar_AE"/>
         </w:rPr>
         <w:t xml:space="preserve">؛ </w:t>
@@ -5952,6 +7272,8 @@
       <w:hyperlink r:id="rId174">
         <w:r>
           <w:rPr>
+            <w:rtl/>
+            <w:cs/>
             <w:lang w:val="ar_AE" w:bidi="ar_AE"/>
           </w:rPr>
           <w:rPr>
@@ -5963,6 +7285,8 @@
       </w:hyperlink>
       <w:r>
         <w:rPr>
+          <w:rtl/>
+          <w:cs/>
           <w:lang w:val="ar_AE" w:bidi="ar_AE"/>
         </w:rPr>
         <w:t xml:space="preserve">؛ </w:t>
@@ -5970,6 +7294,8 @@
       <w:hyperlink r:id="rId129">
         <w:r>
           <w:rPr>
+            <w:rtl/>
+            <w:cs/>
             <w:lang w:val="ar_AE" w:bidi="ar_AE"/>
           </w:rPr>
           <w:rPr>
@@ -5981,6 +7307,8 @@
       </w:hyperlink>
       <w:r>
         <w:rPr>
+          <w:rtl/>
+          <w:cs/>
           <w:lang w:val="ar_AE" w:bidi="ar_AE"/>
         </w:rPr>
         <w:t xml:space="preserve">، </w:t>
@@ -5988,6 +7316,8 @@
       <w:hyperlink r:id="rId129">
         <w:r>
           <w:rPr>
+            <w:rtl/>
+            <w:cs/>
             <w:lang w:val="ar_AE" w:bidi="ar_AE"/>
           </w:rPr>
           <w:rPr>
@@ -5999,6 +7329,8 @@
       </w:hyperlink>
       <w:r>
         <w:rPr>
+          <w:rtl/>
+          <w:cs/>
           <w:lang w:val="ar_AE" w:bidi="ar_AE"/>
         </w:rPr>
         <w:t xml:space="preserve">؛ </w:t>
@@ -6006,6 +7338,8 @@
       <w:hyperlink r:id="rId175">
         <w:r>
           <w:rPr>
+            <w:rtl/>
+            <w:cs/>
             <w:lang w:val="ar_AE" w:bidi="ar_AE"/>
           </w:rPr>
           <w:rPr>
@@ -6017,6 +7351,8 @@
       </w:hyperlink>
       <w:r>
         <w:rPr>
+          <w:rtl/>
+          <w:cs/>
           <w:lang w:val="ar_AE" w:bidi="ar_AE"/>
         </w:rPr>
         <w:t>-</w:t>
@@ -6024,6 +7360,8 @@
       <w:hyperlink r:id="rId175">
         <w:r>
           <w:rPr>
+            <w:rtl/>
+            <w:cs/>
             <w:lang w:val="ar_AE" w:bidi="ar_AE"/>
           </w:rPr>
           <w:rPr>
@@ -6035,6 +7373,8 @@
       </w:hyperlink>
       <w:r>
         <w:rPr>
+          <w:rtl/>
+          <w:cs/>
           <w:lang w:val="ar_AE" w:bidi="ar_AE"/>
         </w:rPr>
         <w:t xml:space="preserve">؛ </w:t>
@@ -6042,6 +7382,8 @@
       <w:hyperlink r:id="rId176">
         <w:r>
           <w:rPr>
+            <w:rtl/>
+            <w:cs/>
             <w:lang w:val="ar_AE" w:bidi="ar_AE"/>
           </w:rPr>
           <w:rPr>
@@ -6053,6 +7395,8 @@
       </w:hyperlink>
       <w:r>
         <w:rPr>
+          <w:rtl/>
+          <w:cs/>
           <w:lang w:val="ar_AE" w:bidi="ar_AE"/>
         </w:rPr>
         <w:t>-</w:t>
@@ -6060,6 +7404,8 @@
       <w:hyperlink r:id="rId176">
         <w:r>
           <w:rPr>
+            <w:rtl/>
+            <w:cs/>
             <w:lang w:val="ar_AE" w:bidi="ar_AE"/>
           </w:rPr>
           <w:rPr>
@@ -6071,6 +7417,8 @@
       </w:hyperlink>
       <w:r>
         <w:rPr>
+          <w:rtl/>
+          <w:cs/>
           <w:lang w:val="ar_AE" w:bidi="ar_AE"/>
         </w:rPr>
         <w:t>). عشان الناس يختبروا الخلاص ده، لازم يسمعوا رسالة الإنجيل ويؤمنوا بيها. وفي الرسالة دي بالتحديد، ومن خلالها، الله بيُعلن قوتو الخلاصية، الظهرت في شخص المسيح وفي عملو — خاصة في موتو وقيامته —وبيخلّيها فعّالة في حياة الناس. وبرضو، الروح القدس بيتعطى للمؤمنين ارتباطًا مباشر برسالة الإنجيل، يا إما عند قبولهم ليها أو كثمرة من إيمانهم بيها (</w:t>
@@ -6078,6 +7426,8 @@
       <w:hyperlink r:id="rId177">
         <w:r>
           <w:rPr>
+            <w:rtl/>
+            <w:cs/>
             <w:lang w:val="ar_AE" w:bidi="ar_AE"/>
           </w:rPr>
           <w:rPr>
@@ -6089,6 +7439,8 @@
       </w:hyperlink>
       <w:r>
         <w:rPr>
+          <w:rtl/>
+          <w:cs/>
           <w:lang w:val="ar_AE" w:bidi="ar_AE"/>
         </w:rPr>
         <w:t>-</w:t>
@@ -6096,6 +7448,8 @@
       <w:hyperlink r:id="rId177">
         <w:r>
           <w:rPr>
+            <w:rtl/>
+            <w:cs/>
             <w:lang w:val="ar_AE" w:bidi="ar_AE"/>
           </w:rPr>
           <w:rPr>
@@ -6107,6 +7461,8 @@
       </w:hyperlink>
       <w:r>
         <w:rPr>
+          <w:rtl/>
+          <w:cs/>
           <w:lang w:val="ar_AE" w:bidi="ar_AE"/>
         </w:rPr>
         <w:t xml:space="preserve">؛ </w:t>
@@ -6114,6 +7470,8 @@
       <w:hyperlink r:id="rId178">
         <w:r>
           <w:rPr>
+            <w:rtl/>
+            <w:cs/>
             <w:lang w:val="ar_AE" w:bidi="ar_AE"/>
           </w:rPr>
           <w:rPr>
@@ -6125,6 +7483,8 @@
       </w:hyperlink>
       <w:r>
         <w:rPr>
+          <w:rtl/>
+          <w:cs/>
           <w:lang w:val="ar_AE" w:bidi="ar_AE"/>
         </w:rPr>
         <w:t xml:space="preserve">، </w:t>
@@ -6132,6 +7492,8 @@
       <w:hyperlink r:id="rId178">
         <w:r>
           <w:rPr>
+            <w:rtl/>
+            <w:cs/>
             <w:lang w:val="ar_AE" w:bidi="ar_AE"/>
           </w:rPr>
           <w:rPr>
@@ -6143,6 +7505,8 @@
       </w:hyperlink>
       <w:r>
         <w:rPr>
+          <w:rtl/>
+          <w:cs/>
           <w:lang w:val="ar_AE" w:bidi="ar_AE"/>
         </w:rPr>
         <w:t xml:space="preserve">؛ </w:t>
@@ -6150,6 +7514,8 @@
       <w:hyperlink r:id="rId123">
         <w:r>
           <w:rPr>
+            <w:rtl/>
+            <w:cs/>
             <w:lang w:val="ar_AE" w:bidi="ar_AE"/>
           </w:rPr>
           <w:rPr>
@@ -6161,6 +7527,8 @@
       </w:hyperlink>
       <w:r>
         <w:rPr>
+          <w:rtl/>
+          <w:cs/>
           <w:lang w:val="ar_AE" w:bidi="ar_AE"/>
         </w:rPr>
         <w:t xml:space="preserve">؛ </w:t>
@@ -6168,6 +7536,8 @@
       <w:hyperlink r:id="rId179">
         <w:r>
           <w:rPr>
+            <w:rtl/>
+            <w:cs/>
             <w:lang w:val="ar_AE" w:bidi="ar_AE"/>
           </w:rPr>
           <w:rPr>
@@ -6179,6 +7549,8 @@
       </w:hyperlink>
       <w:r>
         <w:rPr>
+          <w:rtl/>
+          <w:cs/>
           <w:lang w:val="ar_AE" w:bidi="ar_AE"/>
         </w:rPr>
         <w:t xml:space="preserve">، </w:t>
@@ -6186,6 +7558,8 @@
       <w:hyperlink r:id="rId179">
         <w:r>
           <w:rPr>
+            <w:rtl/>
+            <w:cs/>
             <w:lang w:val="ar_AE" w:bidi="ar_AE"/>
           </w:rPr>
           <w:rPr>
@@ -6197,6 +7571,8 @@
       </w:hyperlink>
       <w:r>
         <w:rPr>
+          <w:rtl/>
+          <w:cs/>
           <w:lang w:val="ar_AE" w:bidi="ar_AE"/>
         </w:rPr>
         <w:t>). يعني، باختصار، رسالة الإنجيل هي المكان الحاسم الزول الخاطئ بلقى فيه الله كمخلّص.</w:t>
@@ -6209,6 +7585,8 @@
       </w:pPr>
       <w:r>
         <w:rPr>
+          <w:rtl/>
+          <w:cs/>
           <w:lang w:val="ar_AE" w:bidi="ar_AE"/>
         </w:rPr>
         <w:t>بشارة النعمة</w:t>
@@ -6220,11 +7598,15 @@
       </w:pPr>
       <w:r>
         <w:rPr>
-          <w:lang w:val="ar_AE" w:bidi="ar_AE"/>
-        </w:rPr>
-      </w:r>
-      <w:r>
-        <w:rPr>
+          <w:rtl/>
+          <w:cs/>
+          <w:lang w:val="ar_AE" w:bidi="ar_AE"/>
+        </w:rPr>
+      </w:r>
+      <w:r>
+        <w:rPr>
+          <w:rtl/>
+          <w:cs/>
           <w:lang w:val="ar_AE" w:bidi="ar_AE"/>
         </w:rPr>
         <w:t>حسب شهادة بطرس في مجمع أورشليم (</w:t>
@@ -6232,6 +7614,8 @@
       <w:hyperlink r:id="rId180">
         <w:r>
           <w:rPr>
+            <w:rtl/>
+            <w:cs/>
             <w:lang w:val="ar_AE" w:bidi="ar_AE"/>
           </w:rPr>
           <w:rPr>
@@ -6243,6 +7627,8 @@
       </w:hyperlink>
       <w:r>
         <w:rPr>
+          <w:rtl/>
+          <w:cs/>
           <w:lang w:val="ar_AE" w:bidi="ar_AE"/>
         </w:rPr>
         <w:t>-</w:t>
@@ -6250,6 +7636,8 @@
       <w:hyperlink r:id="rId180">
         <w:r>
           <w:rPr>
+            <w:rtl/>
+            <w:cs/>
             <w:lang w:val="ar_AE" w:bidi="ar_AE"/>
           </w:rPr>
           <w:rPr>
@@ -6261,6 +7649,8 @@
       </w:hyperlink>
       <w:r>
         <w:rPr>
+          <w:rtl/>
+          <w:cs/>
           <w:lang w:val="ar_AE" w:bidi="ar_AE"/>
         </w:rPr>
         <w:t>)، جزء مهم جدًا من رسالة الإنجيل — سواء للأمم أو لليهود — هو الخلاص "بنعمة الرب يسوع." وفي نهاية خدمتو التبشيرية، بولس قال إنو أكتر حاجة كان مركز عليها هي إنه "يَشهد ببشارة نعمة الله" (</w:t>
@@ -6268,6 +7658,8 @@
       <w:hyperlink r:id="rId160">
         <w:r>
           <w:rPr>
+            <w:rtl/>
+            <w:cs/>
             <w:lang w:val="ar_AE" w:bidi="ar_AE"/>
           </w:rPr>
           <w:rPr>
@@ -6279,6 +7671,8 @@
       </w:hyperlink>
       <w:r>
         <w:rPr>
+          <w:rtl/>
+          <w:cs/>
           <w:lang w:val="ar_AE" w:bidi="ar_AE"/>
         </w:rPr>
         <w:t>). الإعلان دا ما بنقدر نفهمو تمام إلا لما نربطو بفهم بولس عن "بر الله"، وخاصة زي ما شرحو في رسالة رومية. بولس هنا ما بس بيشرح صفة من صفات الله، بل بيصوّر عمل إلهي درامي —يعني: إظهار بر الله هسع "في الزمان الحاضر" (</w:t>
@@ -6286,6 +7680,8 @@
       <w:hyperlink r:id="rId181">
         <w:r>
           <w:rPr>
+            <w:rtl/>
+            <w:cs/>
             <w:lang w:val="ar_AE" w:bidi="ar_AE"/>
           </w:rPr>
           <w:rPr>
@@ -6297,6 +7693,8 @@
       </w:hyperlink>
       <w:r>
         <w:rPr>
+          <w:rtl/>
+          <w:cs/>
           <w:lang w:val="ar_AE" w:bidi="ar_AE"/>
         </w:rPr>
         <w:t>)، في الزمن الجديد البدأ بمجيء يسوع. الظهور دا ليهو وجهين (جوانب). ولما نشوف الجانبين مع بعض، وفي نفس السياق بتاع رسالة الإنجيل الكانت مُعلنة من إشعياء ومن يسوع بعدو (اللي أثّروا كتير على بولس)، حنقدر نفهم ليه بولس سماها "بشارة نعمة الله."</w:t>
@@ -6308,11 +7706,15 @@
       </w:pPr>
       <w:r>
         <w:rPr>
-          <w:lang w:val="ar_AE" w:bidi="ar_AE"/>
-        </w:rPr>
-      </w:r>
-      <w:r>
-        <w:rPr>
+          <w:rtl/>
+          <w:cs/>
+          <w:lang w:val="ar_AE" w:bidi="ar_AE"/>
+        </w:rPr>
+      </w:r>
+      <w:r>
+        <w:rPr>
+          <w:rtl/>
+          <w:cs/>
           <w:lang w:val="ar_AE" w:bidi="ar_AE"/>
         </w:rPr>
         <w:t>أول حاجة، رسالة الإنجيل هي شهادة عن نعمة الله. لما الله قدَّم ابنُه كذبيحة عن الخطايا (</w:t>
@@ -6320,6 +7722,8 @@
       <w:hyperlink r:id="rId182">
         <w:r>
           <w:rPr>
+            <w:rtl/>
+            <w:cs/>
             <w:lang w:val="ar_AE" w:bidi="ar_AE"/>
           </w:rPr>
           <w:rPr>
@@ -6331,6 +7735,8 @@
       </w:hyperlink>
       <w:r>
         <w:rPr>
+          <w:rtl/>
+          <w:cs/>
           <w:lang w:val="ar_AE" w:bidi="ar_AE"/>
         </w:rPr>
         <w:t xml:space="preserve">)، هو كان بيُظهر برُّه (الآيات </w:t>
@@ -6338,6 +7744,8 @@
       <w:hyperlink r:id="rId183">
         <w:r>
           <w:rPr>
+            <w:rtl/>
+            <w:cs/>
             <w:lang w:val="ar_AE" w:bidi="ar_AE"/>
           </w:rPr>
           <w:rPr>
@@ -6349,6 +7757,8 @@
       </w:hyperlink>
       <w:r>
         <w:rPr>
+          <w:rtl/>
+          <w:cs/>
           <w:lang w:val="ar_AE" w:bidi="ar_AE"/>
         </w:rPr>
         <w:t xml:space="preserve">، </w:t>
@@ -6356,6 +7766,8 @@
       <w:hyperlink r:id="rId183">
         <w:r>
           <w:rPr>
+            <w:rtl/>
+            <w:cs/>
             <w:lang w:val="ar_AE" w:bidi="ar_AE"/>
           </w:rPr>
           <w:rPr>
@@ -6367,6 +7779,8 @@
       </w:hyperlink>
       <w:r>
         <w:rPr>
+          <w:rtl/>
+          <w:cs/>
           <w:lang w:val="ar_AE" w:bidi="ar_AE"/>
         </w:rPr>
         <w:t xml:space="preserve">). يعني في موت يسوع، الخطايا الالله كان قبل كدا "بيتجاوز عنها" (الآية </w:t>
@@ -6374,6 +7788,8 @@
       <w:hyperlink r:id="rId182">
         <w:r>
           <w:rPr>
+            <w:rtl/>
+            <w:cs/>
             <w:lang w:val="ar_AE" w:bidi="ar_AE"/>
           </w:rPr>
           <w:rPr>
@@ -6385,6 +7801,8 @@
       </w:hyperlink>
       <w:r>
         <w:rPr>
+          <w:rtl/>
+          <w:cs/>
           <w:lang w:val="ar_AE" w:bidi="ar_AE"/>
         </w:rPr>
         <w:t xml:space="preserve">)، هسّع بقت محل غضب الله ودينونتو (قارن </w:t>
@@ -6392,6 +7810,8 @@
       <w:hyperlink r:id="rId184">
         <w:r>
           <w:rPr>
+            <w:rtl/>
+            <w:cs/>
             <w:lang w:val="ar_AE" w:bidi="ar_AE"/>
           </w:rPr>
           <w:rPr>
@@ -6403,6 +7823,8 @@
       </w:hyperlink>
       <w:r>
         <w:rPr>
+          <w:rtl/>
+          <w:cs/>
           <w:lang w:val="ar_AE" w:bidi="ar_AE"/>
         </w:rPr>
         <w:t>). لكن في نفس المكان الاتعامل فيه الله بكل عدل وحزم مع الخطية، هناك ظهرت نعمته للخطاة. لأنو الدينونة ما جات مباشرة على الناس الخطاة، لكن جات على الشخص الالله عيَّنو عشان يقيف بدلهم ويشيل مكانهم (</w:t>
@@ -6410,6 +7832,8 @@
       <w:hyperlink r:id="rId150">
         <w:r>
           <w:rPr>
+            <w:rtl/>
+            <w:cs/>
             <w:lang w:val="ar_AE" w:bidi="ar_AE"/>
           </w:rPr>
           <w:rPr>
@@ -6421,6 +7845,8 @@
       </w:hyperlink>
       <w:r>
         <w:rPr>
+          <w:rtl/>
+          <w:cs/>
           <w:lang w:val="ar_AE" w:bidi="ar_AE"/>
         </w:rPr>
         <w:t xml:space="preserve">؛ </w:t>
@@ -6428,6 +7854,8 @@
       <w:hyperlink r:id="rId185">
         <w:r>
           <w:rPr>
+            <w:rtl/>
+            <w:cs/>
             <w:lang w:val="ar_AE" w:bidi="ar_AE"/>
           </w:rPr>
           <w:rPr>
@@ -6439,6 +7867,8 @@
       </w:hyperlink>
       <w:r>
         <w:rPr>
+          <w:rtl/>
+          <w:cs/>
           <w:lang w:val="ar_AE" w:bidi="ar_AE"/>
         </w:rPr>
         <w:t>؛ قارن مع</w:t>
@@ -6446,6 +7876,8 @@
       <w:hyperlink r:id="rId186">
         <w:r>
           <w:rPr>
+            <w:rtl/>
+            <w:cs/>
             <w:lang w:val="ar_AE" w:bidi="ar_AE"/>
           </w:rPr>
           <w:rPr>
@@ -6457,6 +7889,8 @@
       </w:hyperlink>
       <w:r>
         <w:rPr>
+          <w:rtl/>
+          <w:cs/>
           <w:lang w:val="ar_AE" w:bidi="ar_AE"/>
         </w:rPr>
         <w:t xml:space="preserve">؛ </w:t>
@@ -6464,6 +7898,8 @@
       <w:hyperlink r:id="rId187">
         <w:r>
           <w:rPr>
+            <w:rtl/>
+            <w:cs/>
             <w:lang w:val="ar_AE" w:bidi="ar_AE"/>
           </w:rPr>
           <w:rPr>
@@ -6475,6 +7911,8 @@
       </w:hyperlink>
       <w:r>
         <w:rPr>
+          <w:rtl/>
+          <w:cs/>
           <w:lang w:val="ar_AE" w:bidi="ar_AE"/>
         </w:rPr>
         <w:t>). وعلى الأساس دا، الخطاة بيغفر ليهم مجانًا (</w:t>
@@ -6482,6 +7920,8 @@
       <w:hyperlink r:id="rId188">
         <w:r>
           <w:rPr>
+            <w:rtl/>
+            <w:cs/>
             <w:lang w:val="ar_AE" w:bidi="ar_AE"/>
           </w:rPr>
           <w:rPr>
@@ -6493,6 +7933,8 @@
       </w:hyperlink>
       <w:r>
         <w:rPr>
+          <w:rtl/>
+          <w:cs/>
           <w:lang w:val="ar_AE" w:bidi="ar_AE"/>
         </w:rPr>
         <w:t>). وبرضو "نعمة الرب يسوع" (</w:t>
@@ -6500,6 +7942,8 @@
       <w:hyperlink r:id="rId189">
         <w:r>
           <w:rPr>
+            <w:rtl/>
+            <w:cs/>
             <w:lang w:val="ar_AE" w:bidi="ar_AE"/>
           </w:rPr>
           <w:rPr>
@@ -6511,6 +7955,8 @@
       </w:hyperlink>
       <w:r>
         <w:rPr>
+          <w:rtl/>
+          <w:cs/>
           <w:lang w:val="ar_AE" w:bidi="ar_AE"/>
         </w:rPr>
         <w:t>) واضحة، لأنو هو حمل شرورهم برضاه، وشال عواقب آثامهم (</w:t>
@@ -6518,6 +7964,8 @@
       <w:hyperlink r:id="rId190">
         <w:r>
           <w:rPr>
+            <w:rtl/>
+            <w:cs/>
             <w:lang w:val="ar_AE" w:bidi="ar_AE"/>
           </w:rPr>
           <w:rPr>
@@ -6529,6 +7977,8 @@
       </w:hyperlink>
       <w:r>
         <w:rPr>
+          <w:rtl/>
+          <w:cs/>
           <w:lang w:val="ar_AE" w:bidi="ar_AE"/>
         </w:rPr>
         <w:t xml:space="preserve">؛ قارن </w:t>
@@ -6536,6 +7986,8 @@
       <w:hyperlink r:id="rId191">
         <w:r>
           <w:rPr>
+            <w:rtl/>
+            <w:cs/>
             <w:lang w:val="ar_AE" w:bidi="ar_AE"/>
           </w:rPr>
           <w:rPr>
@@ -6547,6 +7999,8 @@
       </w:hyperlink>
       <w:r>
         <w:rPr>
+          <w:rtl/>
+          <w:cs/>
           <w:lang w:val="ar_AE" w:bidi="ar_AE"/>
         </w:rPr>
         <w:t xml:space="preserve">؛ </w:t>
@@ -6554,6 +8008,8 @@
       <w:hyperlink r:id="rId192">
         <w:r>
           <w:rPr>
+            <w:rtl/>
+            <w:cs/>
             <w:lang w:val="ar_AE" w:bidi="ar_AE"/>
           </w:rPr>
           <w:rPr>
@@ -6565,6 +8021,8 @@
       </w:hyperlink>
       <w:r>
         <w:rPr>
+          <w:rtl/>
+          <w:cs/>
           <w:lang w:val="ar_AE" w:bidi="ar_AE"/>
         </w:rPr>
         <w:t>-</w:t>
@@ -6572,6 +8030,8 @@
       <w:hyperlink r:id="rId192">
         <w:r>
           <w:rPr>
+            <w:rtl/>
+            <w:cs/>
             <w:lang w:val="ar_AE" w:bidi="ar_AE"/>
           </w:rPr>
           <w:rPr>
@@ -6583,6 +8043,8 @@
       </w:hyperlink>
       <w:r>
         <w:rPr>
+          <w:rtl/>
+          <w:cs/>
           <w:lang w:val="ar_AE" w:bidi="ar_AE"/>
         </w:rPr>
         <w:t>).</w:t>
@@ -6594,11 +8056,15 @@
       </w:pPr>
       <w:r>
         <w:rPr>
-          <w:lang w:val="ar_AE" w:bidi="ar_AE"/>
-        </w:rPr>
-      </w:r>
-      <w:r>
-        <w:rPr>
+          <w:rtl/>
+          <w:cs/>
+          <w:lang w:val="ar_AE" w:bidi="ar_AE"/>
+        </w:rPr>
+      </w:r>
+      <w:r>
+        <w:rPr>
+          <w:rtl/>
+          <w:cs/>
           <w:lang w:val="ar_AE" w:bidi="ar_AE"/>
         </w:rPr>
         <w:t xml:space="preserve">تانيًا، رسالة الإنجيل ما بس شهادة عن نعمة الله، لكنها كمان وسيلة للنعمة دي. بولس قال في </w:t>
@@ -6606,6 +8072,8 @@
       <w:hyperlink r:id="rId193">
         <w:r>
           <w:rPr>
+            <w:rtl/>
+            <w:cs/>
             <w:lang w:val="ar_AE" w:bidi="ar_AE"/>
           </w:rPr>
           <w:rPr>
@@ -6617,6 +8085,8 @@
       </w:hyperlink>
       <w:r>
         <w:rPr>
+          <w:rtl/>
+          <w:cs/>
           <w:lang w:val="ar_AE" w:bidi="ar_AE"/>
         </w:rPr>
         <w:t xml:space="preserve">إنو في الإنجيل "مُعْلَنٌ بِرُّ اللهِ بِإِيمَانٍ". المقصود ما إنو الإنجيل بس بيحكي عن بِر الله (رغم إنو بيعمل كدا)، لكن المقصود إنو بِر الله نفسو بيشتغل بقوة جوا رسالة الإنجيل "قُوَّة اللهِ للخلاص" (الآية </w:t>
@@ -6624,6 +8094,8 @@
       <w:hyperlink r:id="rId133">
         <w:r>
           <w:rPr>
+            <w:rtl/>
+            <w:cs/>
             <w:lang w:val="ar_AE" w:bidi="ar_AE"/>
           </w:rPr>
           <w:rPr>
@@ -6635,6 +8107,8 @@
       </w:hyperlink>
       <w:r>
         <w:rPr>
+          <w:rtl/>
+          <w:cs/>
           <w:lang w:val="ar_AE" w:bidi="ar_AE"/>
         </w:rPr>
         <w:t>). طيب، الله بيُظهر بِرُّو في المرحلة دي كيف؟ ببساطة: بإنو يدي عطية مجانية للناس الخطاة. البر دا بيظل "بر الله"، لكن من خلال النعمة، بقى بر الناس كمان — ممكن يشاركوا فيه. وكمان، الاشتراك في بر الله دا مرتبط باتحاد شخصي مع يسوع المسيح. في نظر بولس، الزول الخلّصه الله هو زول: مُبرَّأ، مُبرَّر، ومُحسب بار قدام الله القاضي. الأساس ما إنك تكون بار في ذاتك —لأن الله بيبرّر الفاجر (</w:t>
@@ -6642,6 +8116,8 @@
       <w:hyperlink r:id="rId194">
         <w:r>
           <w:rPr>
+            <w:rtl/>
+            <w:cs/>
             <w:lang w:val="ar_AE" w:bidi="ar_AE"/>
           </w:rPr>
           <w:rPr>
@@ -6653,6 +8129,8 @@
       </w:hyperlink>
       <w:r>
         <w:rPr>
+          <w:rtl/>
+          <w:cs/>
           <w:lang w:val="ar_AE" w:bidi="ar_AE"/>
         </w:rPr>
         <w:t>)، وما لأنو "بيعملك كأنك بار" ساي. لا، بحسب بولس، الله بيعلن إنك بار لأنك فعلاً بقيت بار — مش في ذاتك، لكن في المسيح (</w:t>
@@ -6660,6 +8138,8 @@
       <w:hyperlink r:id="rId195">
         <w:r>
           <w:rPr>
+            <w:rtl/>
+            <w:cs/>
             <w:lang w:val="ar_AE" w:bidi="ar_AE"/>
           </w:rPr>
           <w:rPr>
@@ -6671,6 +8151,8 @@
       </w:hyperlink>
       <w:r>
         <w:rPr>
+          <w:rtl/>
+          <w:cs/>
           <w:lang w:val="ar_AE" w:bidi="ar_AE"/>
         </w:rPr>
         <w:t xml:space="preserve">؛ </w:t>
@@ -6678,6 +8160,8 @@
       <w:hyperlink r:id="rId186">
         <w:r>
           <w:rPr>
+            <w:rtl/>
+            <w:cs/>
             <w:lang w:val="ar_AE" w:bidi="ar_AE"/>
           </w:rPr>
           <w:rPr>
@@ -6689,6 +8173,8 @@
       </w:hyperlink>
       <w:r>
         <w:rPr>
+          <w:rtl/>
+          <w:cs/>
           <w:lang w:val="ar_AE" w:bidi="ar_AE"/>
         </w:rPr>
         <w:t xml:space="preserve">؛ </w:t>
@@ -6696,6 +8182,8 @@
       <w:hyperlink r:id="rId196">
         <w:r>
           <w:rPr>
+            <w:rtl/>
+            <w:cs/>
             <w:lang w:val="ar_AE" w:bidi="ar_AE"/>
           </w:rPr>
           <w:rPr>
@@ -6707,6 +8195,8 @@
       </w:hyperlink>
       <w:r>
         <w:rPr>
+          <w:rtl/>
+          <w:cs/>
           <w:lang w:val="ar_AE" w:bidi="ar_AE"/>
         </w:rPr>
         <w:t>). والاتحاد دا بيتأكد ويتم من خلال إعلان الإنجيل وعطية بر الله المجانية (</w:t>
@@ -6714,6 +8204,8 @@
       <w:hyperlink r:id="rId197">
         <w:r>
           <w:rPr>
+            <w:rtl/>
+            <w:cs/>
             <w:lang w:val="ar_AE" w:bidi="ar_AE"/>
           </w:rPr>
           <w:rPr>
@@ -6725,6 +8217,8 @@
       </w:hyperlink>
       <w:r>
         <w:rPr>
+          <w:rtl/>
+          <w:cs/>
           <w:lang w:val="ar_AE" w:bidi="ar_AE"/>
         </w:rPr>
         <w:t xml:space="preserve">، </w:t>
@@ -6732,6 +8226,8 @@
       <w:hyperlink r:id="rId197">
         <w:r>
           <w:rPr>
+            <w:rtl/>
+            <w:cs/>
             <w:lang w:val="ar_AE" w:bidi="ar_AE"/>
           </w:rPr>
           <w:rPr>
@@ -6743,6 +8239,8 @@
       </w:hyperlink>
       <w:r>
         <w:rPr>
+          <w:rtl/>
+          <w:cs/>
           <w:lang w:val="ar_AE" w:bidi="ar_AE"/>
         </w:rPr>
         <w:t>).</w:t>
@@ -6755,6 +8253,8 @@
       </w:pPr>
       <w:r>
         <w:rPr>
+          <w:rtl/>
+          <w:cs/>
           <w:lang w:val="ar_AE" w:bidi="ar_AE"/>
         </w:rPr>
         <w:t>الاستجابة لرسالة الإنجيل</w:t>
@@ -6766,11 +8266,15 @@
       </w:pPr>
       <w:r>
         <w:rPr>
-          <w:lang w:val="ar_AE" w:bidi="ar_AE"/>
-        </w:rPr>
-      </w:r>
-      <w:r>
-        <w:rPr>
+          <w:rtl/>
+          <w:cs/>
+          <w:lang w:val="ar_AE" w:bidi="ar_AE"/>
+        </w:rPr>
+      </w:r>
+      <w:r>
+        <w:rPr>
+          <w:rtl/>
+          <w:cs/>
           <w:lang w:val="ar_AE" w:bidi="ar_AE"/>
         </w:rPr>
         <w:t>رسالة الإنجيل بتنادي الناس عشان يستجيبوا ليها بثلاث طرق مرتبطة ببعض:</w:t>
@@ -6789,18 +8293,24 @@
       </w:pPr>
       <w:r>
         <w:rPr>
+          <w:rtl/>
+          <w:cs/>
           <w:lang w:val="ar_AE" w:bidi="ar_AE"/>
         </w:rPr>
       </w:r>
       <w:r>
         <w:rPr>
           <w:i/>
+          <w:rtl/>
+          <w:cs/>
           <w:lang w:val="ar_AE" w:bidi="ar_AE"/>
         </w:rPr>
         <w:t>الإيمان.</w:t>
       </w:r>
       <w:r>
         <w:rPr>
+          <w:rtl/>
+          <w:cs/>
           <w:lang w:val="ar_AE" w:bidi="ar_AE"/>
         </w:rPr>
         <w:t xml:space="preserve"> بولس قال إنو الإنجيل هو "قوة الله للخلاص لكل من يؤمن" (</w:t>
@@ -6808,6 +8318,8 @@
       <w:hyperlink r:id="rId133">
         <w:r>
           <w:rPr>
+            <w:rtl/>
+            <w:cs/>
             <w:lang w:val="ar_AE" w:bidi="ar_AE"/>
           </w:rPr>
           <w:rPr>
@@ -6819,6 +8331,8 @@
       </w:hyperlink>
       <w:r>
         <w:rPr>
+          <w:rtl/>
+          <w:cs/>
           <w:lang w:val="ar_AE" w:bidi="ar_AE"/>
         </w:rPr>
         <w:t>). بالنسبة لبولس، الإيمان معناه: الزول يسيب الاتكال على "أعمال الناموس" عشان يتبرّر (</w:t>
@@ -6826,6 +8340,8 @@
       <w:hyperlink r:id="rId198">
         <w:r>
           <w:rPr>
+            <w:rtl/>
+            <w:cs/>
             <w:lang w:val="ar_AE" w:bidi="ar_AE"/>
           </w:rPr>
           <w:rPr>
@@ -6837,6 +8353,8 @@
       </w:hyperlink>
       <w:r>
         <w:rPr>
+          <w:rtl/>
+          <w:cs/>
           <w:lang w:val="ar_AE" w:bidi="ar_AE"/>
         </w:rPr>
         <w:t xml:space="preserve">)، ويعتمد بكل قلبو على نعمة الله الظاهرة في عمل المسيح، وبالذات موتو (الآية </w:t>
@@ -6844,6 +8362,8 @@
       <w:hyperlink r:id="rId182">
         <w:r>
           <w:rPr>
+            <w:rtl/>
+            <w:cs/>
             <w:lang w:val="ar_AE" w:bidi="ar_AE"/>
           </w:rPr>
           <w:rPr>
@@ -6855,6 +8375,8 @@
       </w:hyperlink>
       <w:r>
         <w:rPr>
+          <w:rtl/>
+          <w:cs/>
           <w:lang w:val="ar_AE" w:bidi="ar_AE"/>
         </w:rPr>
         <w:t xml:space="preserve">). عشان كدا، الإنجيل التاني المذكور في </w:t>
@@ -6862,6 +8384,8 @@
       <w:hyperlink r:id="rId199">
         <w:r>
           <w:rPr>
+            <w:rtl/>
+            <w:cs/>
             <w:lang w:val="ar_AE" w:bidi="ar_AE"/>
           </w:rPr>
           <w:rPr>
@@ -6873,6 +8397,8 @@
       </w:hyperlink>
       <w:r>
         <w:rPr>
+          <w:rtl/>
+          <w:cs/>
           <w:lang w:val="ar_AE" w:bidi="ar_AE"/>
         </w:rPr>
         <w:t xml:space="preserve"> وفي </w:t>
@@ -6880,6 +8406,8 @@
       <w:hyperlink r:id="rId123">
         <w:r>
           <w:rPr>
+            <w:rtl/>
+            <w:cs/>
             <w:lang w:val="ar_AE" w:bidi="ar_AE"/>
           </w:rPr>
           <w:rPr>
@@ -6891,6 +8419,8 @@
       </w:hyperlink>
       <w:r>
         <w:rPr>
+          <w:rtl/>
+          <w:cs/>
           <w:lang w:val="ar_AE" w:bidi="ar_AE"/>
         </w:rPr>
         <w:t>، بولس وصفو إنو مضلّل، لأنو بيقول إنو الخلاص بيجي عن طريق الاستحقاق الشخصي</w:t>
@@ -6898,6 +8428,8 @@
       </w:r>
       <w:r>
         <w:rPr>
+          <w:rtl/>
+          <w:cs/>
           <w:lang w:val="ar_AE" w:bidi="ar_AE"/>
         </w:rPr>
         <w:t xml:space="preserve">بدل (أو جنبًا لجنب) عمل المسيح الكفاري (قارن مع </w:t>
@@ -6905,6 +8437,8 @@
       <w:hyperlink r:id="rId200">
         <w:r>
           <w:rPr>
+            <w:rtl/>
+            <w:cs/>
             <w:lang w:val="ar_AE" w:bidi="ar_AE"/>
           </w:rPr>
           <w:rPr>
@@ -6916,6 +8450,8 @@
       </w:hyperlink>
       <w:r>
         <w:rPr>
+          <w:rtl/>
+          <w:cs/>
           <w:lang w:val="ar_AE" w:bidi="ar_AE"/>
         </w:rPr>
         <w:t xml:space="preserve">). الإيمان الحقيقي مبني على الله (رومية </w:t>
@@ -6923,6 +8459,8 @@
       <w:hyperlink r:id="rId201">
         <w:r>
           <w:rPr>
+            <w:rtl/>
+            <w:cs/>
             <w:lang w:val="ar_AE" w:bidi="ar_AE"/>
           </w:rPr>
           <w:rPr>
@@ -6934,6 +8472,8 @@
       </w:hyperlink>
       <w:r>
         <w:rPr>
+          <w:rtl/>
+          <w:cs/>
           <w:lang w:val="ar_AE" w:bidi="ar_AE"/>
         </w:rPr>
         <w:t xml:space="preserve">؛ </w:t>
@@ -6941,6 +8481,8 @@
       <w:hyperlink r:id="rId202">
         <w:r>
           <w:rPr>
+            <w:rtl/>
+            <w:cs/>
             <w:lang w:val="ar_AE" w:bidi="ar_AE"/>
           </w:rPr>
           <w:rPr>
@@ -6952,6 +8494,8 @@
       </w:hyperlink>
       <w:r>
         <w:rPr>
+          <w:rtl/>
+          <w:cs/>
           <w:lang w:val="ar_AE" w:bidi="ar_AE"/>
         </w:rPr>
         <w:t xml:space="preserve">، </w:t>
@@ -6959,6 +8503,8 @@
       <w:hyperlink r:id="rId202">
         <w:r>
           <w:rPr>
+            <w:rtl/>
+            <w:cs/>
             <w:lang w:val="ar_AE" w:bidi="ar_AE"/>
           </w:rPr>
           <w:rPr>
@@ -6970,6 +8516,8 @@
       </w:hyperlink>
       <w:r>
         <w:rPr>
+          <w:rtl/>
+          <w:cs/>
           <w:lang w:val="ar_AE" w:bidi="ar_AE"/>
         </w:rPr>
         <w:t>) ومبني على المسيح (</w:t>
@@ -6977,6 +8525,8 @@
       <w:hyperlink r:id="rId203">
         <w:r>
           <w:rPr>
+            <w:rtl/>
+            <w:cs/>
             <w:lang w:val="ar_AE" w:bidi="ar_AE"/>
           </w:rPr>
           <w:rPr>
@@ -6988,6 +8538,8 @@
       </w:hyperlink>
       <w:r>
         <w:rPr>
+          <w:rtl/>
+          <w:cs/>
           <w:lang w:val="ar_AE" w:bidi="ar_AE"/>
         </w:rPr>
         <w:t xml:space="preserve">؛ </w:t>
@@ -6995,6 +8547,8 @@
       <w:hyperlink r:id="rId200">
         <w:r>
           <w:rPr>
+            <w:rtl/>
+            <w:cs/>
             <w:lang w:val="ar_AE" w:bidi="ar_AE"/>
           </w:rPr>
           <w:rPr>
@@ -7006,6 +8560,8 @@
       </w:hyperlink>
       <w:r>
         <w:rPr>
+          <w:rtl/>
+          <w:cs/>
           <w:lang w:val="ar_AE" w:bidi="ar_AE"/>
         </w:rPr>
         <w:t>). لكن كمان، لازم الإنسان يؤمن برسالة الإنجيل نفسها (</w:t>
@@ -7013,6 +8569,8 @@
       <w:hyperlink r:id="rId204">
         <w:r>
           <w:rPr>
+            <w:rtl/>
+            <w:cs/>
             <w:lang w:val="ar_AE" w:bidi="ar_AE"/>
           </w:rPr>
           <w:rPr>
@@ -7024,6 +8582,8 @@
       </w:hyperlink>
       <w:r>
         <w:rPr>
+          <w:rtl/>
+          <w:cs/>
           <w:lang w:val="ar_AE" w:bidi="ar_AE"/>
         </w:rPr>
         <w:t xml:space="preserve">؛ </w:t>
@@ -7031,6 +8591,8 @@
       <w:hyperlink r:id="rId135">
         <w:r>
           <w:rPr>
+            <w:rtl/>
+            <w:cs/>
             <w:lang w:val="ar_AE" w:bidi="ar_AE"/>
           </w:rPr>
           <w:rPr>
@@ -7042,6 +8604,8 @@
       </w:hyperlink>
       <w:r>
         <w:rPr>
+          <w:rtl/>
+          <w:cs/>
           <w:lang w:val="ar_AE" w:bidi="ar_AE"/>
         </w:rPr>
         <w:t xml:space="preserve">، </w:t>
@@ -7049,6 +8613,8 @@
       <w:hyperlink r:id="rId135">
         <w:r>
           <w:rPr>
+            <w:rtl/>
+            <w:cs/>
             <w:lang w:val="ar_AE" w:bidi="ar_AE"/>
           </w:rPr>
           <w:rPr>
@@ -7060,6 +8626,8 @@
       </w:hyperlink>
       <w:r>
         <w:rPr>
+          <w:rtl/>
+          <w:cs/>
           <w:lang w:val="ar_AE" w:bidi="ar_AE"/>
         </w:rPr>
         <w:t xml:space="preserve">؛ </w:t>
@@ -7067,6 +8635,8 @@
       <w:hyperlink r:id="rId205">
         <w:r>
           <w:rPr>
+            <w:rtl/>
+            <w:cs/>
             <w:lang w:val="ar_AE" w:bidi="ar_AE"/>
           </w:rPr>
           <w:rPr>
@@ -7078,6 +8648,8 @@
       </w:hyperlink>
       <w:r>
         <w:rPr>
+          <w:rtl/>
+          <w:cs/>
           <w:lang w:val="ar_AE" w:bidi="ar_AE"/>
         </w:rPr>
         <w:t xml:space="preserve">؛ </w:t>
@@ -7085,6 +8657,8 @@
       <w:hyperlink r:id="rId133">
         <w:r>
           <w:rPr>
+            <w:rtl/>
+            <w:cs/>
             <w:lang w:val="ar_AE" w:bidi="ar_AE"/>
           </w:rPr>
           <w:rPr>
@@ -7096,6 +8670,8 @@
       </w:hyperlink>
       <w:r>
         <w:rPr>
+          <w:rtl/>
+          <w:cs/>
           <w:lang w:val="ar_AE" w:bidi="ar_AE"/>
         </w:rPr>
         <w:t xml:space="preserve">؛ </w:t>
@@ -7103,6 +8679,8 @@
       <w:hyperlink r:id="rId120">
         <w:r>
           <w:rPr>
+            <w:rtl/>
+            <w:cs/>
             <w:lang w:val="ar_AE" w:bidi="ar_AE"/>
           </w:rPr>
           <w:rPr>
@@ -7114,6 +8692,8 @@
       </w:hyperlink>
       <w:r>
         <w:rPr>
+          <w:rtl/>
+          <w:cs/>
           <w:lang w:val="ar_AE" w:bidi="ar_AE"/>
         </w:rPr>
         <w:t>-</w:t>
@@ -7121,6 +8701,8 @@
       <w:hyperlink r:id="rId120">
         <w:r>
           <w:rPr>
+            <w:rtl/>
+            <w:cs/>
             <w:lang w:val="ar_AE" w:bidi="ar_AE"/>
           </w:rPr>
           <w:rPr>
@@ -7132,6 +8714,8 @@
       </w:hyperlink>
       <w:r>
         <w:rPr>
+          <w:rtl/>
+          <w:cs/>
           <w:lang w:val="ar_AE" w:bidi="ar_AE"/>
         </w:rPr>
         <w:t xml:space="preserve">؛ </w:t>
@@ -7139,6 +8723,8 @@
       <w:hyperlink r:id="rId206">
         <w:r>
           <w:rPr>
+            <w:rtl/>
+            <w:cs/>
             <w:lang w:val="ar_AE" w:bidi="ar_AE"/>
           </w:rPr>
           <w:rPr>
@@ -7150,6 +8736,8 @@
       </w:hyperlink>
       <w:r>
         <w:rPr>
+          <w:rtl/>
+          <w:cs/>
           <w:lang w:val="ar_AE" w:bidi="ar_AE"/>
         </w:rPr>
         <w:t>-</w:t>
@@ -7157,6 +8745,8 @@
       <w:hyperlink r:id="rId206">
         <w:r>
           <w:rPr>
+            <w:rtl/>
+            <w:cs/>
             <w:lang w:val="ar_AE" w:bidi="ar_AE"/>
           </w:rPr>
           <w:rPr>
@@ -7168,6 +8758,8 @@
       </w:hyperlink>
       <w:r>
         <w:rPr>
+          <w:rtl/>
+          <w:cs/>
           <w:lang w:val="ar_AE" w:bidi="ar_AE"/>
         </w:rPr>
         <w:t xml:space="preserve">؛ </w:t>
@@ -7175,6 +8767,8 @@
       <w:hyperlink r:id="rId207">
         <w:r>
           <w:rPr>
+            <w:rtl/>
+            <w:cs/>
             <w:lang w:val="ar_AE" w:bidi="ar_AE"/>
           </w:rPr>
           <w:rPr>
@@ -7186,6 +8780,8 @@
       </w:hyperlink>
       <w:r>
         <w:rPr>
+          <w:rtl/>
+          <w:cs/>
           <w:lang w:val="ar_AE" w:bidi="ar_AE"/>
         </w:rPr>
         <w:t xml:space="preserve">؛ </w:t>
@@ -7193,6 +8789,8 @@
       <w:hyperlink r:id="rId30">
         <w:r>
           <w:rPr>
+            <w:rtl/>
+            <w:cs/>
             <w:lang w:val="ar_AE" w:bidi="ar_AE"/>
           </w:rPr>
           <w:rPr>
@@ -7204,6 +8802,8 @@
       </w:hyperlink>
       <w:r>
         <w:rPr>
+          <w:rtl/>
+          <w:cs/>
           <w:lang w:val="ar_AE" w:bidi="ar_AE"/>
         </w:rPr>
         <w:t>)، لأنو الإنجيل هو الوسيلة الوحيدة الالله أعلن بيها خلاصو للبشر. والإيمان برسالة الإنجيل مرتبط بالتوبة (</w:t>
@@ -7211,6 +8811,8 @@
       <w:hyperlink r:id="rId208">
         <w:r>
           <w:rPr>
+            <w:rtl/>
+            <w:cs/>
             <w:lang w:val="ar_AE" w:bidi="ar_AE"/>
           </w:rPr>
           <w:rPr>
@@ -7222,6 +8824,8 @@
       </w:hyperlink>
       <w:r>
         <w:rPr>
+          <w:rtl/>
+          <w:cs/>
           <w:lang w:val="ar_AE" w:bidi="ar_AE"/>
         </w:rPr>
         <w:t xml:space="preserve">؛ </w:t>
@@ -7229,6 +8833,8 @@
       <w:hyperlink r:id="rId209">
         <w:r>
           <w:rPr>
+            <w:rtl/>
+            <w:cs/>
             <w:lang w:val="ar_AE" w:bidi="ar_AE"/>
           </w:rPr>
           <w:rPr>
@@ -7240,6 +8846,8 @@
       </w:hyperlink>
       <w:r>
         <w:rPr>
+          <w:rtl/>
+          <w:cs/>
           <w:lang w:val="ar_AE" w:bidi="ar_AE"/>
         </w:rPr>
         <w:t xml:space="preserve">؛ </w:t>
@@ -7247,6 +8855,8 @@
       <w:hyperlink r:id="rId142">
         <w:r>
           <w:rPr>
+            <w:rtl/>
+            <w:cs/>
             <w:lang w:val="ar_AE" w:bidi="ar_AE"/>
           </w:rPr>
           <w:rPr>
@@ -7258,6 +8868,8 @@
       </w:hyperlink>
       <w:r>
         <w:rPr>
+          <w:rtl/>
+          <w:cs/>
           <w:lang w:val="ar_AE" w:bidi="ar_AE"/>
         </w:rPr>
         <w:t>-</w:t>
@@ -7265,6 +8877,8 @@
       <w:hyperlink r:id="rId142">
         <w:r>
           <w:rPr>
+            <w:rtl/>
+            <w:cs/>
             <w:lang w:val="ar_AE" w:bidi="ar_AE"/>
           </w:rPr>
           <w:rPr>
@@ -7276,6 +8890,8 @@
       </w:hyperlink>
       <w:r>
         <w:rPr>
+          <w:rtl/>
+          <w:cs/>
           <w:lang w:val="ar_AE" w:bidi="ar_AE"/>
         </w:rPr>
         <w:t>)، ومرتبط بالطاعة كمان (</w:t>
@@ -7283,6 +8899,8 @@
       <w:hyperlink r:id="rId210">
         <w:r>
           <w:rPr>
+            <w:rtl/>
+            <w:cs/>
             <w:lang w:val="ar_AE" w:bidi="ar_AE"/>
           </w:rPr>
           <w:rPr>
@@ -7294,6 +8912,8 @@
       </w:hyperlink>
       <w:r>
         <w:rPr>
+          <w:rtl/>
+          <w:cs/>
           <w:lang w:val="ar_AE" w:bidi="ar_AE"/>
         </w:rPr>
         <w:t xml:space="preserve">؛ </w:t>
@@ -7301,6 +8921,8 @@
       <w:hyperlink r:id="rId109">
         <w:r>
           <w:rPr>
+            <w:rtl/>
+            <w:cs/>
             <w:lang w:val="ar_AE" w:bidi="ar_AE"/>
           </w:rPr>
           <w:rPr>
@@ -7312,6 +8934,8 @@
       </w:hyperlink>
       <w:r>
         <w:rPr>
+          <w:rtl/>
+          <w:cs/>
           <w:lang w:val="ar_AE" w:bidi="ar_AE"/>
         </w:rPr>
         <w:t>-</w:t>
@@ -7319,6 +8943,8 @@
       <w:hyperlink r:id="rId109">
         <w:r>
           <w:rPr>
+            <w:rtl/>
+            <w:cs/>
             <w:lang w:val="ar_AE" w:bidi="ar_AE"/>
           </w:rPr>
           <w:rPr>
@@ -7330,6 +8956,8 @@
       </w:hyperlink>
       <w:r>
         <w:rPr>
+          <w:rtl/>
+          <w:cs/>
           <w:lang w:val="ar_AE" w:bidi="ar_AE"/>
         </w:rPr>
         <w:t xml:space="preserve">؛ </w:t>
@@ -7337,6 +8965,8 @@
       <w:hyperlink r:id="rId211">
         <w:r>
           <w:rPr>
+            <w:rtl/>
+            <w:cs/>
             <w:lang w:val="ar_AE" w:bidi="ar_AE"/>
           </w:rPr>
           <w:rPr>
@@ -7348,6 +8978,8 @@
       </w:hyperlink>
       <w:r>
         <w:rPr>
+          <w:rtl/>
+          <w:cs/>
           <w:lang w:val="ar_AE" w:bidi="ar_AE"/>
         </w:rPr>
         <w:t>). الناس اليرفضوا يطيعوا الإنجيل، بيعرّضوا نفسهم للهلاك (</w:t>
@@ -7355,6 +8987,8 @@
       <w:hyperlink r:id="rId212">
         <w:r>
           <w:rPr>
+            <w:rtl/>
+            <w:cs/>
             <w:lang w:val="ar_AE" w:bidi="ar_AE"/>
           </w:rPr>
           <w:rPr>
@@ -7366,6 +9000,8 @@
       </w:hyperlink>
       <w:r>
         <w:rPr>
+          <w:rtl/>
+          <w:cs/>
           <w:lang w:val="ar_AE" w:bidi="ar_AE"/>
         </w:rPr>
         <w:t>-</w:t>
@@ -7373,6 +9009,8 @@
       <w:hyperlink r:id="rId212">
         <w:r>
           <w:rPr>
+            <w:rtl/>
+            <w:cs/>
             <w:lang w:val="ar_AE" w:bidi="ar_AE"/>
           </w:rPr>
           <w:rPr>
@@ -7384,6 +9022,8 @@
       </w:hyperlink>
       <w:r>
         <w:rPr>
+          <w:rtl/>
+          <w:cs/>
           <w:lang w:val="ar_AE" w:bidi="ar_AE"/>
         </w:rPr>
         <w:t xml:space="preserve">؛ </w:t>
@@ -7391,6 +9031,8 @@
       <w:hyperlink r:id="rId213">
         <w:r>
           <w:rPr>
+            <w:rtl/>
+            <w:cs/>
             <w:lang w:val="ar_AE" w:bidi="ar_AE"/>
           </w:rPr>
           <w:rPr>
@@ -7402,6 +9044,8 @@
       </w:hyperlink>
       <w:r>
         <w:rPr>
+          <w:rtl/>
+          <w:cs/>
           <w:lang w:val="ar_AE" w:bidi="ar_AE"/>
         </w:rPr>
         <w:t>).</w:t>
@@ -7416,18 +9060,24 @@
       </w:pPr>
       <w:r>
         <w:rPr>
+          <w:rtl/>
+          <w:cs/>
           <w:lang w:val="ar_AE" w:bidi="ar_AE"/>
         </w:rPr>
       </w:r>
       <w:r>
         <w:rPr>
           <w:i/>
+          <w:rtl/>
+          <w:cs/>
           <w:lang w:val="ar_AE" w:bidi="ar_AE"/>
         </w:rPr>
         <w:t>النمو.</w:t>
       </w:r>
       <w:r>
         <w:rPr>
+          <w:rtl/>
+          <w:cs/>
           <w:lang w:val="ar_AE" w:bidi="ar_AE"/>
         </w:rPr>
         <w:t xml:space="preserve"> رسالة الإنجيل ما بس رسالة الواحد يقبلها وينتهي الموضوع. هي كمان المكان الالزول يقيف فيهو ويثبت عليه (</w:t>
@@ -7435,6 +9085,8 @@
       <w:hyperlink r:id="rId173">
         <w:r>
           <w:rPr>
+            <w:rtl/>
+            <w:cs/>
             <w:lang w:val="ar_AE" w:bidi="ar_AE"/>
           </w:rPr>
           <w:rPr>
@@ -7446,6 +9098,8 @@
       </w:hyperlink>
       <w:r>
         <w:rPr>
+          <w:rtl/>
+          <w:cs/>
           <w:lang w:val="ar_AE" w:bidi="ar_AE"/>
         </w:rPr>
         <w:t xml:space="preserve">، </w:t>
@@ -7453,6 +9107,8 @@
       <w:hyperlink r:id="rId173">
         <w:r>
           <w:rPr>
+            <w:rtl/>
+            <w:cs/>
             <w:lang w:val="ar_AE" w:bidi="ar_AE"/>
           </w:rPr>
           <w:rPr>
@@ -7464,6 +9120,8 @@
       </w:hyperlink>
       <w:r>
         <w:rPr>
+          <w:rtl/>
+          <w:cs/>
           <w:lang w:val="ar_AE" w:bidi="ar_AE"/>
         </w:rPr>
         <w:t>). الإنجيل هو الأساس للحياة الروحية، وهو ذاته البيديها القوة والنمو. الزول ما بينمو في الإيمان بالابتعاد عن الإنجيل لمواضيع تانية —لأنو الابتعاد عن الإنجيل معناه الابتعاد عن الله والمسيح ذاتهم (</w:t>
@@ -7471,6 +9129,8 @@
       <w:hyperlink r:id="rId199">
         <w:r>
           <w:rPr>
+            <w:rtl/>
+            <w:cs/>
             <w:lang w:val="ar_AE" w:bidi="ar_AE"/>
           </w:rPr>
           <w:rPr>
@@ -7482,6 +9142,8 @@
       </w:hyperlink>
       <w:r>
         <w:rPr>
+          <w:rtl/>
+          <w:cs/>
           <w:lang w:val="ar_AE" w:bidi="ar_AE"/>
         </w:rPr>
         <w:t xml:space="preserve">). النمو الحقيقي بيحصل لما الواحد يغوص أعمق وأعمق في رسالة الإنجيل. بولس قال في </w:t>
@@ -7489,6 +9151,8 @@
       <w:hyperlink r:id="rId214">
         <w:r>
           <w:rPr>
+            <w:rtl/>
+            <w:cs/>
             <w:lang w:val="ar_AE" w:bidi="ar_AE"/>
           </w:rPr>
           <w:rPr>
@@ -7500,6 +9164,8 @@
       </w:hyperlink>
       <w:r>
         <w:rPr>
+          <w:rtl/>
+          <w:cs/>
           <w:lang w:val="ar_AE" w:bidi="ar_AE"/>
         </w:rPr>
         <w:t xml:space="preserve"> إنو مشتاق يبشّر بالإنجيل للمؤمنين الموجودين في رومية. وفي الأصحاحات الجاية، وهو بيتوق لزيارتهم، قدّم واحد من أعمق وأغنى الشروحات لرسالة الإنجيل —شرح أعماقه ما بتنتهي، وقوتو ما بتنضب.</w:t>
@@ -7514,18 +9180,24 @@
       </w:pPr>
       <w:r>
         <w:rPr>
+          <w:rtl/>
+          <w:cs/>
           <w:lang w:val="ar_AE" w:bidi="ar_AE"/>
         </w:rPr>
       </w:r>
       <w:r>
         <w:rPr>
           <w:i/>
+          <w:rtl/>
+          <w:cs/>
           <w:lang w:val="ar_AE" w:bidi="ar_AE"/>
         </w:rPr>
         <w:t>الرجاء.</w:t>
       </w:r>
       <w:r>
         <w:rPr>
+          <w:rtl/>
+          <w:cs/>
           <w:lang w:val="ar_AE" w:bidi="ar_AE"/>
         </w:rPr>
         <w:t xml:space="preserve"> "رجاء الإنجيل" (</w:t>
@@ -7533,6 +9205,8 @@
       <w:hyperlink r:id="rId215">
         <w:r>
           <w:rPr>
+            <w:rtl/>
+            <w:cs/>
             <w:lang w:val="ar_AE" w:bidi="ar_AE"/>
           </w:rPr>
           <w:rPr>
@@ -7544,6 +9218,8 @@
       </w:hyperlink>
       <w:r>
         <w:rPr>
+          <w:rtl/>
+          <w:cs/>
           <w:lang w:val="ar_AE" w:bidi="ar_AE"/>
         </w:rPr>
         <w:t>) ما بس بيتعلق بعودة المسيح والمجد السماوي (</w:t>
@@ -7551,6 +9227,8 @@
       <w:hyperlink r:id="rId140">
         <w:r>
           <w:rPr>
+            <w:rtl/>
+            <w:cs/>
             <w:lang w:val="ar_AE" w:bidi="ar_AE"/>
           </w:rPr>
           <w:rPr>
@@ -7562,6 +9240,8 @@
       </w:hyperlink>
       <w:r>
         <w:rPr>
+          <w:rtl/>
+          <w:cs/>
           <w:lang w:val="ar_AE" w:bidi="ar_AE"/>
         </w:rPr>
         <w:t xml:space="preserve">؛ </w:t>
@@ -7569,6 +9249,8 @@
       <w:hyperlink r:id="rId141">
         <w:r>
           <w:rPr>
+            <w:rtl/>
+            <w:cs/>
             <w:lang w:val="ar_AE" w:bidi="ar_AE"/>
           </w:rPr>
           <w:rPr>
@@ -7580,6 +9262,8 @@
       </w:hyperlink>
       <w:r>
         <w:rPr>
+          <w:rtl/>
+          <w:cs/>
           <w:lang w:val="ar_AE" w:bidi="ar_AE"/>
         </w:rPr>
         <w:t>-</w:t>
@@ -7587,6 +9271,8 @@
       <w:hyperlink r:id="rId141">
         <w:r>
           <w:rPr>
+            <w:rtl/>
+            <w:cs/>
             <w:lang w:val="ar_AE" w:bidi="ar_AE"/>
           </w:rPr>
           <w:rPr>
@@ -7598,6 +9284,8 @@
       </w:hyperlink>
       <w:r>
         <w:rPr>
+          <w:rtl/>
+          <w:cs/>
           <w:lang w:val="ar_AE" w:bidi="ar_AE"/>
         </w:rPr>
         <w:t xml:space="preserve">؛ </w:t>
@@ -7605,6 +9293,8 @@
       <w:hyperlink r:id="rId216">
         <w:r>
           <w:rPr>
+            <w:rtl/>
+            <w:cs/>
             <w:lang w:val="ar_AE" w:bidi="ar_AE"/>
           </w:rPr>
           <w:rPr>
@@ -7616,6 +9306,8 @@
       </w:hyperlink>
       <w:r>
         <w:rPr>
+          <w:rtl/>
+          <w:cs/>
           <w:lang w:val="ar_AE" w:bidi="ar_AE"/>
         </w:rPr>
         <w:t>-</w:t>
@@ -7623,6 +9315,8 @@
       <w:hyperlink r:id="rId216">
         <w:r>
           <w:rPr>
+            <w:rtl/>
+            <w:cs/>
             <w:lang w:val="ar_AE" w:bidi="ar_AE"/>
           </w:rPr>
           <w:rPr>
@@ -7634,6 +9328,8 @@
       </w:hyperlink>
       <w:r>
         <w:rPr>
+          <w:rtl/>
+          <w:cs/>
           <w:lang w:val="ar_AE" w:bidi="ar_AE"/>
         </w:rPr>
         <w:t>)، لكن كمان بيشمل الدينونة الأخيرة. بالنسبة للناس التمسّكوا برسالة الإنجيل، الدينونة الجاية ما مفروض تخوفهم، لأنو الدّيّان نفسو — المسيح — هو الزول الينقذهم من الغضب الجاي (</w:t>
@@ -7641,6 +9337,8 @@
       <w:hyperlink r:id="rId217">
         <w:r>
           <w:rPr>
+            <w:rtl/>
+            <w:cs/>
             <w:lang w:val="ar_AE" w:bidi="ar_AE"/>
           </w:rPr>
           <w:rPr>
@@ -7652,6 +9350,8 @@
       </w:hyperlink>
       <w:r>
         <w:rPr>
+          <w:rtl/>
+          <w:cs/>
           <w:lang w:val="ar_AE" w:bidi="ar_AE"/>
         </w:rPr>
         <w:t>). الناس المتّحدين بالمسيح، ما عليهم خوف لا من الدينونة الحالية ولا من الدينونة النهائية (</w:t>
@@ -7659,6 +9359,8 @@
       <w:hyperlink r:id="rId218">
         <w:r>
           <w:rPr>
+            <w:rtl/>
+            <w:cs/>
             <w:lang w:val="ar_AE" w:bidi="ar_AE"/>
           </w:rPr>
           <w:rPr>
@@ -7670,6 +9372,8 @@
       </w:hyperlink>
       <w:r>
         <w:rPr>
+          <w:rtl/>
+          <w:cs/>
           <w:lang w:val="ar_AE" w:bidi="ar_AE"/>
         </w:rPr>
         <w:t>). بالعكس، الدينونة الأخيرة حتكون وقت إعلان براءتهم النهائية (</w:t>
@@ -7677,6 +9381,8 @@
       <w:hyperlink r:id="rId219">
         <w:r>
           <w:rPr>
+            <w:rtl/>
+            <w:cs/>
             <w:lang w:val="ar_AE" w:bidi="ar_AE"/>
           </w:rPr>
           <w:rPr>
@@ -7688,6 +9394,8 @@
       </w:hyperlink>
       <w:r>
         <w:rPr>
+          <w:rtl/>
+          <w:cs/>
           <w:lang w:val="ar_AE" w:bidi="ar_AE"/>
         </w:rPr>
         <w:t xml:space="preserve">؛ </w:t>
@@ -7695,6 +9403,8 @@
       <w:hyperlink r:id="rId220">
         <w:r>
           <w:rPr>
+            <w:rtl/>
+            <w:cs/>
             <w:lang w:val="ar_AE" w:bidi="ar_AE"/>
           </w:rPr>
           <w:rPr>
@@ -7706,6 +9416,8 @@
       </w:hyperlink>
       <w:r>
         <w:rPr>
+          <w:rtl/>
+          <w:cs/>
           <w:lang w:val="ar_AE" w:bidi="ar_AE"/>
         </w:rPr>
         <w:t>). وعلى الأساس دا، الرجاء دا ما بس نتيجة للإنجيل، بل جزء أصيل منه (</w:t>
@@ -7713,6 +9425,8 @@
       <w:hyperlink r:id="rId143">
         <w:r>
           <w:rPr>
+            <w:rtl/>
+            <w:cs/>
             <w:lang w:val="ar_AE" w:bidi="ar_AE"/>
           </w:rPr>
           <w:rPr>
@@ -7724,6 +9438,8 @@
       </w:hyperlink>
       <w:r>
         <w:rPr>
+          <w:rtl/>
+          <w:cs/>
           <w:lang w:val="ar_AE" w:bidi="ar_AE"/>
         </w:rPr>
         <w:t>). ممكن يكون شكلو للناس إنو الناس الماتو بعد ما آمنوا بالإنجيل (</w:t>
@@ -7731,6 +9447,8 @@
       <w:hyperlink r:id="rId221">
         <w:r>
           <w:rPr>
+            <w:rtl/>
+            <w:cs/>
             <w:lang w:val="ar_AE" w:bidi="ar_AE"/>
           </w:rPr>
           <w:rPr>
@@ -7742,6 +9460,8 @@
       </w:hyperlink>
       <w:r>
         <w:rPr>
+          <w:rtl/>
+          <w:cs/>
           <w:lang w:val="ar_AE" w:bidi="ar_AE"/>
         </w:rPr>
         <w:t>) شاركوا في نفس مصير الكل، أو إنو عليهم دينونة زي الأشرار. لكن الحقيقة هي إنو استجابتهم لرسالة الإنجيل بتأكّد إنو الرب الجايي حيقبلهم (</w:t>
@@ -7749,6 +9469,8 @@
       <w:hyperlink r:id="rId222">
         <w:r>
           <w:rPr>
+            <w:rtl/>
+            <w:cs/>
             <w:lang w:val="ar_AE" w:bidi="ar_AE"/>
           </w:rPr>
           <w:rPr>
@@ -7760,6 +9482,8 @@
       </w:hyperlink>
       <w:r>
         <w:rPr>
+          <w:rtl/>
+          <w:cs/>
           <w:lang w:val="ar_AE" w:bidi="ar_AE"/>
         </w:rPr>
         <w:t>-</w:t>
@@ -7767,6 +9491,8 @@
       <w:hyperlink r:id="rId222">
         <w:r>
           <w:rPr>
+            <w:rtl/>
+            <w:cs/>
             <w:lang w:val="ar_AE" w:bidi="ar_AE"/>
           </w:rPr>
           <w:rPr>
@@ -7778,6 +9504,8 @@
       </w:hyperlink>
       <w:r>
         <w:rPr>
+          <w:rtl/>
+          <w:cs/>
           <w:lang w:val="ar_AE" w:bidi="ar_AE"/>
         </w:rPr>
         <w:t xml:space="preserve">؛ </w:t>
@@ -7785,6 +9513,8 @@
       <w:hyperlink r:id="rId223">
         <w:r>
           <w:rPr>
+            <w:rtl/>
+            <w:cs/>
             <w:lang w:val="ar_AE" w:bidi="ar_AE"/>
           </w:rPr>
           <w:rPr>
@@ -7796,6 +9526,8 @@
       </w:hyperlink>
       <w:r>
         <w:rPr>
+          <w:rtl/>
+          <w:cs/>
           <w:lang w:val="ar_AE" w:bidi="ar_AE"/>
         </w:rPr>
         <w:t>)، وإنو عندهم نصيب مضمون في ميراث سماوي ما بفنى (</w:t>
@@ -7803,6 +9535,8 @@
       <w:hyperlink r:id="rId224">
         <w:r>
           <w:rPr>
+            <w:rtl/>
+            <w:cs/>
             <w:lang w:val="ar_AE" w:bidi="ar_AE"/>
           </w:rPr>
           <w:rPr>
@@ -7814,17 +9548,23 @@
       </w:hyperlink>
       <w:r>
         <w:rPr>
+          <w:rtl/>
+          <w:cs/>
           <w:lang w:val="ar_AE" w:bidi="ar_AE"/>
         </w:rPr>
         <w:t>).</w:t>
       </w:r>
       <w:r>
         <w:rPr>
-          <w:lang w:val="ar_AE" w:bidi="ar_AE"/>
-        </w:rPr>
-      </w:r>
-      <w:r>
-        <w:rPr>
+          <w:rtl/>
+          <w:cs/>
+          <w:lang w:val="ar_AE" w:bidi="ar_AE"/>
+        </w:rPr>
+      </w:r>
+      <w:r>
+        <w:rPr>
+          <w:rtl/>
+          <w:cs/>
           <w:lang w:val="ar_AE" w:bidi="ar_AE"/>
         </w:rPr>
       </w:r>
